--- a/4/BD/ТИАБД_ПР2_АлбахтинИВ.docx
+++ b/4/BD/ТИАБД_ПР2_АлбахтинИВ.docx
@@ -1,6 +1,6 @@
 
 <file path=word/document.xml><?xml version="1.0" encoding="utf-8"?>
-<w:document xmlns:wpc="http://schemas.microsoft.com/office/word/2010/wordprocessingCanvas" xmlns:cx="http://schemas.microsoft.com/office/drawing/2014/chartex" xmlns:cx1="http://schemas.microsoft.com/office/drawing/2015/9/8/chartex" xmlns:cx2="http://schemas.microsoft.com/office/drawing/2015/10/21/chartex" xmlns:cx3="http://schemas.microsoft.com/office/drawing/2016/5/9/chartex" xmlns:cx4="http://schemas.microsoft.com/office/drawing/2016/5/10/chartex" xmlns:cx5="http://schemas.microsoft.com/office/drawing/2016/5/11/chartex" xmlns:cx6="http://schemas.microsoft.com/office/drawing/2016/5/12/chartex" xmlns:cx7="http://schemas.microsoft.com/office/drawing/2016/5/13/chartex" xmlns:cx8="http://schemas.microsoft.com/office/drawing/2016/5/14/chartex" xmlns:mc="http://schemas.openxmlformats.org/markup-compatibility/2006" xmlns:aink="http://schemas.microsoft.com/office/drawing/2016/ink" xmlns:am3d="http://schemas.microsoft.com/office/drawing/2017/model3d" xmlns:o="urn:schemas-microsoft-com:office:office" xmlns:oel="http://schemas.microsoft.com/office/2019/extlst" xmlns:r="http://schemas.openxmlformats.org/officeDocument/2006/relationships" xmlns:m="http://schemas.openxmlformats.org/officeDocument/2006/math" xmlns:v="urn:schemas-microsoft-com:vml" xmlns:wp14="http://schemas.microsoft.com/office/word/2010/wordprocessingDrawing" xmlns:wp="http://schemas.openxmlformats.org/drawingml/2006/wordprocessingDrawing" xmlns:w10="urn:schemas-microsoft-com:office:word" xmlns:w="http://schemas.openxmlformats.org/wordprocessingml/2006/main" xmlns:w14="http://schemas.microsoft.com/office/word/2010/wordml" xmlns:w15="http://schemas.microsoft.com/office/word/2012/wordml" xmlns:w16cex="http://schemas.microsoft.com/office/word/2018/wordml/cex" xmlns:w16cid="http://schemas.microsoft.com/office/word/2016/wordml/cid" xmlns:w16="http://schemas.microsoft.com/office/word/2018/wordml" xmlns:w16du="http://schemas.microsoft.com/office/word/2023/wordml/word16du" xmlns:w16sdtdh="http://schemas.microsoft.com/office/word/2020/wordml/sdtdatahash" xmlns:w16sdtfl="http://schemas.microsoft.com/office/word/2024/wordml/sdtformatlock" xmlns:w16se="http://schemas.microsoft.com/office/word/2015/wordml/symex" xmlns:wpg="http://schemas.microsoft.com/office/word/2010/wordprocessingGroup" xmlns:wpi="http://schemas.microsoft.com/office/word/2010/wordprocessingInk" xmlns:wne="http://schemas.microsoft.com/office/word/2006/wordml" xmlns:wps="http://schemas.microsoft.com/office/word/2010/wordprocessingShape" mc:Ignorable="w14 w15 w16se w16cid w16 w16cex w16sdtdh w16sdtfl w16du wp14">
+<w:document xmlns:wpc="http://schemas.microsoft.com/office/word/2010/wordprocessingCanvas" xmlns:cx="http://schemas.microsoft.com/office/drawing/2014/chartex" xmlns:cx1="http://schemas.microsoft.com/office/drawing/2015/9/8/chartex" xmlns:cx2="http://schemas.microsoft.com/office/drawing/2015/10/21/chartex" xmlns:cx3="http://schemas.microsoft.com/office/drawing/2016/5/9/chartex" xmlns:cx4="http://schemas.microsoft.com/office/drawing/2016/5/10/chartex" xmlns:cx5="http://schemas.microsoft.com/office/drawing/2016/5/11/chartex" xmlns:cx6="http://schemas.microsoft.com/office/drawing/2016/5/12/chartex" xmlns:cx7="http://schemas.microsoft.com/office/drawing/2016/5/13/chartex" xmlns:cx8="http://schemas.microsoft.com/office/drawing/2016/5/14/chartex" xmlns:mc="http://schemas.openxmlformats.org/markup-compatibility/2006" xmlns:aink="http://schemas.microsoft.com/office/drawing/2016/ink" xmlns:am3d="http://schemas.microsoft.com/office/drawing/2017/model3d" xmlns:o="urn:schemas-microsoft-com:office:office" xmlns:r="http://schemas.openxmlformats.org/officeDocument/2006/relationships" xmlns:m="http://schemas.openxmlformats.org/officeDocument/2006/math" xmlns:v="urn:schemas-microsoft-com:vml" xmlns:wp14="http://schemas.microsoft.com/office/word/2010/wordprocessingDrawing" xmlns:wp="http://schemas.openxmlformats.org/drawingml/2006/wordprocessingDrawing" xmlns:w10="urn:schemas-microsoft-com:office:word" xmlns:w="http://schemas.openxmlformats.org/wordprocessingml/2006/main" xmlns:w14="http://schemas.microsoft.com/office/word/2010/wordml" xmlns:w15="http://schemas.microsoft.com/office/word/2012/wordml" xmlns:w16cex="http://schemas.microsoft.com/office/word/2018/wordml/cex" xmlns:w16cid="http://schemas.microsoft.com/office/word/2016/wordml/cid" xmlns:w16="http://schemas.microsoft.com/office/word/2018/wordml" xmlns:w16sdtdh="http://schemas.microsoft.com/office/word/2020/wordml/sdtdatahash" xmlns:w16se="http://schemas.microsoft.com/office/word/2015/wordml/symex" xmlns:wpg="http://schemas.microsoft.com/office/word/2010/wordprocessingGroup" xmlns:wpi="http://schemas.microsoft.com/office/word/2010/wordprocessingInk" xmlns:wne="http://schemas.microsoft.com/office/word/2006/wordml" xmlns:wps="http://schemas.microsoft.com/office/word/2010/wordprocessingShape" mc:Ignorable="w14 w15 w16se w16cid w16 w16cex w16sdtdh wp14">
   <w:body>
     <w:tbl>
       <w:tblPr>
@@ -48,7 +48,7 @@
                 <w14:ligatures w14:val="none"/>
               </w:rPr>
               <w:drawing>
-                <wp:inline distT="0" distB="0" distL="0" distR="0" wp14:anchorId="6C3DB29B" wp14:editId="724E64B8">
+                <wp:inline distT="0" distB="0" distL="0" distR="0" wp14:anchorId="6C3DB29B" wp14:editId="15F9D959">
                   <wp:extent cx="1066800" cy="1066800"/>
                   <wp:effectExtent l="0" t="0" r="0" b="0"/>
                   <wp:docPr id="298370851" name="Рисунок 3"/>
@@ -293,7 +293,7 @@
                     </wp:inline>
                   </w:drawing>
                 </mc:Choice>
-                <mc:Fallback>
+                <mc:Fallback xmlns:w16sdtfl="http://schemas.microsoft.com/office/word/2024/wordml/sdtformatlock" xmlns:w16du="http://schemas.microsoft.com/office/word/2023/wordml/word16du" xmlns:oel="http://schemas.microsoft.com/office/2019/extlst">
                   <w:pict>
                     <v:line w14:anchorId="69D82686" id="Прямая соединительная линия 2" o:spid="_x0000_s1026" style="flip:y;visibility:visible;mso-wrap-style:square;mso-left-percent:-10001;mso-top-percent:-10001;mso-position-horizontal:absolute;mso-position-horizontal-relative:char;mso-position-vertical:absolute;mso-position-vertical-relative:line;mso-left-percent:-10001;mso-top-percent:-10001" from="0,0" to="441pt,.1pt" o:gfxdata="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" strokeweight="3pt">
                       <v:stroke linestyle="thinThin"/>
@@ -350,7 +350,7 @@
         <w:rPr>
           <w:b/>
         </w:rPr>
-        <w:t>Кафедра прикладной математики</w:t>
+        <w:t>Кафедра квантовых информационных технологий, практической и прикладной информатики (ККИТПиПИ)</w:t>
       </w:r>
     </w:p>
     <w:p>
@@ -682,7 +682,7 @@
               <w:rPr>
                 <w:sz w:val="24"/>
               </w:rPr>
-              <w:t>Воронцов Ю.А.</w:t>
+              <w:t>Приходько Н.А.</w:t>
             </w:r>
           </w:p>
         </w:tc>
@@ -879,7 +879,7 @@
       <w:pPr>
         <w:widowControl w:val="0"/>
         <w:suppressAutoHyphens/>
-        <w:spacing w:before="2120" w:line="240" w:lineRule="auto"/>
+        <w:spacing w:before="1880" w:line="240" w:lineRule="auto"/>
         <w:ind w:firstLine="0"/>
         <w:jc w:val="center"/>
         <w:rPr>
@@ -931,11 +931,13 @@
         <w:tabs>
           <w:tab w:val="right" w:leader="dot" w:pos="9350"/>
         </w:tabs>
+        <w:spacing w:after="60" w:line="240" w:lineRule="auto"/>
         <w:rPr>
-          <w:rFonts w:asciiTheme="minorHAnsi" w:eastAsiaTheme="minorEastAsia" w:hAnsiTheme="minorHAnsi" w:cstheme="minorBidi"/>
+          <w:rFonts w:eastAsiaTheme="minorEastAsia"/>
           <w:noProof/>
-          <w:color w:val="auto"/>
-          <w:sz w:val="24"/>
+          <w:kern w:val="0"/>
+          <w:szCs w:val="22"/>
+          <w14:ligatures w14:val="none"/>
         </w:rPr>
       </w:pPr>
       <w:r>
@@ -947,11 +949,13 @@
       <w:r>
         <w:fldChar w:fldCharType="separate"/>
       </w:r>
-      <w:hyperlink w:anchor="_Toc242710547" w:history="1">
+      <w:hyperlink w:anchor="_Toc243253144" w:history="1">
         <w:r>
           <w:rPr>
             <w:rStyle w:val="a4"/>
             <w:noProof/>
+            <w:color w:val="000000"/>
+            <w:u w:val="none"/>
           </w:rPr>
           <w:t>1 Цель и выполненные задания</w:t>
         </w:r>
@@ -974,7 +978,7 @@
             <w:noProof/>
             <w:webHidden/>
           </w:rPr>
-          <w:instrText xml:space="preserve"> PAGEREF _Toc242710547 \h </w:instrText>
+          <w:instrText xml:space="preserve"> PAGEREF _Toc243253144 \h </w:instrText>
         </w:r>
         <w:r>
           <w:rPr>
@@ -1011,18 +1015,22 @@
         <w:tabs>
           <w:tab w:val="right" w:leader="dot" w:pos="9350"/>
         </w:tabs>
+        <w:spacing w:after="60" w:line="240" w:lineRule="auto"/>
         <w:rPr>
-          <w:rFonts w:asciiTheme="minorHAnsi" w:eastAsiaTheme="minorEastAsia" w:hAnsiTheme="minorHAnsi" w:cstheme="minorBidi"/>
+          <w:rFonts w:eastAsiaTheme="minorEastAsia"/>
           <w:noProof/>
-          <w:color w:val="auto"/>
-          <w:sz w:val="24"/>
+          <w:kern w:val="0"/>
+          <w:szCs w:val="22"/>
+          <w14:ligatures w14:val="none"/>
         </w:rPr>
       </w:pPr>
-      <w:hyperlink w:anchor="_Toc242710548" w:history="1">
+      <w:hyperlink w:anchor="_Toc243253145" w:history="1">
         <w:r>
           <w:rPr>
             <w:rStyle w:val="a4"/>
             <w:noProof/>
+            <w:color w:val="000000"/>
+            <w:u w:val="none"/>
           </w:rPr>
           <w:t>2 Источники и диагностика данных</w:t>
         </w:r>
@@ -1045,7 +1053,7 @@
             <w:noProof/>
             <w:webHidden/>
           </w:rPr>
-          <w:instrText xml:space="preserve"> PAGEREF _Toc242710548 \h </w:instrText>
+          <w:instrText xml:space="preserve"> PAGEREF _Toc243253145 \h </w:instrText>
         </w:r>
         <w:r>
           <w:rPr>
@@ -1082,18 +1090,22 @@
         <w:tabs>
           <w:tab w:val="right" w:leader="dot" w:pos="9350"/>
         </w:tabs>
+        <w:spacing w:after="60" w:line="240" w:lineRule="auto"/>
         <w:rPr>
-          <w:rFonts w:asciiTheme="minorHAnsi" w:eastAsiaTheme="minorEastAsia" w:hAnsiTheme="minorHAnsi" w:cstheme="minorBidi"/>
+          <w:rFonts w:eastAsiaTheme="minorEastAsia"/>
           <w:noProof/>
-          <w:color w:val="auto"/>
-          <w:sz w:val="24"/>
+          <w:kern w:val="0"/>
+          <w:szCs w:val="22"/>
+          <w14:ligatures w14:val="none"/>
         </w:rPr>
       </w:pPr>
-      <w:hyperlink w:anchor="_Toc242710549" w:history="1">
+      <w:hyperlink w:anchor="_Toc243253146" w:history="1">
         <w:r>
           <w:rPr>
             <w:rStyle w:val="a4"/>
             <w:noProof/>
+            <w:color w:val="000000"/>
+            <w:u w:val="none"/>
           </w:rPr>
           <w:t>3 Столбчатая диаграмма Plotly</w:t>
         </w:r>
@@ -1116,7 +1128,7 @@
             <w:noProof/>
             <w:webHidden/>
           </w:rPr>
-          <w:instrText xml:space="preserve"> PAGEREF _Toc242710549 \h </w:instrText>
+          <w:instrText xml:space="preserve"> PAGEREF _Toc243253146 \h </w:instrText>
         </w:r>
         <w:r>
           <w:rPr>
@@ -1153,18 +1165,22 @@
         <w:tabs>
           <w:tab w:val="right" w:leader="dot" w:pos="9350"/>
         </w:tabs>
+        <w:spacing w:after="60" w:line="240" w:lineRule="auto"/>
         <w:rPr>
-          <w:rFonts w:asciiTheme="minorHAnsi" w:eastAsiaTheme="minorEastAsia" w:hAnsiTheme="minorHAnsi" w:cstheme="minorBidi"/>
+          <w:rFonts w:eastAsiaTheme="minorEastAsia"/>
           <w:noProof/>
-          <w:color w:val="auto"/>
-          <w:sz w:val="24"/>
+          <w:kern w:val="0"/>
+          <w:szCs w:val="22"/>
+          <w14:ligatures w14:val="none"/>
         </w:rPr>
       </w:pPr>
-      <w:hyperlink w:anchor="_Toc242710550" w:history="1">
+      <w:hyperlink w:anchor="_Toc243253147" w:history="1">
         <w:r>
           <w:rPr>
             <w:rStyle w:val="a4"/>
             <w:noProof/>
+            <w:color w:val="000000"/>
+            <w:u w:val="none"/>
           </w:rPr>
           <w:t>4 Круговая диаграмма Plotly</w:t>
         </w:r>
@@ -1187,7 +1203,7 @@
             <w:noProof/>
             <w:webHidden/>
           </w:rPr>
-          <w:instrText xml:space="preserve"> PAGEREF _Toc242710550 \h </w:instrText>
+          <w:instrText xml:space="preserve"> PAGEREF _Toc243253147 \h </w:instrText>
         </w:r>
         <w:r>
           <w:rPr>
@@ -1224,18 +1240,22 @@
         <w:tabs>
           <w:tab w:val="right" w:leader="dot" w:pos="9350"/>
         </w:tabs>
+        <w:spacing w:after="60" w:line="240" w:lineRule="auto"/>
         <w:rPr>
-          <w:rFonts w:asciiTheme="minorHAnsi" w:eastAsiaTheme="minorEastAsia" w:hAnsiTheme="minorHAnsi" w:cstheme="minorBidi"/>
+          <w:rFonts w:eastAsiaTheme="minorEastAsia"/>
           <w:noProof/>
-          <w:color w:val="auto"/>
-          <w:sz w:val="24"/>
+          <w:kern w:val="0"/>
+          <w:szCs w:val="22"/>
+          <w14:ligatures w14:val="none"/>
         </w:rPr>
       </w:pPr>
-      <w:hyperlink w:anchor="_Toc242710551" w:history="1">
+      <w:hyperlink w:anchor="_Toc243253148" w:history="1">
         <w:r>
           <w:rPr>
             <w:rStyle w:val="a4"/>
             <w:noProof/>
+            <w:color w:val="000000"/>
+            <w:u w:val="none"/>
           </w:rPr>
           <w:t>5 Линейные графики Matplotlib</w:t>
         </w:r>
@@ -1258,7 +1278,7 @@
             <w:noProof/>
             <w:webHidden/>
           </w:rPr>
-          <w:instrText xml:space="preserve"> PAGEREF _Toc242710551 \h </w:instrText>
+          <w:instrText xml:space="preserve"> PAGEREF _Toc243253148 \h </w:instrText>
         </w:r>
         <w:r>
           <w:rPr>
@@ -1295,18 +1315,22 @@
         <w:tabs>
           <w:tab w:val="right" w:leader="dot" w:pos="9350"/>
         </w:tabs>
+        <w:spacing w:after="60" w:line="240" w:lineRule="auto"/>
         <w:rPr>
-          <w:rFonts w:asciiTheme="minorHAnsi" w:eastAsiaTheme="minorEastAsia" w:hAnsiTheme="minorHAnsi" w:cstheme="minorBidi"/>
+          <w:rFonts w:eastAsiaTheme="minorEastAsia"/>
           <w:noProof/>
-          <w:color w:val="auto"/>
-          <w:sz w:val="24"/>
+          <w:kern w:val="0"/>
+          <w:szCs w:val="22"/>
+          <w14:ligatures w14:val="none"/>
         </w:rPr>
       </w:pPr>
-      <w:hyperlink w:anchor="_Toc242710552" w:history="1">
+      <w:hyperlink w:anchor="_Toc243253149" w:history="1">
         <w:r>
           <w:rPr>
             <w:rStyle w:val="a4"/>
             <w:noProof/>
+            <w:color w:val="000000"/>
+            <w:u w:val="none"/>
           </w:rPr>
           <w:t>6 Визуализация t-SNE</w:t>
         </w:r>
@@ -1329,7 +1353,7 @@
             <w:noProof/>
             <w:webHidden/>
           </w:rPr>
-          <w:instrText xml:space="preserve"> PAGEREF _Toc242710552 \h </w:instrText>
+          <w:instrText xml:space="preserve"> PAGEREF _Toc243253149 \h </w:instrText>
         </w:r>
         <w:r>
           <w:rPr>
@@ -1366,18 +1390,22 @@
         <w:tabs>
           <w:tab w:val="right" w:leader="dot" w:pos="9350"/>
         </w:tabs>
+        <w:spacing w:after="60" w:line="240" w:lineRule="auto"/>
         <w:rPr>
-          <w:rFonts w:asciiTheme="minorHAnsi" w:eastAsiaTheme="minorEastAsia" w:hAnsiTheme="minorHAnsi" w:cstheme="minorBidi"/>
+          <w:rFonts w:eastAsiaTheme="minorEastAsia"/>
           <w:noProof/>
-          <w:color w:val="auto"/>
-          <w:sz w:val="24"/>
+          <w:kern w:val="0"/>
+          <w:szCs w:val="22"/>
+          <w14:ligatures w14:val="none"/>
         </w:rPr>
       </w:pPr>
-      <w:hyperlink w:anchor="_Toc242710553" w:history="1">
+      <w:hyperlink w:anchor="_Toc243253150" w:history="1">
         <w:r>
           <w:rPr>
             <w:rStyle w:val="a4"/>
             <w:noProof/>
+            <w:color w:val="000000"/>
+            <w:u w:val="none"/>
           </w:rPr>
           <w:t>7 Визуализация UMAP</w:t>
         </w:r>
@@ -1400,7 +1428,7 @@
             <w:noProof/>
             <w:webHidden/>
           </w:rPr>
-          <w:instrText xml:space="preserve"> PAGEREF _Toc242710553 \h </w:instrText>
+          <w:instrText xml:space="preserve"> PAGEREF _Toc243253150 \h </w:instrText>
         </w:r>
         <w:r>
           <w:rPr>
@@ -1437,18 +1465,22 @@
         <w:tabs>
           <w:tab w:val="right" w:leader="dot" w:pos="9350"/>
         </w:tabs>
+        <w:spacing w:after="60" w:line="240" w:lineRule="auto"/>
         <w:rPr>
-          <w:rFonts w:asciiTheme="minorHAnsi" w:eastAsiaTheme="minorEastAsia" w:hAnsiTheme="minorHAnsi" w:cstheme="minorBidi"/>
+          <w:rFonts w:eastAsiaTheme="minorEastAsia"/>
           <w:noProof/>
-          <w:color w:val="auto"/>
-          <w:sz w:val="24"/>
+          <w:kern w:val="0"/>
+          <w:szCs w:val="22"/>
+          <w14:ligatures w14:val="none"/>
         </w:rPr>
       </w:pPr>
-      <w:hyperlink w:anchor="_Toc242710554" w:history="1">
+      <w:hyperlink w:anchor="_Toc243253151" w:history="1">
         <w:r>
           <w:rPr>
             <w:rStyle w:val="a4"/>
             <w:noProof/>
+            <w:color w:val="000000"/>
+            <w:u w:val="none"/>
           </w:rPr>
           <w:t>8 Время и качество проекций</w:t>
         </w:r>
@@ -1471,7 +1503,7 @@
             <w:noProof/>
             <w:webHidden/>
           </w:rPr>
-          <w:instrText xml:space="preserve"> PAGEREF _Toc242710554 \h </w:instrText>
+          <w:instrText xml:space="preserve"> PAGEREF _Toc243253151 \h </w:instrText>
         </w:r>
         <w:r>
           <w:rPr>
@@ -1508,18 +1540,22 @@
         <w:tabs>
           <w:tab w:val="right" w:leader="dot" w:pos="9350"/>
         </w:tabs>
+        <w:spacing w:after="60" w:line="240" w:lineRule="auto"/>
         <w:rPr>
-          <w:rFonts w:asciiTheme="minorHAnsi" w:eastAsiaTheme="minorEastAsia" w:hAnsiTheme="minorHAnsi" w:cstheme="minorBidi"/>
+          <w:rFonts w:eastAsiaTheme="minorEastAsia"/>
           <w:noProof/>
-          <w:color w:val="auto"/>
-          <w:sz w:val="24"/>
+          <w:kern w:val="0"/>
+          <w:szCs w:val="22"/>
+          <w14:ligatures w14:val="none"/>
         </w:rPr>
       </w:pPr>
-      <w:hyperlink w:anchor="_Toc242710555" w:history="1">
+      <w:hyperlink w:anchor="_Toc243253152" w:history="1">
         <w:r>
           <w:rPr>
             <w:rStyle w:val="a4"/>
             <w:noProof/>
+            <w:color w:val="000000"/>
+            <w:u w:val="none"/>
           </w:rPr>
           <w:t>9 Выводы и ограничения</w:t>
         </w:r>
@@ -1542,7 +1578,7 @@
             <w:noProof/>
             <w:webHidden/>
           </w:rPr>
-          <w:instrText xml:space="preserve"> PAGEREF _Toc242710555 \h </w:instrText>
+          <w:instrText xml:space="preserve"> PAGEREF _Toc243253152 \h </w:instrText>
         </w:r>
         <w:r>
           <w:rPr>
@@ -1579,18 +1615,22 @@
         <w:tabs>
           <w:tab w:val="right" w:leader="dot" w:pos="9350"/>
         </w:tabs>
+        <w:spacing w:after="60" w:line="240" w:lineRule="auto"/>
         <w:rPr>
-          <w:rFonts w:asciiTheme="minorHAnsi" w:eastAsiaTheme="minorEastAsia" w:hAnsiTheme="minorHAnsi" w:cstheme="minorBidi"/>
+          <w:rFonts w:eastAsiaTheme="minorEastAsia"/>
           <w:noProof/>
-          <w:color w:val="auto"/>
-          <w:sz w:val="24"/>
+          <w:kern w:val="0"/>
+          <w:szCs w:val="22"/>
+          <w14:ligatures w14:val="none"/>
         </w:rPr>
       </w:pPr>
-      <w:hyperlink w:anchor="_Toc242710556" w:history="1">
+      <w:hyperlink w:anchor="_Toc243253153" w:history="1">
         <w:r>
           <w:rPr>
             <w:rStyle w:val="a4"/>
             <w:noProof/>
+            <w:color w:val="000000"/>
+            <w:u w:val="none"/>
           </w:rPr>
           <w:t>Ответы на контрольные вопросы по визуализации</w:t>
         </w:r>
@@ -1613,7 +1653,7 @@
             <w:noProof/>
             <w:webHidden/>
           </w:rPr>
-          <w:instrText xml:space="preserve"> PAGEREF _Toc242710556 \h </w:instrText>
+          <w:instrText xml:space="preserve"> PAGEREF _Toc243253153 \h </w:instrText>
         </w:r>
         <w:r>
           <w:rPr>
@@ -1650,18 +1690,22 @@
         <w:tabs>
           <w:tab w:val="right" w:leader="dot" w:pos="9350"/>
         </w:tabs>
+        <w:spacing w:after="60" w:line="240" w:lineRule="auto"/>
         <w:rPr>
-          <w:rFonts w:asciiTheme="minorHAnsi" w:eastAsiaTheme="minorEastAsia" w:hAnsiTheme="minorHAnsi" w:cstheme="minorBidi"/>
+          <w:rFonts w:eastAsiaTheme="minorEastAsia"/>
           <w:noProof/>
-          <w:color w:val="auto"/>
-          <w:sz w:val="24"/>
+          <w:kern w:val="0"/>
+          <w:szCs w:val="22"/>
+          <w14:ligatures w14:val="none"/>
         </w:rPr>
       </w:pPr>
-      <w:hyperlink w:anchor="_Toc242710557" w:history="1">
+      <w:hyperlink w:anchor="_Toc243253154" w:history="1">
         <w:r>
           <w:rPr>
             <w:rStyle w:val="a4"/>
             <w:noProof/>
+            <w:color w:val="000000"/>
+            <w:u w:val="none"/>
           </w:rPr>
           <w:t>Источники и приложения по визуализации</w:t>
         </w:r>
@@ -1684,7 +1728,7 @@
             <w:noProof/>
             <w:webHidden/>
           </w:rPr>
-          <w:instrText xml:space="preserve"> PAGEREF _Toc242710557 \h </w:instrText>
+          <w:instrText xml:space="preserve"> PAGEREF _Toc243253154 \h </w:instrText>
         </w:r>
         <w:r>
           <w:rPr>
@@ -1721,18 +1765,22 @@
         <w:tabs>
           <w:tab w:val="right" w:leader="dot" w:pos="9350"/>
         </w:tabs>
+        <w:spacing w:after="60" w:line="240" w:lineRule="auto"/>
         <w:rPr>
-          <w:rFonts w:asciiTheme="minorHAnsi" w:eastAsiaTheme="minorEastAsia" w:hAnsiTheme="minorHAnsi" w:cstheme="minorBidi"/>
+          <w:rFonts w:eastAsiaTheme="minorEastAsia"/>
           <w:noProof/>
-          <w:color w:val="auto"/>
-          <w:sz w:val="24"/>
+          <w:kern w:val="0"/>
+          <w:szCs w:val="22"/>
+          <w14:ligatures w14:val="none"/>
         </w:rPr>
       </w:pPr>
-      <w:hyperlink w:anchor="_Toc242710558" w:history="1">
+      <w:hyperlink w:anchor="_Toc243253155" w:history="1">
         <w:r>
           <w:rPr>
             <w:rStyle w:val="a4"/>
             <w:noProof/>
+            <w:color w:val="000000"/>
+            <w:u w:val="none"/>
           </w:rPr>
           <w:t>10 Цель и задачи системы хранения данных</w:t>
         </w:r>
@@ -1755,7 +1803,7 @@
             <w:noProof/>
             <w:webHidden/>
           </w:rPr>
-          <w:instrText xml:space="preserve"> PAGEREF _Toc242710558 \h </w:instrText>
+          <w:instrText xml:space="preserve"> PAGEREF _Toc243253155 \h </w:instrText>
         </w:r>
         <w:r>
           <w:rPr>
@@ -1792,18 +1840,22 @@
         <w:tabs>
           <w:tab w:val="right" w:leader="dot" w:pos="9350"/>
         </w:tabs>
+        <w:spacing w:after="60" w:line="240" w:lineRule="auto"/>
         <w:rPr>
-          <w:rFonts w:asciiTheme="minorHAnsi" w:eastAsiaTheme="minorEastAsia" w:hAnsiTheme="minorHAnsi" w:cstheme="minorBidi"/>
+          <w:rFonts w:eastAsiaTheme="minorEastAsia"/>
           <w:noProof/>
-          <w:color w:val="auto"/>
-          <w:sz w:val="24"/>
+          <w:kern w:val="0"/>
+          <w:szCs w:val="22"/>
+          <w14:ligatures w14:val="none"/>
         </w:rPr>
       </w:pPr>
-      <w:hyperlink w:anchor="_Toc242710559" w:history="1">
+      <w:hyperlink w:anchor="_Toc243253156" w:history="1">
         <w:r>
           <w:rPr>
             <w:rStyle w:val="a4"/>
             <w:noProof/>
+            <w:color w:val="000000"/>
+            <w:u w:val="none"/>
           </w:rPr>
           <w:t>11 Виртуальная инфраструктура</w:t>
         </w:r>
@@ -1826,7 +1878,7 @@
             <w:noProof/>
             <w:webHidden/>
           </w:rPr>
-          <w:instrText xml:space="preserve"> PAGEREF _Toc242710559 \h </w:instrText>
+          <w:instrText xml:space="preserve"> PAGEREF _Toc243253156 \h </w:instrText>
         </w:r>
         <w:r>
           <w:rPr>
@@ -1863,20 +1915,24 @@
         <w:tabs>
           <w:tab w:val="right" w:leader="dot" w:pos="9350"/>
         </w:tabs>
+        <w:spacing w:after="60" w:line="240" w:lineRule="auto"/>
         <w:rPr>
-          <w:rFonts w:asciiTheme="minorHAnsi" w:eastAsiaTheme="minorEastAsia" w:hAnsiTheme="minorHAnsi" w:cstheme="minorBidi"/>
+          <w:rFonts w:eastAsiaTheme="minorEastAsia"/>
           <w:noProof/>
-          <w:color w:val="auto"/>
-          <w:sz w:val="24"/>
+          <w:kern w:val="0"/>
+          <w:szCs w:val="22"/>
+          <w14:ligatures w14:val="none"/>
         </w:rPr>
       </w:pPr>
-      <w:hyperlink w:anchor="_Toc242710560" w:history="1">
+      <w:hyperlink w:anchor="_Toc243253157" w:history="1">
         <w:r>
           <w:rPr>
             <w:rStyle w:val="a4"/>
             <w:noProof/>
-          </w:rPr>
-          <w:t>12 Схема и импорт данных</w:t>
+            <w:color w:val="000000"/>
+            <w:u w:val="none"/>
+          </w:rPr>
+          <w:t>12 Установка официального кластера Arenadata</w:t>
         </w:r>
         <w:r>
           <w:rPr>
@@ -1897,7 +1953,7 @@
             <w:noProof/>
             <w:webHidden/>
           </w:rPr>
-          <w:instrText xml:space="preserve"> PAGEREF _Toc242710560 \h </w:instrText>
+          <w:instrText xml:space="preserve"> PAGEREF _Toc243253157 \h </w:instrText>
         </w:r>
         <w:r>
           <w:rPr>
@@ -1917,7 +1973,7 @@
             <w:noProof/>
             <w:webHidden/>
           </w:rPr>
-          <w:t>23</w:t>
+          <w:t>21</w:t>
         </w:r>
         <w:r>
           <w:rPr>
@@ -1934,20 +1990,24 @@
         <w:tabs>
           <w:tab w:val="right" w:leader="dot" w:pos="9350"/>
         </w:tabs>
+        <w:spacing w:after="60" w:line="240" w:lineRule="auto"/>
         <w:rPr>
-          <w:rFonts w:asciiTheme="minorHAnsi" w:eastAsiaTheme="minorEastAsia" w:hAnsiTheme="minorHAnsi" w:cstheme="minorBidi"/>
+          <w:rFonts w:eastAsiaTheme="minorEastAsia"/>
           <w:noProof/>
-          <w:color w:val="auto"/>
-          <w:sz w:val="24"/>
+          <w:kern w:val="0"/>
+          <w:szCs w:val="22"/>
+          <w14:ligatures w14:val="none"/>
         </w:rPr>
       </w:pPr>
-      <w:hyperlink w:anchor="_Toc242710561" w:history="1">
+      <w:hyperlink w:anchor="_Toc243253158" w:history="1">
         <w:r>
           <w:rPr>
             <w:rStyle w:val="a4"/>
             <w:noProof/>
-          </w:rPr>
-          <w:t>13 Аналитические SQL-задачи</w:t>
+            <w:color w:val="000000"/>
+            <w:u w:val="none"/>
+          </w:rPr>
+          <w:t>13 Схема и импорт данных</w:t>
         </w:r>
         <w:r>
           <w:rPr>
@@ -1968,7 +2028,7 @@
             <w:noProof/>
             <w:webHidden/>
           </w:rPr>
-          <w:instrText xml:space="preserve"> PAGEREF _Toc242710561 \h </w:instrText>
+          <w:instrText xml:space="preserve"> PAGEREF _Toc243253158 \h </w:instrText>
         </w:r>
         <w:r>
           <w:rPr>
@@ -1989,278 +2049,6 @@
             <w:webHidden/>
           </w:rPr>
           <w:t>23</w:t>
-        </w:r>
-        <w:r>
-          <w:rPr>
-            <w:noProof/>
-            <w:webHidden/>
-          </w:rPr>
-          <w:fldChar w:fldCharType="end"/>
-        </w:r>
-      </w:hyperlink>
-    </w:p>
-    <w:p>
-      <w:pPr>
-        <w:pStyle w:val="22"/>
-        <w:tabs>
-          <w:tab w:val="right" w:leader="dot" w:pos="9350"/>
-        </w:tabs>
-        <w:rPr>
-          <w:noProof/>
-        </w:rPr>
-      </w:pPr>
-      <w:hyperlink w:anchor="_Toc242710562" w:history="1">
-        <w:r>
-          <w:rPr>
-            <w:rStyle w:val="a4"/>
-            <w:noProof/>
-          </w:rPr>
-          <w:t>13.1 Топ товарных категорий по выручке</w:t>
-        </w:r>
-        <w:r>
-          <w:rPr>
-            <w:noProof/>
-            <w:webHidden/>
-          </w:rPr>
-          <w:tab/>
-        </w:r>
-        <w:r>
-          <w:rPr>
-            <w:noProof/>
-            <w:webHidden/>
-          </w:rPr>
-          <w:fldChar w:fldCharType="begin"/>
-        </w:r>
-        <w:r>
-          <w:rPr>
-            <w:noProof/>
-            <w:webHidden/>
-          </w:rPr>
-          <w:instrText xml:space="preserve"> PAGEREF _Toc242710562 \h </w:instrText>
-        </w:r>
-        <w:r>
-          <w:rPr>
-            <w:noProof/>
-            <w:webHidden/>
-          </w:rPr>
-        </w:r>
-        <w:r>
-          <w:rPr>
-            <w:noProof/>
-            <w:webHidden/>
-          </w:rPr>
-          <w:fldChar w:fldCharType="separate"/>
-        </w:r>
-        <w:r>
-          <w:rPr>
-            <w:noProof/>
-            <w:webHidden/>
-          </w:rPr>
-          <w:t>23</w:t>
-        </w:r>
-        <w:r>
-          <w:rPr>
-            <w:noProof/>
-            <w:webHidden/>
-          </w:rPr>
-          <w:fldChar w:fldCharType="end"/>
-        </w:r>
-      </w:hyperlink>
-    </w:p>
-    <w:p>
-      <w:pPr>
-        <w:pStyle w:val="22"/>
-        <w:tabs>
-          <w:tab w:val="right" w:leader="dot" w:pos="9350"/>
-        </w:tabs>
-        <w:rPr>
-          <w:noProof/>
-        </w:rPr>
-      </w:pPr>
-      <w:hyperlink w:anchor="_Toc242710563" w:history="1">
-        <w:r>
-          <w:rPr>
-            <w:rStyle w:val="a4"/>
-            <w:noProof/>
-          </w:rPr>
-          <w:t>13.2 Поведение покупателей при оплате</w:t>
-        </w:r>
-        <w:r>
-          <w:rPr>
-            <w:noProof/>
-            <w:webHidden/>
-          </w:rPr>
-          <w:tab/>
-        </w:r>
-        <w:r>
-          <w:rPr>
-            <w:noProof/>
-            <w:webHidden/>
-          </w:rPr>
-          <w:fldChar w:fldCharType="begin"/>
-        </w:r>
-        <w:r>
-          <w:rPr>
-            <w:noProof/>
-            <w:webHidden/>
-          </w:rPr>
-          <w:instrText xml:space="preserve"> PAGEREF _Toc242710563 \h </w:instrText>
-        </w:r>
-        <w:r>
-          <w:rPr>
-            <w:noProof/>
-            <w:webHidden/>
-          </w:rPr>
-        </w:r>
-        <w:r>
-          <w:rPr>
-            <w:noProof/>
-            <w:webHidden/>
-          </w:rPr>
-          <w:fldChar w:fldCharType="separate"/>
-        </w:r>
-        <w:r>
-          <w:rPr>
-            <w:noProof/>
-            <w:webHidden/>
-          </w:rPr>
-          <w:t>24</w:t>
-        </w:r>
-        <w:r>
-          <w:rPr>
-            <w:noProof/>
-            <w:webHidden/>
-          </w:rPr>
-          <w:fldChar w:fldCharType="end"/>
-        </w:r>
-      </w:hyperlink>
-    </w:p>
-    <w:p>
-      <w:pPr>
-        <w:pStyle w:val="22"/>
-        <w:tabs>
-          <w:tab w:val="right" w:leader="dot" w:pos="9350"/>
-        </w:tabs>
-        <w:rPr>
-          <w:noProof/>
-        </w:rPr>
-      </w:pPr>
-      <w:hyperlink w:anchor="_Toc242710564" w:history="1">
-        <w:r>
-          <w:rPr>
-            <w:rStyle w:val="a4"/>
-            <w:noProof/>
-          </w:rPr>
-          <w:t>13.3 Оценка в зависимости от срока доставки</w:t>
-        </w:r>
-        <w:r>
-          <w:rPr>
-            <w:noProof/>
-            <w:webHidden/>
-          </w:rPr>
-          <w:tab/>
-        </w:r>
-        <w:r>
-          <w:rPr>
-            <w:noProof/>
-            <w:webHidden/>
-          </w:rPr>
-          <w:fldChar w:fldCharType="begin"/>
-        </w:r>
-        <w:r>
-          <w:rPr>
-            <w:noProof/>
-            <w:webHidden/>
-          </w:rPr>
-          <w:instrText xml:space="preserve"> PAGEREF _Toc242710564 \h </w:instrText>
-        </w:r>
-        <w:r>
-          <w:rPr>
-            <w:noProof/>
-            <w:webHidden/>
-          </w:rPr>
-        </w:r>
-        <w:r>
-          <w:rPr>
-            <w:noProof/>
-            <w:webHidden/>
-          </w:rPr>
-          <w:fldChar w:fldCharType="separate"/>
-        </w:r>
-        <w:r>
-          <w:rPr>
-            <w:noProof/>
-            <w:webHidden/>
-          </w:rPr>
-          <w:t>25</w:t>
-        </w:r>
-        <w:r>
-          <w:rPr>
-            <w:noProof/>
-            <w:webHidden/>
-          </w:rPr>
-          <w:fldChar w:fldCharType="end"/>
-        </w:r>
-      </w:hyperlink>
-    </w:p>
-    <w:p>
-      <w:pPr>
-        <w:pStyle w:val="22"/>
-        <w:tabs>
-          <w:tab w:val="right" w:leader="dot" w:pos="9350"/>
-        </w:tabs>
-        <w:rPr>
-          <w:noProof/>
-        </w:rPr>
-      </w:pPr>
-      <w:hyperlink w:anchor="_Toc242710565" w:history="1">
-        <w:r>
-          <w:rPr>
-            <w:rStyle w:val="a4"/>
-            <w:noProof/>
-          </w:rPr>
-          <w:t>13.4 Рейтинг продавцов по заказам</w:t>
-        </w:r>
-        <w:r>
-          <w:rPr>
-            <w:noProof/>
-            <w:webHidden/>
-          </w:rPr>
-          <w:tab/>
-        </w:r>
-        <w:r>
-          <w:rPr>
-            <w:noProof/>
-            <w:webHidden/>
-          </w:rPr>
-          <w:fldChar w:fldCharType="begin"/>
-        </w:r>
-        <w:r>
-          <w:rPr>
-            <w:noProof/>
-            <w:webHidden/>
-          </w:rPr>
-          <w:instrText xml:space="preserve"> PAGEREF _Toc242710565 \h </w:instrText>
-        </w:r>
-        <w:r>
-          <w:rPr>
-            <w:noProof/>
-            <w:webHidden/>
-          </w:rPr>
-        </w:r>
-        <w:r>
-          <w:rPr>
-            <w:noProof/>
-            <w:webHidden/>
-          </w:rPr>
-          <w:fldChar w:fldCharType="separate"/>
-        </w:r>
-        <w:r>
-          <w:rPr>
-            <w:noProof/>
-            <w:webHidden/>
-          </w:rPr>
-          <w:t>26</w:t>
         </w:r>
         <w:r>
           <w:rPr>
@@ -2277,20 +2065,24 @@
         <w:tabs>
           <w:tab w:val="right" w:leader="dot" w:pos="9350"/>
         </w:tabs>
+        <w:spacing w:after="60" w:line="240" w:lineRule="auto"/>
         <w:rPr>
-          <w:rFonts w:asciiTheme="minorHAnsi" w:eastAsiaTheme="minorEastAsia" w:hAnsiTheme="minorHAnsi" w:cstheme="minorBidi"/>
+          <w:rFonts w:eastAsiaTheme="minorEastAsia"/>
           <w:noProof/>
-          <w:color w:val="auto"/>
-          <w:sz w:val="24"/>
+          <w:kern w:val="0"/>
+          <w:szCs w:val="22"/>
+          <w14:ligatures w14:val="none"/>
         </w:rPr>
       </w:pPr>
-      <w:hyperlink w:anchor="_Toc242710566" w:history="1">
+      <w:hyperlink w:anchor="_Toc243253159" w:history="1">
         <w:r>
           <w:rPr>
             <w:rStyle w:val="a4"/>
             <w:noProof/>
-          </w:rPr>
-          <w:t>14 Grafana и проверка мониторинга</w:t>
+            <w:color w:val="000000"/>
+            <w:u w:val="none"/>
+          </w:rPr>
+          <w:t>14 Аналитические SQL-задания</w:t>
         </w:r>
         <w:r>
           <w:rPr>
@@ -2311,7 +2103,7 @@
             <w:noProof/>
             <w:webHidden/>
           </w:rPr>
-          <w:instrText xml:space="preserve"> PAGEREF _Toc242710566 \h </w:instrText>
+          <w:instrText xml:space="preserve"> PAGEREF _Toc243253159 \h </w:instrText>
         </w:r>
         <w:r>
           <w:rPr>
@@ -2331,7 +2123,7 @@
             <w:noProof/>
             <w:webHidden/>
           </w:rPr>
-          <w:t>26</w:t>
+          <w:t>25</w:t>
         </w:r>
         <w:r>
           <w:rPr>
@@ -2348,20 +2140,24 @@
         <w:tabs>
           <w:tab w:val="right" w:leader="dot" w:pos="9350"/>
         </w:tabs>
+        <w:spacing w:after="60" w:line="240" w:lineRule="auto"/>
         <w:rPr>
-          <w:rFonts w:asciiTheme="minorHAnsi" w:eastAsiaTheme="minorEastAsia" w:hAnsiTheme="minorHAnsi" w:cstheme="minorBidi"/>
+          <w:rFonts w:eastAsiaTheme="minorEastAsia"/>
           <w:noProof/>
-          <w:color w:val="auto"/>
-          <w:sz w:val="24"/>
+          <w:kern w:val="0"/>
+          <w:szCs w:val="22"/>
+          <w14:ligatures w14:val="none"/>
         </w:rPr>
       </w:pPr>
-      <w:hyperlink w:anchor="_Toc242710567" w:history="1">
+      <w:hyperlink w:anchor="_Toc243253160" w:history="1">
         <w:r>
           <w:rPr>
             <w:rStyle w:val="a4"/>
             <w:noProof/>
-          </w:rPr>
-          <w:t>15 Выводы</w:t>
+            <w:color w:val="000000"/>
+            <w:u w:val="none"/>
+          </w:rPr>
+          <w:t>15 Визуализация в Grafana</w:t>
         </w:r>
         <w:r>
           <w:rPr>
@@ -2382,7 +2178,7 @@
             <w:noProof/>
             <w:webHidden/>
           </w:rPr>
-          <w:instrText xml:space="preserve"> PAGEREF _Toc242710567 \h </w:instrText>
+          <w:instrText xml:space="preserve"> PAGEREF _Toc243253160 \h </w:instrText>
         </w:r>
         <w:r>
           <w:rPr>
@@ -2402,7 +2198,7 @@
             <w:noProof/>
             <w:webHidden/>
           </w:rPr>
-          <w:t>27</w:t>
+          <w:t>28</w:t>
         </w:r>
         <w:r>
           <w:rPr>
@@ -2419,20 +2215,24 @@
         <w:tabs>
           <w:tab w:val="right" w:leader="dot" w:pos="9350"/>
         </w:tabs>
+        <w:spacing w:after="60" w:line="240" w:lineRule="auto"/>
         <w:rPr>
-          <w:rFonts w:asciiTheme="minorHAnsi" w:eastAsiaTheme="minorEastAsia" w:hAnsiTheme="minorHAnsi" w:cstheme="minorBidi"/>
+          <w:rFonts w:eastAsiaTheme="minorEastAsia"/>
           <w:noProof/>
-          <w:color w:val="auto"/>
-          <w:sz w:val="24"/>
+          <w:kern w:val="0"/>
+          <w:szCs w:val="22"/>
+          <w14:ligatures w14:val="none"/>
         </w:rPr>
       </w:pPr>
-      <w:hyperlink w:anchor="_Toc242710568" w:history="1">
+      <w:hyperlink w:anchor="_Toc243253161" w:history="1">
         <w:r>
           <w:rPr>
             <w:rStyle w:val="a4"/>
             <w:noProof/>
-          </w:rPr>
-          <w:t>Ответы на контрольные вопросы по хранению данных</w:t>
+            <w:color w:val="000000"/>
+            <w:u w:val="none"/>
+          </w:rPr>
+          <w:t>16 Выводы</w:t>
         </w:r>
         <w:r>
           <w:rPr>
@@ -2453,7 +2253,7 @@
             <w:noProof/>
             <w:webHidden/>
           </w:rPr>
-          <w:instrText xml:space="preserve"> PAGEREF _Toc242710568 \h </w:instrText>
+          <w:instrText xml:space="preserve"> PAGEREF _Toc243253161 \h </w:instrText>
         </w:r>
         <w:r>
           <w:rPr>
@@ -2473,7 +2273,7 @@
             <w:noProof/>
             <w:webHidden/>
           </w:rPr>
-          <w:t>28</w:t>
+          <w:t>30</w:t>
         </w:r>
         <w:r>
           <w:rPr>
@@ -2490,20 +2290,24 @@
         <w:tabs>
           <w:tab w:val="right" w:leader="dot" w:pos="9350"/>
         </w:tabs>
+        <w:spacing w:after="60" w:line="240" w:lineRule="auto"/>
         <w:rPr>
-          <w:rFonts w:asciiTheme="minorHAnsi" w:eastAsiaTheme="minorEastAsia" w:hAnsiTheme="minorHAnsi" w:cstheme="minorBidi"/>
+          <w:rFonts w:eastAsiaTheme="minorEastAsia"/>
           <w:noProof/>
-          <w:color w:val="auto"/>
-          <w:sz w:val="24"/>
+          <w:kern w:val="0"/>
+          <w:szCs w:val="22"/>
+          <w14:ligatures w14:val="none"/>
         </w:rPr>
       </w:pPr>
-      <w:hyperlink w:anchor="_Toc242710569" w:history="1">
+      <w:hyperlink w:anchor="_Toc243253162" w:history="1">
         <w:r>
           <w:rPr>
             <w:rStyle w:val="a4"/>
             <w:noProof/>
-          </w:rPr>
-          <w:t>Источники и приложения по хранению данных</w:t>
+            <w:color w:val="000000"/>
+            <w:u w:val="none"/>
+          </w:rPr>
+          <w:t>17 Ответы на контрольные вопросы по хранению данных</w:t>
         </w:r>
         <w:r>
           <w:rPr>
@@ -2524,7 +2328,7 @@
             <w:noProof/>
             <w:webHidden/>
           </w:rPr>
-          <w:instrText xml:space="preserve"> PAGEREF _Toc242710569 \h </w:instrText>
+          <w:instrText xml:space="preserve"> PAGEREF _Toc243253162 \h </w:instrText>
         </w:r>
         <w:r>
           <w:rPr>
@@ -2544,7 +2348,82 @@
             <w:noProof/>
             <w:webHidden/>
           </w:rPr>
-          <w:t>30</w:t>
+          <w:t>31</w:t>
+        </w:r>
+        <w:r>
+          <w:rPr>
+            <w:noProof/>
+            <w:webHidden/>
+          </w:rPr>
+          <w:fldChar w:fldCharType="end"/>
+        </w:r>
+      </w:hyperlink>
+    </w:p>
+    <w:p>
+      <w:pPr>
+        <w:pStyle w:val="12"/>
+        <w:tabs>
+          <w:tab w:val="right" w:leader="dot" w:pos="9350"/>
+        </w:tabs>
+        <w:spacing w:after="60" w:line="240" w:lineRule="auto"/>
+        <w:rPr>
+          <w:rFonts w:eastAsiaTheme="minorEastAsia"/>
+          <w:noProof/>
+          <w:kern w:val="0"/>
+          <w:szCs w:val="22"/>
+          <w14:ligatures w14:val="none"/>
+        </w:rPr>
+      </w:pPr>
+      <w:hyperlink w:anchor="_Toc243253163" w:history="1">
+        <w:r>
+          <w:rPr>
+            <w:rStyle w:val="a4"/>
+            <w:noProof/>
+            <w:color w:val="000000"/>
+            <w:u w:val="none"/>
+          </w:rPr>
+          <w:t>18 Источники и приложения</w:t>
+        </w:r>
+        <w:r>
+          <w:rPr>
+            <w:noProof/>
+            <w:webHidden/>
+          </w:rPr>
+          <w:tab/>
+        </w:r>
+        <w:r>
+          <w:rPr>
+            <w:noProof/>
+            <w:webHidden/>
+          </w:rPr>
+          <w:fldChar w:fldCharType="begin"/>
+        </w:r>
+        <w:r>
+          <w:rPr>
+            <w:noProof/>
+            <w:webHidden/>
+          </w:rPr>
+          <w:instrText xml:space="preserve"> PAGEREF _Toc243253163 \h </w:instrText>
+        </w:r>
+        <w:r>
+          <w:rPr>
+            <w:noProof/>
+            <w:webHidden/>
+          </w:rPr>
+        </w:r>
+        <w:r>
+          <w:rPr>
+            <w:noProof/>
+            <w:webHidden/>
+          </w:rPr>
+          <w:fldChar w:fldCharType="separate"/>
+        </w:r>
+        <w:r>
+          <w:rPr>
+            <w:noProof/>
+            <w:webHidden/>
+          </w:rPr>
+          <w:t>35</w:t>
         </w:r>
         <w:r>
           <w:rPr>
@@ -2570,7 +2449,7 @@
         <w:pStyle w:val="1"/>
         <w:pageBreakBefore/>
       </w:pPr>
-      <w:bookmarkStart w:id="0" w:name="_Toc242710547"/>
+      <w:bookmarkStart w:id="0" w:name="_Toc243253144"/>
       <w:r>
         <w:lastRenderedPageBreak/>
         <w:t>1 Цель и выполненные задания</w:t>
@@ -2589,7 +2468,7 @@
       <w:pPr>
         <w:pStyle w:val="1"/>
       </w:pPr>
-      <w:bookmarkStart w:id="1" w:name="_Toc242710548"/>
+      <w:bookmarkStart w:id="1" w:name="_Toc243253145"/>
       <w:r>
         <w:t>2 Источники и диагностика данных</w:t>
       </w:r>
@@ -2970,7 +2849,7 @@
       <w:pPr>
         <w:pStyle w:val="1"/>
       </w:pPr>
-      <w:bookmarkStart w:id="2" w:name="_Toc242710549"/>
+      <w:bookmarkStart w:id="2" w:name="_Toc243253146"/>
       <w:r>
         <w:t>3 Столбчатая диаграмма Plotly</w:t>
       </w:r>
@@ -3100,7 +2979,7 @@
       <w:pPr>
         <w:pStyle w:val="1"/>
       </w:pPr>
-      <w:bookmarkStart w:id="3" w:name="_Toc242710550"/>
+      <w:bookmarkStart w:id="3" w:name="_Toc243253147"/>
       <w:r>
         <w:lastRenderedPageBreak/>
         <w:t>4 Круговая диаграмма Plotly</w:t>
@@ -3500,7 +3379,7 @@
       <w:pPr>
         <w:pStyle w:val="1"/>
       </w:pPr>
-      <w:bookmarkStart w:id="4" w:name="_Toc242710551"/>
+      <w:bookmarkStart w:id="4" w:name="_Toc243253148"/>
       <w:r>
         <w:lastRenderedPageBreak/>
         <w:t>5 Линейные графики Matplotlib</w:t>
@@ -3594,7 +3473,7 @@
       <w:pPr>
         <w:pStyle w:val="1"/>
       </w:pPr>
-      <w:bookmarkStart w:id="5" w:name="_Toc242710552"/>
+      <w:bookmarkStart w:id="5" w:name="_Toc243253149"/>
       <w:r>
         <w:lastRenderedPageBreak/>
         <w:t>6 Визуализация t-SNE</w:t>
@@ -3688,7 +3567,7 @@
       <w:pPr>
         <w:pStyle w:val="1"/>
       </w:pPr>
-      <w:bookmarkStart w:id="6" w:name="_Toc242710553"/>
+      <w:bookmarkStart w:id="6" w:name="_Toc243253150"/>
       <w:r>
         <w:t>7 Визуализация UMAP</w:t>
       </w:r>
@@ -3774,7 +3653,7 @@
       <w:pPr>
         <w:pStyle w:val="1"/>
       </w:pPr>
-      <w:bookmarkStart w:id="7" w:name="_Toc242710554"/>
+      <w:bookmarkStart w:id="7" w:name="_Toc243253151"/>
       <w:r>
         <w:t>8 Время и качество проекций</w:t>
       </w:r>
@@ -4697,7 +4576,7 @@
       <w:pPr>
         <w:pStyle w:val="1"/>
       </w:pPr>
-      <w:bookmarkStart w:id="8" w:name="_Toc242710555"/>
+      <w:bookmarkStart w:id="8" w:name="_Toc243253152"/>
       <w:r>
         <w:t>9 Выводы и ограничения</w:t>
       </w:r>
@@ -4764,7 +4643,7 @@
       <w:pPr>
         <w:pStyle w:val="1"/>
       </w:pPr>
-      <w:bookmarkStart w:id="9" w:name="_Toc242710556"/>
+      <w:bookmarkStart w:id="9" w:name="_Toc243253153"/>
       <w:r>
         <w:t>Ответы на контрольные вопросы по визуализации</w:t>
       </w:r>
@@ -5416,7 +5295,7 @@
       <w:pPr>
         <w:pStyle w:val="1"/>
       </w:pPr>
-      <w:bookmarkStart w:id="10" w:name="_Toc242710557"/>
+      <w:bookmarkStart w:id="10" w:name="_Toc243253154"/>
       <w:r>
         <w:t>Источники и приложения по визуализации</w:t>
       </w:r>
@@ -5461,34 +5340,38 @@
         <w:pStyle w:val="1"/>
         <w:pageBreakBefore/>
       </w:pPr>
-      <w:bookmarkStart w:id="11" w:name="_Toc242123750"/>
-      <w:bookmarkStart w:id="12" w:name="_Toc242710558"/>
+      <w:bookmarkStart w:id="11" w:name="_Toc243253155"/>
       <w:r>
         <w:lastRenderedPageBreak/>
         <w:t>10 Цель и задачи системы хранения данных</w:t>
       </w:r>
       <w:bookmarkEnd w:id="11"/>
+    </w:p>
+    <w:p>
+      <w:pPr>
+        <w:pStyle w:val="ReportBody"/>
+      </w:pPr>
+      <w:r>
+        <w:t>Цель работы — развернуть систему хранения данных на Ubuntu Server, установить Arenadata PostgreSQL через Arenadata Cluster Manager, загрузить связанные CSV Olist в базу ecommerce, выполнить аналитические SQL-задания и представить результаты на дашборде Grafana.</w:t>
+      </w:r>
+    </w:p>
+    <w:p>
+      <w:pPr>
+        <w:pStyle w:val="ReportBody"/>
+      </w:pPr>
+      <w:r>
+        <w:t>Выполнены настройка виртуальной машины и сети, установка официальных бандлов SSH Common и ADPG, создание public-схемы, импорт 11 таблиц, четыре аналитических запроса, четыре обязательные и две дополнительные панели. Результаты получены на стенде 18 октября 2026 года.</w:t>
+      </w:r>
+    </w:p>
+    <w:p>
+      <w:pPr>
+        <w:pStyle w:val="1"/>
+      </w:pPr>
+      <w:bookmarkStart w:id="12" w:name="_Toc243253156"/>
+      <w:r>
+        <w:t>11 Виртуальная инфраструктура</w:t>
+      </w:r>
       <w:bookmarkEnd w:id="12"/>
-    </w:p>
-    <w:p>
-      <w:pPr>
-        <w:pStyle w:val="ReportBody"/>
-      </w:pPr>
-      <w:r>
-        <w:t>Цель работы — развернуть серверное окружение, подготовить схему и импортировать взаимосвязанные CSV, выполнить четыре аналитические SQL-задачи и собрать дашборд Grafana. Все сервисы и данные созданы заново в отдельной виртуальной машине для Албахтина И.В.; результаты запросов сохранены после фактического выполнения.</w:t>
-      </w:r>
-    </w:p>
-    <w:p>
-      <w:pPr>
-        <w:pStyle w:val="1"/>
-      </w:pPr>
-      <w:bookmarkStart w:id="13" w:name="_Toc242123751"/>
-      <w:bookmarkStart w:id="14" w:name="_Toc242710559"/>
-      <w:r>
-        <w:t>11 Виртуальная инфраструктура</w:t>
-      </w:r>
-      <w:bookmarkEnd w:id="13"/>
-      <w:bookmarkEnd w:id="14"/>
     </w:p>
     <w:p>
       <w:pPr>
@@ -5506,7 +5389,7 @@
         <w:spacing w:before="120" w:after="60"/>
       </w:pPr>
       <w:r>
-        <w:t>Таблица 5 – Конфигурация стенда</w:t>
+        <w:t>Таблица 5 – Конфигурация виртуальной машины</w:t>
       </w:r>
     </w:p>
     <w:tbl>
@@ -5581,7 +5464,7 @@
               <w:pStyle w:val="ReportTable"/>
             </w:pPr>
             <w:r>
-              <w:t>Имя VM</w:t>
+              <w:t>Имя ВМ</w:t>
             </w:r>
           </w:p>
         </w:tc>
@@ -5616,7 +5499,7 @@
               <w:pStyle w:val="ReportTable"/>
             </w:pPr>
             <w:r>
-              <w:t>UUID VM</w:t>
+              <w:t>ОС</w:t>
             </w:r>
           </w:p>
         </w:tc>
@@ -5631,7 +5514,7 @@
               <w:jc w:val="center"/>
             </w:pPr>
             <w:r>
-              <w:t>40603a5d-2404-4561-a4d6-02d13a8b388d</w:t>
+              <w:t>Ubuntu Server 22.04.5 LTS</w:t>
             </w:r>
           </w:p>
         </w:tc>
@@ -5651,7 +5534,7 @@
               <w:pStyle w:val="ReportTable"/>
             </w:pPr>
             <w:r>
-              <w:t>ОС</w:t>
+              <w:t>Ресурсы</w:t>
             </w:r>
           </w:p>
         </w:tc>
@@ -5666,7 +5549,7 @@
               <w:jc w:val="center"/>
             </w:pPr>
             <w:r>
-              <w:t>Ubuntu Server 22.04.5 LTS</w:t>
+              <w:t>2 vCPU; 4 ГБ RAM; диск 40 ГБ</w:t>
             </w:r>
           </w:p>
         </w:tc>
@@ -5686,7 +5569,7 @@
               <w:pStyle w:val="ReportTable"/>
             </w:pPr>
             <w:r>
-              <w:t>Ресурсы</w:t>
+              <w:t>Адаптер 1</w:t>
             </w:r>
           </w:p>
         </w:tc>
@@ -5701,7 +5584,7 @@
               <w:jc w:val="center"/>
             </w:pPr>
             <w:r>
-              <w:t>2 vCPU, 4 ГБ RAM, VDI 40 ГБ</w:t>
+              <w:t>NAT; 10.0.2.15/24; доступ в Интернет</w:t>
             </w:r>
           </w:p>
         </w:tc>
@@ -5721,7 +5604,7 @@
               <w:pStyle w:val="ReportTable"/>
             </w:pPr>
             <w:r>
-              <w:t>Пользователь / hostname</w:t>
+              <w:t>Адаптер 2</w:t>
             </w:r>
           </w:p>
         </w:tc>
@@ -5736,7 +5619,7 @@
               <w:jc w:val="center"/>
             </w:pPr>
             <w:r>
-              <w:t>albakhtin / tiabd-albakhtin-iv</w:t>
+              <w:t>Host-Only; 192.168.56.103/24; доступ с Windows</w:t>
             </w:r>
           </w:p>
         </w:tc>
@@ -5756,7 +5639,7 @@
               <w:pStyle w:val="ReportTable"/>
             </w:pPr>
             <w:r>
-              <w:t>Сеть</w:t>
+              <w:t>Хост и пользователь</w:t>
             </w:r>
           </w:p>
         </w:tc>
@@ -5771,42 +5654,7 @@
               <w:jc w:val="center"/>
             </w:pPr>
             <w:r>
-              <w:t>NAT, 10.0.2.15; SSH через 127.0.0.1:2223</w:t>
-            </w:r>
-          </w:p>
-        </w:tc>
-      </w:tr>
-      <w:tr>
-        <w:trPr>
-          <w:cantSplit/>
-          <w:jc w:val="center"/>
-        </w:trPr>
-        <w:tc>
-          <w:tcPr>
-            <w:tcW w:w="2835" w:type="dxa"/>
-            <w:vAlign w:val="center"/>
-          </w:tcPr>
-          <w:p>
-            <w:pPr>
-              <w:pStyle w:val="ReportTable"/>
-            </w:pPr>
-            <w:r>
-              <w:t>PostgreSQL</w:t>
-            </w:r>
-          </w:p>
-        </w:tc>
-        <w:tc>
-          <w:tcPr>
-            <w:tcW w:w="6520" w:type="dxa"/>
-            <w:vAlign w:val="center"/>
-          </w:tcPr>
-          <w:p>
-            <w:pPr>
-              <w:pStyle w:val="ReportTable"/>
-              <w:jc w:val="center"/>
-            </w:pPr>
-            <w:r>
-              <w:t>PostgreSQL 16.15 (Debian 16.15-1.pgdg13+2)</w:t>
+              <w:t>tiabd-albakhtin-iv; albakhtin</w:t>
             </w:r>
           </w:p>
         </w:tc>
@@ -5819,7 +5667,7 @@
       </w:pPr>
       <w:r>
         <w:lastRenderedPageBreak/>
-        <w:t>На рисунке 7 представлен результат анализа.</w:t>
+        <w:t>На рисунке 7 показан результат выполнения на стенде.</w:t>
       </w:r>
     </w:p>
     <w:p>
@@ -5834,10 +5682,10 @@
           <w:noProof/>
         </w:rPr>
         <w:drawing>
-          <wp:inline distT="0" distB="0" distL="0" distR="0" wp14:anchorId="6F0E2CE4" wp14:editId="0DDD088A">
+          <wp:inline distT="0" distB="0" distL="0" distR="0" wp14:anchorId="316B0A77" wp14:editId="727D3F9C">
             <wp:extent cx="5760000" cy="4320000"/>
             <wp:effectExtent l="0" t="0" r="0" b="0"/>
-            <wp:docPr id="111705609" name="Picture 298370852"/>
+            <wp:docPr id="1" name="Picture 298370852"/>
             <wp:cNvGraphicFramePr>
               <a:graphicFrameLocks xmlns:a="http://schemas.openxmlformats.org/drawingml/2006/main" noChangeAspect="1"/>
             </wp:cNvGraphicFramePr>
@@ -5877,15 +5725,33 @@
         <w:spacing w:before="60" w:after="120"/>
       </w:pPr>
       <w:r>
-        <w:t>Рисунок 7 – Реальная консоль отдельной VM с параметрами стенда</w:t>
-      </w:r>
-    </w:p>
-    <w:p>
-      <w:pPr>
-        <w:pStyle w:val="ReportBody"/>
-      </w:pPr>
-      <w:r>
-        <w:t>В Docker Compose развернуты PostgreSQL, ADCM с отдельной служебной БД, postgres_exporter, Prometheus и Grafana. PostgreSQL использует официальный образ postgres:16. В ADCM загружен учебный community-бандл с действиями реальной проверки TCP-порта PostgreSQL и HTTP-доступности мониторинга. Промышленный бинарный дистрибутив Arenadata PostgreSQL в этом стенде не установлен.</w:t>
+        <w:t>Рисунок 7 – Параметры Ubuntu Server и два сетевых адаптера</w:t>
+      </w:r>
+    </w:p>
+    <w:p>
+      <w:pPr>
+        <w:pStyle w:val="1"/>
+      </w:pPr>
+      <w:bookmarkStart w:id="13" w:name="_Toc243253157"/>
+      <w:r>
+        <w:t>12 Установка официального кластера Arenadata</w:t>
+      </w:r>
+      <w:bookmarkEnd w:id="13"/>
+    </w:p>
+    <w:p>
+      <w:pPr>
+        <w:pStyle w:val="ReportBody"/>
+      </w:pPr>
+      <w:r>
+        <w:t>В ADCM 2.12.0 загружены официальный бандл ADPG 16.3_arenadata6.5_b2-1 Community и SSH Common 2.14-1 с downloads.arenadata.io. Созданы SSH-хостпровайдер, хост 192.168.56.103 и кластер TIABD Albakhtin IV ADPG. В выбранном бандле продукт отображается как ADP, а служба СУБД — ADPG.</w:t>
+      </w:r>
+    </w:p>
+    <w:p>
+      <w:pPr>
+        <w:pStyle w:val="ReportBody"/>
+      </w:pPr>
+      <w:r>
+        <w:t>На единственный учебный хост назначены ADPG, NTP Master, Prometheus Server, Grafana, Node Exporter и ADPG Exporters. Действие Install выполнено через ADCM и завершилось со статусом success. ADCM и его служебная база работают в Docker; ADPG и мониторинг установлены официальным бандлом как системные службы Ubuntu.</w:t>
       </w:r>
     </w:p>
     <w:p>
@@ -5904,7 +5770,8 @@
         <w:spacing w:before="120" w:after="60"/>
       </w:pPr>
       <w:r>
-        <w:t>Таблица 6 – Доступ к сервисам с Windows</w:t>
+        <w:lastRenderedPageBreak/>
+        <w:t>Таблица 6 – Установленные пакеты Arenadata</w:t>
       </w:r>
     </w:p>
     <w:tbl>
@@ -5916,8 +5783,8 @@
         <w:tblLook w:val="04A0" w:firstRow="1" w:lastRow="0" w:firstColumn="1" w:lastColumn="0" w:noHBand="0" w:noVBand="1"/>
       </w:tblPr>
       <w:tblGrid>
-        <w:gridCol w:w="2835"/>
-        <w:gridCol w:w="6520"/>
+        <w:gridCol w:w="3402"/>
+        <w:gridCol w:w="5953"/>
       </w:tblGrid>
       <w:tr>
         <w:trPr>
@@ -5927,7 +5794,7 @@
         </w:trPr>
         <w:tc>
           <w:tcPr>
-            <w:tcW w:w="2835" w:type="dxa"/>
+            <w:tcW w:w="3402" w:type="dxa"/>
             <w:vAlign w:val="center"/>
           </w:tcPr>
           <w:p>
@@ -5940,13 +5807,13 @@
               <w:rPr>
                 <w:b/>
               </w:rPr>
-              <w:t>Сервис</w:t>
-            </w:r>
-          </w:p>
-        </w:tc>
-        <w:tc>
-          <w:tcPr>
-            <w:tcW w:w="6520" w:type="dxa"/>
+              <w:t>Пакет</w:t>
+            </w:r>
+          </w:p>
+        </w:tc>
+        <w:tc>
+          <w:tcPr>
+            <w:tcW w:w="5953" w:type="dxa"/>
             <w:vAlign w:val="center"/>
           </w:tcPr>
           <w:p>
@@ -5959,7 +5826,7 @@
               <w:rPr>
                 <w:b/>
               </w:rPr>
-              <w:t>Локальный адрес</w:t>
+              <w:t>Фактическая версия</w:t>
             </w:r>
           </w:p>
         </w:tc>
@@ -5971,30 +5838,32 @@
         </w:trPr>
         <w:tc>
           <w:tcPr>
-            <w:tcW w:w="2835" w:type="dxa"/>
-            <w:vAlign w:val="center"/>
-          </w:tcPr>
-          <w:p>
-            <w:pPr>
-              <w:pStyle w:val="ReportTable"/>
-            </w:pPr>
-            <w:r>
-              <w:t>ADCM</w:t>
-            </w:r>
-          </w:p>
-        </w:tc>
-        <w:tc>
-          <w:tcPr>
-            <w:tcW w:w="6520" w:type="dxa"/>
-            <w:vAlign w:val="center"/>
-          </w:tcPr>
-          <w:p>
-            <w:pPr>
-              <w:pStyle w:val="ReportTable"/>
-              <w:jc w:val="center"/>
-            </w:pPr>
-            <w:r>
-              <w:t>http://127.0.0.1:8001</w:t>
+            <w:tcW w:w="3402" w:type="dxa"/>
+            <w:vAlign w:val="center"/>
+          </w:tcPr>
+          <w:p>
+            <w:pPr>
+              <w:pStyle w:val="ReportTable"/>
+              <w:keepNext/>
+            </w:pPr>
+            <w:r>
+              <w:t>admprom-grafana</w:t>
+            </w:r>
+          </w:p>
+        </w:tc>
+        <w:tc>
+          <w:tcPr>
+            <w:tcW w:w="5953" w:type="dxa"/>
+            <w:vAlign w:val="center"/>
+          </w:tcPr>
+          <w:p>
+            <w:pPr>
+              <w:pStyle w:val="ReportTable"/>
+              <w:keepNext/>
+              <w:jc w:val="center"/>
+            </w:pPr>
+            <w:r>
+              <w:t>9.5.8-121+gitf31caed</w:t>
             </w:r>
           </w:p>
         </w:tc>
@@ -6006,30 +5875,32 @@
         </w:trPr>
         <w:tc>
           <w:tcPr>
-            <w:tcW w:w="2835" w:type="dxa"/>
-            <w:vAlign w:val="center"/>
-          </w:tcPr>
-          <w:p>
-            <w:pPr>
-              <w:pStyle w:val="ReportTable"/>
-            </w:pPr>
-            <w:r>
-              <w:t>PostgreSQL</w:t>
-            </w:r>
-          </w:p>
-        </w:tc>
-        <w:tc>
-          <w:tcPr>
-            <w:tcW w:w="6520" w:type="dxa"/>
-            <w:vAlign w:val="center"/>
-          </w:tcPr>
-          <w:p>
-            <w:pPr>
-              <w:pStyle w:val="ReportTable"/>
-              <w:jc w:val="center"/>
-            </w:pPr>
-            <w:r>
-              <w:t>127.0.0.1:5433</w:t>
+            <w:tcW w:w="3402" w:type="dxa"/>
+            <w:vAlign w:val="center"/>
+          </w:tcPr>
+          <w:p>
+            <w:pPr>
+              <w:pStyle w:val="ReportTable"/>
+              <w:keepNext/>
+            </w:pPr>
+            <w:r>
+              <w:t>admprom-prometheus</w:t>
+            </w:r>
+          </w:p>
+        </w:tc>
+        <w:tc>
+          <w:tcPr>
+            <w:tcW w:w="5953" w:type="dxa"/>
+            <w:vAlign w:val="center"/>
+          </w:tcPr>
+          <w:p>
+            <w:pPr>
+              <w:pStyle w:val="ReportTable"/>
+              <w:keepNext/>
+              <w:jc w:val="center"/>
+            </w:pPr>
+            <w:r>
+              <w:t>2.53.3-121+git1491d29</w:t>
             </w:r>
           </w:p>
         </w:tc>
@@ -6041,30 +5912,32 @@
         </w:trPr>
         <w:tc>
           <w:tcPr>
-            <w:tcW w:w="2835" w:type="dxa"/>
-            <w:vAlign w:val="center"/>
-          </w:tcPr>
-          <w:p>
-            <w:pPr>
-              <w:pStyle w:val="ReportTable"/>
-            </w:pPr>
-            <w:r>
-              <w:t>Prometheus</w:t>
-            </w:r>
-          </w:p>
-        </w:tc>
-        <w:tc>
-          <w:tcPr>
-            <w:tcW w:w="6520" w:type="dxa"/>
-            <w:vAlign w:val="center"/>
-          </w:tcPr>
-          <w:p>
-            <w:pPr>
-              <w:pStyle w:val="ReportTable"/>
-              <w:jc w:val="center"/>
-            </w:pPr>
-            <w:r>
-              <w:t>http://127.0.0.1:9091</w:t>
+            <w:tcW w:w="3402" w:type="dxa"/>
+            <w:vAlign w:val="center"/>
+          </w:tcPr>
+          <w:p>
+            <w:pPr>
+              <w:pStyle w:val="ReportTable"/>
+              <w:keepNext/>
+            </w:pPr>
+            <w:r>
+              <w:t>adpg16</w:t>
+            </w:r>
+          </w:p>
+        </w:tc>
+        <w:tc>
+          <w:tcPr>
+            <w:tcW w:w="5953" w:type="dxa"/>
+            <w:vAlign w:val="center"/>
+          </w:tcPr>
+          <w:p>
+            <w:pPr>
+              <w:pStyle w:val="ReportTable"/>
+              <w:keepNext/>
+              <w:jc w:val="center"/>
+            </w:pPr>
+            <w:r>
+              <w:t>16.3-arenadata1-102+git05ffe93</w:t>
             </w:r>
           </w:p>
         </w:tc>
@@ -6076,30 +5949,32 @@
         </w:trPr>
         <w:tc>
           <w:tcPr>
-            <w:tcW w:w="2835" w:type="dxa"/>
-            <w:vAlign w:val="center"/>
-          </w:tcPr>
-          <w:p>
-            <w:pPr>
-              <w:pStyle w:val="ReportTable"/>
-            </w:pPr>
-            <w:r>
-              <w:t>Grafana</w:t>
-            </w:r>
-          </w:p>
-        </w:tc>
-        <w:tc>
-          <w:tcPr>
-            <w:tcW w:w="6520" w:type="dxa"/>
-            <w:vAlign w:val="center"/>
-          </w:tcPr>
-          <w:p>
-            <w:pPr>
-              <w:pStyle w:val="ReportTable"/>
-              <w:jc w:val="center"/>
-            </w:pPr>
-            <w:r>
-              <w:t>http://127.0.0.1:11211</w:t>
+            <w:tcW w:w="3402" w:type="dxa"/>
+            <w:vAlign w:val="center"/>
+          </w:tcPr>
+          <w:p>
+            <w:pPr>
+              <w:pStyle w:val="ReportTable"/>
+              <w:keepNext/>
+            </w:pPr>
+            <w:r>
+              <w:t>adpg16-pgwatch2</w:t>
+            </w:r>
+          </w:p>
+        </w:tc>
+        <w:tc>
+          <w:tcPr>
+            <w:tcW w:w="5953" w:type="dxa"/>
+            <w:vAlign w:val="center"/>
+          </w:tcPr>
+          <w:p>
+            <w:pPr>
+              <w:pStyle w:val="ReportTable"/>
+              <w:keepNext/>
+              <w:jc w:val="center"/>
+            </w:pPr>
+            <w:r>
+              <w:t>1.14.0-arenadata1-222+git7fa4679</w:t>
             </w:r>
           </w:p>
         </w:tc>
@@ -6111,65 +5986,30 @@
         </w:trPr>
         <w:tc>
           <w:tcPr>
-            <w:tcW w:w="2835" w:type="dxa"/>
-            <w:vAlign w:val="center"/>
-          </w:tcPr>
-          <w:p>
-            <w:pPr>
-              <w:pStyle w:val="ReportTable"/>
-            </w:pPr>
-            <w:r>
-              <w:t>JupyterLab</w:t>
-            </w:r>
-          </w:p>
-        </w:tc>
-        <w:tc>
-          <w:tcPr>
-            <w:tcW w:w="6520" w:type="dxa"/>
-            <w:vAlign w:val="center"/>
-          </w:tcPr>
-          <w:p>
-            <w:pPr>
-              <w:pStyle w:val="ReportTable"/>
-              <w:jc w:val="center"/>
-            </w:pPr>
-            <w:r>
-              <w:t>http://127.0.0.1:8889</w:t>
-            </w:r>
-          </w:p>
-        </w:tc>
-      </w:tr>
-      <w:tr>
-        <w:trPr>
-          <w:cantSplit/>
-          <w:jc w:val="center"/>
-        </w:trPr>
-        <w:tc>
-          <w:tcPr>
-            <w:tcW w:w="2835" w:type="dxa"/>
-            <w:vAlign w:val="center"/>
-          </w:tcPr>
-          <w:p>
-            <w:pPr>
-              <w:pStyle w:val="ReportTable"/>
-            </w:pPr>
-            <w:r>
-              <w:t>Spark UI во время работы</w:t>
-            </w:r>
-          </w:p>
-        </w:tc>
-        <w:tc>
-          <w:tcPr>
-            <w:tcW w:w="6520" w:type="dxa"/>
-            <w:vAlign w:val="center"/>
-          </w:tcPr>
-          <w:p>
-            <w:pPr>
-              <w:pStyle w:val="ReportTable"/>
-              <w:jc w:val="center"/>
-            </w:pPr>
-            <w:r>
-              <w:t>http://127.0.0.1:4041</w:t>
+            <w:tcW w:w="3402" w:type="dxa"/>
+            <w:vAlign w:val="center"/>
+          </w:tcPr>
+          <w:p>
+            <w:pPr>
+              <w:pStyle w:val="ReportTable"/>
+            </w:pPr>
+            <w:r>
+              <w:t>adpg16-server</w:t>
+            </w:r>
+          </w:p>
+        </w:tc>
+        <w:tc>
+          <w:tcPr>
+            <w:tcW w:w="5953" w:type="dxa"/>
+            <w:vAlign w:val="center"/>
+          </w:tcPr>
+          <w:p>
+            <w:pPr>
+              <w:pStyle w:val="ReportTable"/>
+              <w:jc w:val="center"/>
+            </w:pPr>
+            <w:r>
+              <w:t>16.3-arenadata1-102+git05ffe93</w:t>
             </w:r>
           </w:p>
         </w:tc>
@@ -6181,8 +6021,7 @@
         <w:keepNext/>
       </w:pPr>
       <w:r>
-        <w:lastRenderedPageBreak/>
-        <w:t>На рисунке 8 представлен результат анализа.</w:t>
+        <w:t>На рисунке 8 показан результат выполнения на стенде.</w:t>
       </w:r>
     </w:p>
     <w:p>
@@ -6197,10 +6036,10 @@
           <w:noProof/>
         </w:rPr>
         <w:drawing>
-          <wp:inline distT="0" distB="0" distL="0" distR="0" wp14:anchorId="739D4436" wp14:editId="734EC0A7">
+          <wp:inline distT="0" distB="0" distL="0" distR="0" wp14:anchorId="49FE2F58" wp14:editId="376B1D8F">
             <wp:extent cx="5760000" cy="4320000"/>
             <wp:effectExtent l="0" t="0" r="0" b="0"/>
-            <wp:docPr id="461332841" name="Picture 298370853"/>
+            <wp:docPr id="3" name="Picture 298370853"/>
             <wp:cNvGraphicFramePr>
               <a:graphicFrameLocks xmlns:a="http://schemas.openxmlformats.org/drawingml/2006/main" noChangeAspect="1"/>
             </wp:cNvGraphicFramePr>
@@ -6240,7 +6079,7 @@
         <w:spacing w:before="60" w:after="120"/>
       </w:pPr>
       <w:r>
-        <w:t>Рисунок 8 – Новые контейнеры и успешные проверки PostgreSQL и мониторинга</w:t>
+        <w:t>Рисунок 8 – Службы ADPG и мониторинга и версии пакетов Arenadata</w:t>
       </w:r>
     </w:p>
     <w:p>
@@ -6249,7 +6088,8 @@
         <w:keepNext/>
       </w:pPr>
       <w:r>
-        <w:t>На рисунке 9 представлен результат анализа.</w:t>
+        <w:lastRenderedPageBreak/>
+        <w:t>На рисунке 9 показан результат выполнения на стенде.</w:t>
       </w:r>
     </w:p>
     <w:p>
@@ -6264,10 +6104,10 @@
           <w:noProof/>
         </w:rPr>
         <w:drawing>
-          <wp:inline distT="0" distB="0" distL="0" distR="0" wp14:anchorId="2F41BC62" wp14:editId="07E4BCDE">
+          <wp:inline distT="0" distB="0" distL="0" distR="0" wp14:anchorId="2359C194" wp14:editId="4564214F">
             <wp:extent cx="5760000" cy="3240000"/>
             <wp:effectExtent l="0" t="0" r="0" b="0"/>
-            <wp:docPr id="78914469" name="Picture 298370854"/>
+            <wp:docPr id="4" name="Picture 298370854"/>
             <wp:cNvGraphicFramePr>
               <a:graphicFrameLocks xmlns:a="http://schemas.openxmlformats.org/drawingml/2006/main" noChangeAspect="1"/>
             </wp:cNvGraphicFramePr>
@@ -6307,45 +6147,7 @@
         <w:spacing w:before="60" w:after="120"/>
       </w:pPr>
       <w:r>
-        <w:t>Рисунок 9 – Личный кластер учебного бандла в ADCM</w:t>
-      </w:r>
-    </w:p>
-    <w:p>
-      <w:pPr>
-        <w:pStyle w:val="1"/>
-      </w:pPr>
-      <w:bookmarkStart w:id="15" w:name="_Toc242123752"/>
-      <w:bookmarkStart w:id="16" w:name="_Toc242710560"/>
-      <w:r>
-        <w:lastRenderedPageBreak/>
-        <w:t>12 Схема и импорт данных</w:t>
-      </w:r>
-      <w:bookmarkEnd w:id="15"/>
-      <w:bookmarkEnd w:id="16"/>
-    </w:p>
-    <w:p>
-      <w:pPr>
-        <w:pStyle w:val="ReportBody"/>
-      </w:pPr>
-      <w:r>
-        <w:t>Исходные 11 CSV Olist сохранены без изменения содержимого; контрольные суммы приведены в source_inputs.json. Таблицы, первичные и внешние ключи созданы до импорта. Зависимые таблицы загружаются после справочников. Для отсутствующих переводов добавлены две категории с NULL-переводом. В leads_closed ссылки на отсутствующих продавцов заменены на NULL в промежуточной таблице; исходный CSV не изменён.</w:t>
-      </w:r>
-    </w:p>
-    <w:p>
-      <w:pPr>
-        <w:pStyle w:val="ReportCode"/>
-        <w:spacing w:before="80" w:after="120"/>
-      </w:pPr>
-      <w:r>
-        <w:t>docker compose exec -T adpg psql -U postgres -d ecommerce -f /sql/schema.sql</w:t>
-      </w:r>
-      <w:r>
-        <w:br/>
-        <w:t>docker compose exec -T adpg psql -U postgres -d ecommerce -f /sql/load.sql</w:t>
-      </w:r>
-      <w:r>
-        <w:br/>
-        <w:t>docker compose exec -T adpg psql -U postgres -d ecommerce -f /sql/analytics.sql</w:t>
+        <w:t>Рисунок 9 – Страница Cluster Overview со статусами служб официального кластера</w:t>
       </w:r>
     </w:p>
     <w:p>
@@ -6364,7 +6166,273 @@
         <w:spacing w:before="120" w:after="60"/>
       </w:pPr>
       <w:r>
-        <w:t>Таблица 7 – Фактически импортированные строки</w:t>
+        <w:t>Таблица 7 – Доступ к сервисам</w:t>
+      </w:r>
+    </w:p>
+    <w:tbl>
+      <w:tblPr>
+        <w:tblStyle w:val="a3"/>
+        <w:tblW w:w="0" w:type="auto"/>
+        <w:jc w:val="center"/>
+        <w:tblLayout w:type="fixed"/>
+        <w:tblLook w:val="04A0" w:firstRow="1" w:lastRow="0" w:firstColumn="1" w:lastColumn="0" w:noHBand="0" w:noVBand="1"/>
+      </w:tblPr>
+      <w:tblGrid>
+        <w:gridCol w:w="2835"/>
+        <w:gridCol w:w="6520"/>
+      </w:tblGrid>
+      <w:tr>
+        <w:trPr>
+          <w:cantSplit/>
+          <w:tblHeader/>
+          <w:jc w:val="center"/>
+        </w:trPr>
+        <w:tc>
+          <w:tcPr>
+            <w:tcW w:w="2835" w:type="dxa"/>
+            <w:vAlign w:val="center"/>
+          </w:tcPr>
+          <w:p>
+            <w:pPr>
+              <w:pStyle w:val="ReportTable"/>
+              <w:keepNext/>
+              <w:jc w:val="center"/>
+            </w:pPr>
+            <w:r>
+              <w:rPr>
+                <w:b/>
+              </w:rPr>
+              <w:t>Сервис</w:t>
+            </w:r>
+          </w:p>
+        </w:tc>
+        <w:tc>
+          <w:tcPr>
+            <w:tcW w:w="6520" w:type="dxa"/>
+            <w:vAlign w:val="center"/>
+          </w:tcPr>
+          <w:p>
+            <w:pPr>
+              <w:pStyle w:val="ReportTable"/>
+              <w:keepNext/>
+              <w:jc w:val="center"/>
+            </w:pPr>
+            <w:r>
+              <w:rPr>
+                <w:b/>
+              </w:rPr>
+              <w:t>Адрес с Windows</w:t>
+            </w:r>
+          </w:p>
+        </w:tc>
+      </w:tr>
+      <w:tr>
+        <w:trPr>
+          <w:cantSplit/>
+          <w:jc w:val="center"/>
+        </w:trPr>
+        <w:tc>
+          <w:tcPr>
+            <w:tcW w:w="2835" w:type="dxa"/>
+            <w:vAlign w:val="center"/>
+          </w:tcPr>
+          <w:p>
+            <w:pPr>
+              <w:pStyle w:val="ReportTable"/>
+              <w:keepNext/>
+            </w:pPr>
+            <w:r>
+              <w:t>ADCM</w:t>
+            </w:r>
+          </w:p>
+        </w:tc>
+        <w:tc>
+          <w:tcPr>
+            <w:tcW w:w="6520" w:type="dxa"/>
+            <w:vAlign w:val="center"/>
+          </w:tcPr>
+          <w:p>
+            <w:pPr>
+              <w:pStyle w:val="ReportTable"/>
+              <w:keepNext/>
+              <w:jc w:val="center"/>
+            </w:pPr>
+            <w:r>
+              <w:t>http://127.0.0.1:8001</w:t>
+            </w:r>
+          </w:p>
+        </w:tc>
+      </w:tr>
+      <w:tr>
+        <w:trPr>
+          <w:cantSplit/>
+          <w:jc w:val="center"/>
+        </w:trPr>
+        <w:tc>
+          <w:tcPr>
+            <w:tcW w:w="2835" w:type="dxa"/>
+            <w:vAlign w:val="center"/>
+          </w:tcPr>
+          <w:p>
+            <w:pPr>
+              <w:pStyle w:val="ReportTable"/>
+              <w:keepNext/>
+            </w:pPr>
+            <w:r>
+              <w:t>ADPG</w:t>
+            </w:r>
+          </w:p>
+        </w:tc>
+        <w:tc>
+          <w:tcPr>
+            <w:tcW w:w="6520" w:type="dxa"/>
+            <w:vAlign w:val="center"/>
+          </w:tcPr>
+          <w:p>
+            <w:pPr>
+              <w:pStyle w:val="ReportTable"/>
+              <w:keepNext/>
+              <w:jc w:val="center"/>
+            </w:pPr>
+            <w:r>
+              <w:t>127.0.0.1:5433; ecommerce</w:t>
+            </w:r>
+          </w:p>
+        </w:tc>
+      </w:tr>
+      <w:tr>
+        <w:trPr>
+          <w:cantSplit/>
+          <w:jc w:val="center"/>
+        </w:trPr>
+        <w:tc>
+          <w:tcPr>
+            <w:tcW w:w="2835" w:type="dxa"/>
+            <w:vAlign w:val="center"/>
+          </w:tcPr>
+          <w:p>
+            <w:pPr>
+              <w:pStyle w:val="ReportTable"/>
+              <w:keepNext/>
+            </w:pPr>
+            <w:r>
+              <w:t>Prometheus</w:t>
+            </w:r>
+          </w:p>
+        </w:tc>
+        <w:tc>
+          <w:tcPr>
+            <w:tcW w:w="6520" w:type="dxa"/>
+            <w:vAlign w:val="center"/>
+          </w:tcPr>
+          <w:p>
+            <w:pPr>
+              <w:pStyle w:val="ReportTable"/>
+              <w:keepNext/>
+              <w:jc w:val="center"/>
+            </w:pPr>
+            <w:r>
+              <w:t>http://192.168.56.103:11200</w:t>
+            </w:r>
+          </w:p>
+        </w:tc>
+      </w:tr>
+      <w:tr>
+        <w:trPr>
+          <w:cantSplit/>
+          <w:jc w:val="center"/>
+        </w:trPr>
+        <w:tc>
+          <w:tcPr>
+            <w:tcW w:w="2835" w:type="dxa"/>
+            <w:vAlign w:val="center"/>
+          </w:tcPr>
+          <w:p>
+            <w:pPr>
+              <w:pStyle w:val="ReportTable"/>
+            </w:pPr>
+            <w:r>
+              <w:t>Grafana</w:t>
+            </w:r>
+          </w:p>
+        </w:tc>
+        <w:tc>
+          <w:tcPr>
+            <w:tcW w:w="6520" w:type="dxa"/>
+            <w:vAlign w:val="center"/>
+          </w:tcPr>
+          <w:p>
+            <w:pPr>
+              <w:pStyle w:val="ReportTable"/>
+              <w:jc w:val="center"/>
+            </w:pPr>
+            <w:r>
+              <w:t>http://127.0.0.1:11211</w:t>
+            </w:r>
+          </w:p>
+        </w:tc>
+      </w:tr>
+    </w:tbl>
+    <w:p>
+      <w:pPr>
+        <w:pStyle w:val="1"/>
+      </w:pPr>
+      <w:bookmarkStart w:id="14" w:name="_Toc243253158"/>
+      <w:r>
+        <w:t>13 Схема и импорт данных</w:t>
+      </w:r>
+      <w:bookmarkEnd w:id="14"/>
+    </w:p>
+    <w:p>
+      <w:pPr>
+        <w:pStyle w:val="ReportBody"/>
+      </w:pPr>
+      <w:r>
+        <w:t>Сначала созданы таблицы public, первичные и внешние ключи, затем импортированы CSV. Данные загружены в порядке зависимостей: sellers, customers, geolocation, leads_qualified, product_category_name_translation, leads_closed, products, orders, order_items, order_reviews, order_payments. В методичке leads_closed повторяется в перечне; повторный импорт одной таблицы не выполняется, а leads_qualified необходима как родительская таблица маркетинговых лидов.</w:t>
+      </w:r>
+    </w:p>
+    <w:p>
+      <w:pPr>
+        <w:pStyle w:val="ReportBody"/>
+      </w:pPr>
+      <w:r>
+        <w:t xml:space="preserve">Исходные CSV сохранены без изменения. Для двух отсутствующих категорий добавлены записи словаря с NULL-переводом. Ссылки leads_closed на продавцов, отсутствующих в sellers, заменены на NULL при переносе из </w:t>
+      </w:r>
+      <w:r>
+        <w:lastRenderedPageBreak/>
+        <w:t>staging-таблицы. Остальные значения и число строк сохранены. Загрузка схемы и данных выполнена в одной транзакции с ON_ERROR_STOP; после импорта выполнен ANALYZE.</w:t>
+      </w:r>
+    </w:p>
+    <w:p>
+      <w:pPr>
+        <w:pStyle w:val="ReportCode"/>
+        <w:spacing w:before="80" w:after="120"/>
+      </w:pPr>
+      <w:r>
+        <w:t>sudo -u postgres /usr/lib/adpg16/bin/psql -h /tmp -d ecommerce \</w:t>
+      </w:r>
+      <w:r>
+        <w:br/>
+        <w:t xml:space="preserve">  -v ON_ERROR_STOP=1 -1 -f schema.sql -f load.sql</w:t>
+      </w:r>
+    </w:p>
+    <w:p>
+      <w:pPr>
+        <w:pStyle w:val="ReportBody"/>
+      </w:pPr>
+      <w:r>
+        <w:t>Результаты приведены в таблице 8.</w:t>
+      </w:r>
+    </w:p>
+    <w:p>
+      <w:pPr>
+        <w:pStyle w:val="ReportTableCaption"/>
+        <w:keepNext/>
+        <w:keepLines/>
+        <w:spacing w:before="120" w:after="60"/>
+      </w:pPr>
+      <w:r>
+        <w:t>Таблица 8 – Количество импортированных строк</w:t>
       </w:r>
     </w:p>
     <w:tbl>
@@ -6850,32 +6918,94 @@
         <w:pStyle w:val="ReportBody"/>
       </w:pPr>
       <w:r>
-        <w:t>Все 11 таблиц присутствуют в новой базе. Подтверждено 9 внешних ключей с convalidated=true. Импорт использует ON_ERROR_STOP, поэтому SQL-ошибка останавливает выполнение. ANALYZE обновляет статистику для планировщика после загрузки.</w:t>
+        <w:t>Проверены 11 первичных и 9 внешних ключей; все внешние ключи имеют convalidated=true. Схема получена непосредственно из системного каталога работающей базы командой show_schema.sql. Геолокация содержит несколько строк на почтовый индекс, поэтому индекс почты не используется как уникальный родительский ключ.</w:t>
+      </w:r>
+    </w:p>
+    <w:p>
+      <w:pPr>
+        <w:pStyle w:val="ReportBody"/>
+        <w:keepNext/>
+      </w:pPr>
+      <w:r>
+        <w:lastRenderedPageBreak/>
+        <w:t>На рисунке 10 показан результат выполнения на стенде.</w:t>
+      </w:r>
+    </w:p>
+    <w:p>
+      <w:pPr>
+        <w:keepNext/>
+        <w:spacing w:line="240" w:lineRule="auto"/>
+        <w:ind w:firstLine="0"/>
+        <w:jc w:val="center"/>
+      </w:pPr>
+      <w:r>
+        <w:rPr>
+          <w:noProof/>
+        </w:rPr>
+        <w:drawing>
+          <wp:inline distT="0" distB="0" distL="0" distR="0" wp14:anchorId="2D5EA5AC" wp14:editId="23068663">
+            <wp:extent cx="5760000" cy="4320000"/>
+            <wp:effectExtent l="0" t="0" r="0" b="0"/>
+            <wp:docPr id="5" name="Picture 298370855"/>
+            <wp:cNvGraphicFramePr>
+              <a:graphicFrameLocks xmlns:a="http://schemas.openxmlformats.org/drawingml/2006/main" noChangeAspect="1"/>
+            </wp:cNvGraphicFramePr>
+            <a:graphic xmlns:a="http://schemas.openxmlformats.org/drawingml/2006/main">
+              <a:graphicData uri="http://schemas.openxmlformats.org/drawingml/2006/picture">
+                <pic:pic xmlns:pic="http://schemas.openxmlformats.org/drawingml/2006/picture">
+                  <pic:nvPicPr>
+                    <pic:cNvPr id="0" name="05_schema.png"/>
+                    <pic:cNvPicPr/>
+                  </pic:nvPicPr>
+                  <pic:blipFill>
+                    <a:blip r:embed="rId18"/>
+                    <a:stretch>
+                      <a:fillRect/>
+                    </a:stretch>
+                  </pic:blipFill>
+                  <pic:spPr>
+                    <a:xfrm>
+                      <a:off x="0" y="0"/>
+                      <a:ext cx="5760000" cy="4320000"/>
+                    </a:xfrm>
+                    <a:prstGeom prst="rect">
+                      <a:avLst/>
+                    </a:prstGeom>
+                  </pic:spPr>
+                </pic:pic>
+              </a:graphicData>
+            </a:graphic>
+          </wp:inline>
+        </w:drawing>
+      </w:r>
+    </w:p>
+    <w:p>
+      <w:pPr>
+        <w:pStyle w:val="ReportFigureCaption"/>
+        <w:keepLines/>
+        <w:spacing w:before="60" w:after="120"/>
+      </w:pPr>
+      <w:r>
+        <w:t>Рисунок 10 – Таблицы и связи public-схемы в консоли psql установленного ADPG</w:t>
       </w:r>
     </w:p>
     <w:p>
       <w:pPr>
         <w:pStyle w:val="1"/>
       </w:pPr>
-      <w:bookmarkStart w:id="17" w:name="_Toc242123753"/>
-      <w:bookmarkStart w:id="18" w:name="_Toc242710561"/>
-      <w:r>
-        <w:t>13 Аналитические SQL-задачи</w:t>
-      </w:r>
-      <w:bookmarkEnd w:id="17"/>
-      <w:bookmarkEnd w:id="18"/>
-    </w:p>
-    <w:p>
-      <w:pPr>
-        <w:pStyle w:val="2"/>
-      </w:pPr>
-      <w:bookmarkStart w:id="19" w:name="_Toc242123754"/>
-      <w:bookmarkStart w:id="20" w:name="_Toc242710562"/>
-      <w:r>
-        <w:t>13.1 Топ товарных категорий по выручке</w:t>
-      </w:r>
-      <w:bookmarkEnd w:id="19"/>
-      <w:bookmarkEnd w:id="20"/>
+      <w:bookmarkStart w:id="15" w:name="_Toc243253159"/>
+      <w:r>
+        <w:t>14 Аналитические SQL-задания</w:t>
+      </w:r>
+      <w:bookmarkEnd w:id="15"/>
+    </w:p>
+    <w:p>
+      <w:pPr>
+        <w:pStyle w:val="210"/>
+      </w:pPr>
+      <w:r>
+        <w:t>14.1 Топ категорий по выручке</w:t>
+      </w:r>
     </w:p>
     <w:p>
       <w:pPr>
@@ -6907,9 +7037,6 @@
       </w:r>
       <w:r>
         <w:br/>
-      </w:r>
-      <w:r>
-        <w:lastRenderedPageBreak/>
         <w:t xml:space="preserve">  COUNT(*) AS items_count</w:t>
       </w:r>
       <w:r>
@@ -6946,7 +7073,7 @@
         <w:pStyle w:val="ReportBody"/>
       </w:pPr>
       <w:r>
-        <w:t>Результаты приведены в таблице 8.</w:t>
+        <w:t>Результаты приведены в таблице 9.</w:t>
       </w:r>
     </w:p>
     <w:p>
@@ -6957,7 +7084,8 @@
         <w:spacing w:before="120" w:after="60"/>
       </w:pPr>
       <w:r>
-        <w:t>Таблица 8 – Топ товарных категорий по выручке</w:t>
+        <w:lastRenderedPageBreak/>
+        <w:t>Таблица 9 – Топ категорий по выручке</w:t>
       </w:r>
     </w:p>
     <w:tbl>
@@ -6969,8 +7097,1011 @@
         <w:tblLook w:val="04A0" w:firstRow="1" w:lastRow="0" w:firstColumn="1" w:lastColumn="0" w:noHBand="0" w:noVBand="1"/>
       </w:tblPr>
       <w:tblGrid>
-        <w:gridCol w:w="3118"/>
-        <w:gridCol w:w="2268"/>
+        <w:gridCol w:w="2494"/>
+        <w:gridCol w:w="2324"/>
+        <w:gridCol w:w="1701"/>
+        <w:gridCol w:w="1417"/>
+        <w:gridCol w:w="1417"/>
+      </w:tblGrid>
+      <w:tr>
+        <w:trPr>
+          <w:cantSplit/>
+          <w:tblHeader/>
+          <w:jc w:val="center"/>
+        </w:trPr>
+        <w:tc>
+          <w:tcPr>
+            <w:tcW w:w="2494" w:type="dxa"/>
+            <w:vAlign w:val="center"/>
+          </w:tcPr>
+          <w:p>
+            <w:pPr>
+              <w:pStyle w:val="ReportTable"/>
+              <w:keepNext/>
+              <w:jc w:val="center"/>
+            </w:pPr>
+            <w:r>
+              <w:rPr>
+                <w:b/>
+              </w:rPr>
+              <w:t>Категория</w:t>
+            </w:r>
+          </w:p>
+        </w:tc>
+        <w:tc>
+          <w:tcPr>
+            <w:tcW w:w="2324" w:type="dxa"/>
+            <w:vAlign w:val="center"/>
+          </w:tcPr>
+          <w:p>
+            <w:pPr>
+              <w:pStyle w:val="ReportTable"/>
+              <w:keepNext/>
+              <w:jc w:val="center"/>
+            </w:pPr>
+            <w:r>
+              <w:rPr>
+                <w:b/>
+              </w:rPr>
+              <w:t>Перевод</w:t>
+            </w:r>
+          </w:p>
+        </w:tc>
+        <w:tc>
+          <w:tcPr>
+            <w:tcW w:w="1701" w:type="dxa"/>
+            <w:vAlign w:val="center"/>
+          </w:tcPr>
+          <w:p>
+            <w:pPr>
+              <w:pStyle w:val="ReportTable"/>
+              <w:keepNext/>
+              <w:jc w:val="center"/>
+            </w:pPr>
+            <w:r>
+              <w:rPr>
+                <w:b/>
+              </w:rPr>
+              <w:t>Выручка R$</w:t>
+            </w:r>
+          </w:p>
+        </w:tc>
+        <w:tc>
+          <w:tcPr>
+            <w:tcW w:w="1417" w:type="dxa"/>
+            <w:vAlign w:val="center"/>
+          </w:tcPr>
+          <w:p>
+            <w:pPr>
+              <w:pStyle w:val="ReportTable"/>
+              <w:keepNext/>
+              <w:jc w:val="center"/>
+            </w:pPr>
+            <w:r>
+              <w:rPr>
+                <w:b/>
+              </w:rPr>
+              <w:t>Заказы</w:t>
+            </w:r>
+          </w:p>
+        </w:tc>
+        <w:tc>
+          <w:tcPr>
+            <w:tcW w:w="1417" w:type="dxa"/>
+            <w:vAlign w:val="center"/>
+          </w:tcPr>
+          <w:p>
+            <w:pPr>
+              <w:pStyle w:val="ReportTable"/>
+              <w:keepNext/>
+              <w:jc w:val="center"/>
+            </w:pPr>
+            <w:r>
+              <w:rPr>
+                <w:b/>
+              </w:rPr>
+              <w:t>Позиции</w:t>
+            </w:r>
+          </w:p>
+        </w:tc>
+      </w:tr>
+      <w:tr>
+        <w:trPr>
+          <w:cantSplit/>
+          <w:jc w:val="center"/>
+        </w:trPr>
+        <w:tc>
+          <w:tcPr>
+            <w:tcW w:w="2494" w:type="dxa"/>
+            <w:vAlign w:val="center"/>
+          </w:tcPr>
+          <w:p>
+            <w:pPr>
+              <w:pStyle w:val="ReportTable"/>
+            </w:pPr>
+            <w:r>
+              <w:t>beleza_​saude</w:t>
+            </w:r>
+          </w:p>
+        </w:tc>
+        <w:tc>
+          <w:tcPr>
+            <w:tcW w:w="2324" w:type="dxa"/>
+            <w:vAlign w:val="center"/>
+          </w:tcPr>
+          <w:p>
+            <w:pPr>
+              <w:pStyle w:val="ReportTable"/>
+              <w:jc w:val="center"/>
+            </w:pPr>
+            <w:r>
+              <w:t>health_​beauty</w:t>
+            </w:r>
+          </w:p>
+        </w:tc>
+        <w:tc>
+          <w:tcPr>
+            <w:tcW w:w="1701" w:type="dxa"/>
+            <w:vAlign w:val="center"/>
+          </w:tcPr>
+          <w:p>
+            <w:pPr>
+              <w:pStyle w:val="ReportTable"/>
+              <w:jc w:val="center"/>
+            </w:pPr>
+            <w:r>
+              <w:t>1 258 681,34</w:t>
+            </w:r>
+          </w:p>
+        </w:tc>
+        <w:tc>
+          <w:tcPr>
+            <w:tcW w:w="1417" w:type="dxa"/>
+            <w:vAlign w:val="center"/>
+          </w:tcPr>
+          <w:p>
+            <w:pPr>
+              <w:pStyle w:val="ReportTable"/>
+              <w:jc w:val="center"/>
+            </w:pPr>
+            <w:r>
+              <w:t>8 836</w:t>
+            </w:r>
+          </w:p>
+        </w:tc>
+        <w:tc>
+          <w:tcPr>
+            <w:tcW w:w="1417" w:type="dxa"/>
+            <w:vAlign w:val="center"/>
+          </w:tcPr>
+          <w:p>
+            <w:pPr>
+              <w:pStyle w:val="ReportTable"/>
+              <w:jc w:val="center"/>
+            </w:pPr>
+            <w:r>
+              <w:t>9 670</w:t>
+            </w:r>
+          </w:p>
+        </w:tc>
+      </w:tr>
+      <w:tr>
+        <w:trPr>
+          <w:cantSplit/>
+          <w:jc w:val="center"/>
+        </w:trPr>
+        <w:tc>
+          <w:tcPr>
+            <w:tcW w:w="2494" w:type="dxa"/>
+            <w:vAlign w:val="center"/>
+          </w:tcPr>
+          <w:p>
+            <w:pPr>
+              <w:pStyle w:val="ReportTable"/>
+            </w:pPr>
+            <w:r>
+              <w:t>relogios_​presentes</w:t>
+            </w:r>
+          </w:p>
+        </w:tc>
+        <w:tc>
+          <w:tcPr>
+            <w:tcW w:w="2324" w:type="dxa"/>
+            <w:vAlign w:val="center"/>
+          </w:tcPr>
+          <w:p>
+            <w:pPr>
+              <w:pStyle w:val="ReportTable"/>
+              <w:jc w:val="center"/>
+            </w:pPr>
+            <w:r>
+              <w:t>watches_​gifts</w:t>
+            </w:r>
+          </w:p>
+        </w:tc>
+        <w:tc>
+          <w:tcPr>
+            <w:tcW w:w="1701" w:type="dxa"/>
+            <w:vAlign w:val="center"/>
+          </w:tcPr>
+          <w:p>
+            <w:pPr>
+              <w:pStyle w:val="ReportTable"/>
+              <w:jc w:val="center"/>
+            </w:pPr>
+            <w:r>
+              <w:t>1 205 005,68</w:t>
+            </w:r>
+          </w:p>
+        </w:tc>
+        <w:tc>
+          <w:tcPr>
+            <w:tcW w:w="1417" w:type="dxa"/>
+            <w:vAlign w:val="center"/>
+          </w:tcPr>
+          <w:p>
+            <w:pPr>
+              <w:pStyle w:val="ReportTable"/>
+              <w:jc w:val="center"/>
+            </w:pPr>
+            <w:r>
+              <w:t>5 624</w:t>
+            </w:r>
+          </w:p>
+        </w:tc>
+        <w:tc>
+          <w:tcPr>
+            <w:tcW w:w="1417" w:type="dxa"/>
+            <w:vAlign w:val="center"/>
+          </w:tcPr>
+          <w:p>
+            <w:pPr>
+              <w:pStyle w:val="ReportTable"/>
+              <w:jc w:val="center"/>
+            </w:pPr>
+            <w:r>
+              <w:t>5 991</w:t>
+            </w:r>
+          </w:p>
+        </w:tc>
+      </w:tr>
+      <w:tr>
+        <w:trPr>
+          <w:cantSplit/>
+          <w:jc w:val="center"/>
+        </w:trPr>
+        <w:tc>
+          <w:tcPr>
+            <w:tcW w:w="2494" w:type="dxa"/>
+            <w:vAlign w:val="center"/>
+          </w:tcPr>
+          <w:p>
+            <w:pPr>
+              <w:pStyle w:val="ReportTable"/>
+            </w:pPr>
+            <w:r>
+              <w:t>cama_​mesa_​banho</w:t>
+            </w:r>
+          </w:p>
+        </w:tc>
+        <w:tc>
+          <w:tcPr>
+            <w:tcW w:w="2324" w:type="dxa"/>
+            <w:vAlign w:val="center"/>
+          </w:tcPr>
+          <w:p>
+            <w:pPr>
+              <w:pStyle w:val="ReportTable"/>
+              <w:jc w:val="center"/>
+            </w:pPr>
+            <w:r>
+              <w:t>bed_​bath_​table</w:t>
+            </w:r>
+          </w:p>
+        </w:tc>
+        <w:tc>
+          <w:tcPr>
+            <w:tcW w:w="1701" w:type="dxa"/>
+            <w:vAlign w:val="center"/>
+          </w:tcPr>
+          <w:p>
+            <w:pPr>
+              <w:pStyle w:val="ReportTable"/>
+              <w:jc w:val="center"/>
+            </w:pPr>
+            <w:r>
+              <w:t>1 036 988,68</w:t>
+            </w:r>
+          </w:p>
+        </w:tc>
+        <w:tc>
+          <w:tcPr>
+            <w:tcW w:w="1417" w:type="dxa"/>
+            <w:vAlign w:val="center"/>
+          </w:tcPr>
+          <w:p>
+            <w:pPr>
+              <w:pStyle w:val="ReportTable"/>
+              <w:jc w:val="center"/>
+            </w:pPr>
+            <w:r>
+              <w:t>9 417</w:t>
+            </w:r>
+          </w:p>
+        </w:tc>
+        <w:tc>
+          <w:tcPr>
+            <w:tcW w:w="1417" w:type="dxa"/>
+            <w:vAlign w:val="center"/>
+          </w:tcPr>
+          <w:p>
+            <w:pPr>
+              <w:pStyle w:val="ReportTable"/>
+              <w:jc w:val="center"/>
+            </w:pPr>
+            <w:r>
+              <w:t>11 115</w:t>
+            </w:r>
+          </w:p>
+        </w:tc>
+      </w:tr>
+      <w:tr>
+        <w:trPr>
+          <w:cantSplit/>
+          <w:jc w:val="center"/>
+        </w:trPr>
+        <w:tc>
+          <w:tcPr>
+            <w:tcW w:w="2494" w:type="dxa"/>
+            <w:vAlign w:val="center"/>
+          </w:tcPr>
+          <w:p>
+            <w:pPr>
+              <w:pStyle w:val="ReportTable"/>
+            </w:pPr>
+            <w:r>
+              <w:t>esporte_​lazer</w:t>
+            </w:r>
+          </w:p>
+        </w:tc>
+        <w:tc>
+          <w:tcPr>
+            <w:tcW w:w="2324" w:type="dxa"/>
+            <w:vAlign w:val="center"/>
+          </w:tcPr>
+          <w:p>
+            <w:pPr>
+              <w:pStyle w:val="ReportTable"/>
+              <w:jc w:val="center"/>
+            </w:pPr>
+            <w:r>
+              <w:t>sports_​leisure</w:t>
+            </w:r>
+          </w:p>
+        </w:tc>
+        <w:tc>
+          <w:tcPr>
+            <w:tcW w:w="1701" w:type="dxa"/>
+            <w:vAlign w:val="center"/>
+          </w:tcPr>
+          <w:p>
+            <w:pPr>
+              <w:pStyle w:val="ReportTable"/>
+              <w:jc w:val="center"/>
+            </w:pPr>
+            <w:r>
+              <w:t>988 048,97</w:t>
+            </w:r>
+          </w:p>
+        </w:tc>
+        <w:tc>
+          <w:tcPr>
+            <w:tcW w:w="1417" w:type="dxa"/>
+            <w:vAlign w:val="center"/>
+          </w:tcPr>
+          <w:p>
+            <w:pPr>
+              <w:pStyle w:val="ReportTable"/>
+              <w:jc w:val="center"/>
+            </w:pPr>
+            <w:r>
+              <w:t>7 720</w:t>
+            </w:r>
+          </w:p>
+        </w:tc>
+        <w:tc>
+          <w:tcPr>
+            <w:tcW w:w="1417" w:type="dxa"/>
+            <w:vAlign w:val="center"/>
+          </w:tcPr>
+          <w:p>
+            <w:pPr>
+              <w:pStyle w:val="ReportTable"/>
+              <w:jc w:val="center"/>
+            </w:pPr>
+            <w:r>
+              <w:t>8 641</w:t>
+            </w:r>
+          </w:p>
+        </w:tc>
+      </w:tr>
+      <w:tr>
+        <w:trPr>
+          <w:cantSplit/>
+          <w:jc w:val="center"/>
+        </w:trPr>
+        <w:tc>
+          <w:tcPr>
+            <w:tcW w:w="2494" w:type="dxa"/>
+            <w:vAlign w:val="center"/>
+          </w:tcPr>
+          <w:p>
+            <w:pPr>
+              <w:pStyle w:val="ReportTable"/>
+            </w:pPr>
+            <w:r>
+              <w:t>informatica_​acessorios</w:t>
+            </w:r>
+          </w:p>
+        </w:tc>
+        <w:tc>
+          <w:tcPr>
+            <w:tcW w:w="2324" w:type="dxa"/>
+            <w:vAlign w:val="center"/>
+          </w:tcPr>
+          <w:p>
+            <w:pPr>
+              <w:pStyle w:val="ReportTable"/>
+              <w:jc w:val="center"/>
+            </w:pPr>
+            <w:r>
+              <w:t>computers_​accessories</w:t>
+            </w:r>
+          </w:p>
+        </w:tc>
+        <w:tc>
+          <w:tcPr>
+            <w:tcW w:w="1701" w:type="dxa"/>
+            <w:vAlign w:val="center"/>
+          </w:tcPr>
+          <w:p>
+            <w:pPr>
+              <w:pStyle w:val="ReportTable"/>
+              <w:jc w:val="center"/>
+            </w:pPr>
+            <w:r>
+              <w:t>911 954,32</w:t>
+            </w:r>
+          </w:p>
+        </w:tc>
+        <w:tc>
+          <w:tcPr>
+            <w:tcW w:w="1417" w:type="dxa"/>
+            <w:vAlign w:val="center"/>
+          </w:tcPr>
+          <w:p>
+            <w:pPr>
+              <w:pStyle w:val="ReportTable"/>
+              <w:jc w:val="center"/>
+            </w:pPr>
+            <w:r>
+              <w:t>6 689</w:t>
+            </w:r>
+          </w:p>
+        </w:tc>
+        <w:tc>
+          <w:tcPr>
+            <w:tcW w:w="1417" w:type="dxa"/>
+            <w:vAlign w:val="center"/>
+          </w:tcPr>
+          <w:p>
+            <w:pPr>
+              <w:pStyle w:val="ReportTable"/>
+              <w:jc w:val="center"/>
+            </w:pPr>
+            <w:r>
+              <w:t>7 827</w:t>
+            </w:r>
+          </w:p>
+        </w:tc>
+      </w:tr>
+      <w:tr>
+        <w:trPr>
+          <w:cantSplit/>
+          <w:jc w:val="center"/>
+        </w:trPr>
+        <w:tc>
+          <w:tcPr>
+            <w:tcW w:w="2494" w:type="dxa"/>
+            <w:vAlign w:val="center"/>
+          </w:tcPr>
+          <w:p>
+            <w:pPr>
+              <w:pStyle w:val="ReportTable"/>
+            </w:pPr>
+            <w:r>
+              <w:t>moveis_​decoracao</w:t>
+            </w:r>
+          </w:p>
+        </w:tc>
+        <w:tc>
+          <w:tcPr>
+            <w:tcW w:w="2324" w:type="dxa"/>
+            <w:vAlign w:val="center"/>
+          </w:tcPr>
+          <w:p>
+            <w:pPr>
+              <w:pStyle w:val="ReportTable"/>
+              <w:jc w:val="center"/>
+            </w:pPr>
+            <w:r>
+              <w:t>furniture_​decor</w:t>
+            </w:r>
+          </w:p>
+        </w:tc>
+        <w:tc>
+          <w:tcPr>
+            <w:tcW w:w="1701" w:type="dxa"/>
+            <w:vAlign w:val="center"/>
+          </w:tcPr>
+          <w:p>
+            <w:pPr>
+              <w:pStyle w:val="ReportTable"/>
+              <w:jc w:val="center"/>
+            </w:pPr>
+            <w:r>
+              <w:t>729 762,49</w:t>
+            </w:r>
+          </w:p>
+        </w:tc>
+        <w:tc>
+          <w:tcPr>
+            <w:tcW w:w="1417" w:type="dxa"/>
+            <w:vAlign w:val="center"/>
+          </w:tcPr>
+          <w:p>
+            <w:pPr>
+              <w:pStyle w:val="ReportTable"/>
+              <w:jc w:val="center"/>
+            </w:pPr>
+            <w:r>
+              <w:t>6 449</w:t>
+            </w:r>
+          </w:p>
+        </w:tc>
+        <w:tc>
+          <w:tcPr>
+            <w:tcW w:w="1417" w:type="dxa"/>
+            <w:vAlign w:val="center"/>
+          </w:tcPr>
+          <w:p>
+            <w:pPr>
+              <w:pStyle w:val="ReportTable"/>
+              <w:jc w:val="center"/>
+            </w:pPr>
+            <w:r>
+              <w:t>8 334</w:t>
+            </w:r>
+          </w:p>
+        </w:tc>
+      </w:tr>
+      <w:tr>
+        <w:trPr>
+          <w:cantSplit/>
+          <w:jc w:val="center"/>
+        </w:trPr>
+        <w:tc>
+          <w:tcPr>
+            <w:tcW w:w="2494" w:type="dxa"/>
+            <w:vAlign w:val="center"/>
+          </w:tcPr>
+          <w:p>
+            <w:pPr>
+              <w:pStyle w:val="ReportTable"/>
+            </w:pPr>
+            <w:r>
+              <w:t>cool_​stuff</w:t>
+            </w:r>
+          </w:p>
+        </w:tc>
+        <w:tc>
+          <w:tcPr>
+            <w:tcW w:w="2324" w:type="dxa"/>
+            <w:vAlign w:val="center"/>
+          </w:tcPr>
+          <w:p>
+            <w:pPr>
+              <w:pStyle w:val="ReportTable"/>
+              <w:jc w:val="center"/>
+            </w:pPr>
+            <w:r>
+              <w:t>cool_​stuff</w:t>
+            </w:r>
+          </w:p>
+        </w:tc>
+        <w:tc>
+          <w:tcPr>
+            <w:tcW w:w="1701" w:type="dxa"/>
+            <w:vAlign w:val="center"/>
+          </w:tcPr>
+          <w:p>
+            <w:pPr>
+              <w:pStyle w:val="ReportTable"/>
+              <w:jc w:val="center"/>
+            </w:pPr>
+            <w:r>
+              <w:t>635 290,85</w:t>
+            </w:r>
+          </w:p>
+        </w:tc>
+        <w:tc>
+          <w:tcPr>
+            <w:tcW w:w="1417" w:type="dxa"/>
+            <w:vAlign w:val="center"/>
+          </w:tcPr>
+          <w:p>
+            <w:pPr>
+              <w:pStyle w:val="ReportTable"/>
+              <w:jc w:val="center"/>
+            </w:pPr>
+            <w:r>
+              <w:t>3 632</w:t>
+            </w:r>
+          </w:p>
+        </w:tc>
+        <w:tc>
+          <w:tcPr>
+            <w:tcW w:w="1417" w:type="dxa"/>
+            <w:vAlign w:val="center"/>
+          </w:tcPr>
+          <w:p>
+            <w:pPr>
+              <w:pStyle w:val="ReportTable"/>
+              <w:jc w:val="center"/>
+            </w:pPr>
+            <w:r>
+              <w:t>3 796</w:t>
+            </w:r>
+          </w:p>
+        </w:tc>
+      </w:tr>
+      <w:tr>
+        <w:trPr>
+          <w:cantSplit/>
+          <w:jc w:val="center"/>
+        </w:trPr>
+        <w:tc>
+          <w:tcPr>
+            <w:tcW w:w="2494" w:type="dxa"/>
+            <w:vAlign w:val="center"/>
+          </w:tcPr>
+          <w:p>
+            <w:pPr>
+              <w:pStyle w:val="ReportTable"/>
+            </w:pPr>
+            <w:r>
+              <w:t>utilidades_​domesticas</w:t>
+            </w:r>
+          </w:p>
+        </w:tc>
+        <w:tc>
+          <w:tcPr>
+            <w:tcW w:w="2324" w:type="dxa"/>
+            <w:vAlign w:val="center"/>
+          </w:tcPr>
+          <w:p>
+            <w:pPr>
+              <w:pStyle w:val="ReportTable"/>
+              <w:jc w:val="center"/>
+            </w:pPr>
+            <w:r>
+              <w:t>housewares</w:t>
+            </w:r>
+          </w:p>
+        </w:tc>
+        <w:tc>
+          <w:tcPr>
+            <w:tcW w:w="1701" w:type="dxa"/>
+            <w:vAlign w:val="center"/>
+          </w:tcPr>
+          <w:p>
+            <w:pPr>
+              <w:pStyle w:val="ReportTable"/>
+              <w:jc w:val="center"/>
+            </w:pPr>
+            <w:r>
+              <w:t>632 248,66</w:t>
+            </w:r>
+          </w:p>
+        </w:tc>
+        <w:tc>
+          <w:tcPr>
+            <w:tcW w:w="1417" w:type="dxa"/>
+            <w:vAlign w:val="center"/>
+          </w:tcPr>
+          <w:p>
+            <w:pPr>
+              <w:pStyle w:val="ReportTable"/>
+              <w:jc w:val="center"/>
+            </w:pPr>
+            <w:r>
+              <w:t>5 884</w:t>
+            </w:r>
+          </w:p>
+        </w:tc>
+        <w:tc>
+          <w:tcPr>
+            <w:tcW w:w="1417" w:type="dxa"/>
+            <w:vAlign w:val="center"/>
+          </w:tcPr>
+          <w:p>
+            <w:pPr>
+              <w:pStyle w:val="ReportTable"/>
+              <w:jc w:val="center"/>
+            </w:pPr>
+            <w:r>
+              <w:t>6 964</w:t>
+            </w:r>
+          </w:p>
+        </w:tc>
+      </w:tr>
+      <w:tr>
+        <w:trPr>
+          <w:cantSplit/>
+          <w:jc w:val="center"/>
+        </w:trPr>
+        <w:tc>
+          <w:tcPr>
+            <w:tcW w:w="2494" w:type="dxa"/>
+            <w:vAlign w:val="center"/>
+          </w:tcPr>
+          <w:p>
+            <w:pPr>
+              <w:pStyle w:val="ReportTable"/>
+            </w:pPr>
+            <w:r>
+              <w:t>automotivo</w:t>
+            </w:r>
+          </w:p>
+        </w:tc>
+        <w:tc>
+          <w:tcPr>
+            <w:tcW w:w="2324" w:type="dxa"/>
+            <w:vAlign w:val="center"/>
+          </w:tcPr>
+          <w:p>
+            <w:pPr>
+              <w:pStyle w:val="ReportTable"/>
+              <w:jc w:val="center"/>
+            </w:pPr>
+            <w:r>
+              <w:t>auto</w:t>
+            </w:r>
+          </w:p>
+        </w:tc>
+        <w:tc>
+          <w:tcPr>
+            <w:tcW w:w="1701" w:type="dxa"/>
+            <w:vAlign w:val="center"/>
+          </w:tcPr>
+          <w:p>
+            <w:pPr>
+              <w:pStyle w:val="ReportTable"/>
+              <w:jc w:val="center"/>
+            </w:pPr>
+            <w:r>
+              <w:t>592 720,11</w:t>
+            </w:r>
+          </w:p>
+        </w:tc>
+        <w:tc>
+          <w:tcPr>
+            <w:tcW w:w="1417" w:type="dxa"/>
+            <w:vAlign w:val="center"/>
+          </w:tcPr>
+          <w:p>
+            <w:pPr>
+              <w:pStyle w:val="ReportTable"/>
+              <w:jc w:val="center"/>
+            </w:pPr>
+            <w:r>
+              <w:t>3 897</w:t>
+            </w:r>
+          </w:p>
+        </w:tc>
+        <w:tc>
+          <w:tcPr>
+            <w:tcW w:w="1417" w:type="dxa"/>
+            <w:vAlign w:val="center"/>
+          </w:tcPr>
+          <w:p>
+            <w:pPr>
+              <w:pStyle w:val="ReportTable"/>
+              <w:jc w:val="center"/>
+            </w:pPr>
+            <w:r>
+              <w:t>4 235</w:t>
+            </w:r>
+          </w:p>
+        </w:tc>
+      </w:tr>
+      <w:tr>
+        <w:trPr>
+          <w:cantSplit/>
+          <w:jc w:val="center"/>
+        </w:trPr>
+        <w:tc>
+          <w:tcPr>
+            <w:tcW w:w="2494" w:type="dxa"/>
+            <w:vAlign w:val="center"/>
+          </w:tcPr>
+          <w:p>
+            <w:pPr>
+              <w:pStyle w:val="ReportTable"/>
+            </w:pPr>
+            <w:r>
+              <w:t>ferramentas_​jardim</w:t>
+            </w:r>
+          </w:p>
+        </w:tc>
+        <w:tc>
+          <w:tcPr>
+            <w:tcW w:w="2324" w:type="dxa"/>
+            <w:vAlign w:val="center"/>
+          </w:tcPr>
+          <w:p>
+            <w:pPr>
+              <w:pStyle w:val="ReportTable"/>
+              <w:jc w:val="center"/>
+            </w:pPr>
+            <w:r>
+              <w:t>garden_​tools</w:t>
+            </w:r>
+          </w:p>
+        </w:tc>
+        <w:tc>
+          <w:tcPr>
+            <w:tcW w:w="1701" w:type="dxa"/>
+            <w:vAlign w:val="center"/>
+          </w:tcPr>
+          <w:p>
+            <w:pPr>
+              <w:pStyle w:val="ReportTable"/>
+              <w:jc w:val="center"/>
+            </w:pPr>
+            <w:r>
+              <w:t>485 256,46</w:t>
+            </w:r>
+          </w:p>
+        </w:tc>
+        <w:tc>
+          <w:tcPr>
+            <w:tcW w:w="1417" w:type="dxa"/>
+            <w:vAlign w:val="center"/>
+          </w:tcPr>
+          <w:p>
+            <w:pPr>
+              <w:pStyle w:val="ReportTable"/>
+              <w:jc w:val="center"/>
+            </w:pPr>
+            <w:r>
+              <w:t>3 518</w:t>
+            </w:r>
+          </w:p>
+        </w:tc>
+        <w:tc>
+          <w:tcPr>
+            <w:tcW w:w="1417" w:type="dxa"/>
+            <w:vAlign w:val="center"/>
+          </w:tcPr>
+          <w:p>
+            <w:pPr>
+              <w:pStyle w:val="ReportTable"/>
+              <w:jc w:val="center"/>
+            </w:pPr>
+            <w:r>
+              <w:t>4 347</w:t>
+            </w:r>
+          </w:p>
+        </w:tc>
+      </w:tr>
+    </w:tbl>
+    <w:p>
+      <w:pPr>
+        <w:pStyle w:val="ReportBody"/>
+      </w:pPr>
+      <w:r>
+        <w:t>Лидирует категория health_beauty: 1 258 681,34 R$. Выручка определяется как SUM(price), без доставки. Заказы считаются по уникальному order_id, позиции — по строкам order_items.</w:t>
+      </w:r>
+    </w:p>
+    <w:p>
+      <w:pPr>
+        <w:pStyle w:val="210"/>
+      </w:pPr>
+      <w:r>
+        <w:t>14.2 Платёжное поведение</w:t>
+      </w:r>
+    </w:p>
+    <w:p>
+      <w:pPr>
+        <w:pStyle w:val="ReportCode"/>
+        <w:spacing w:before="80" w:after="120"/>
+      </w:pPr>
+      <w:r>
+        <w:t>-- 2. Payment behaviour.</w:t>
+      </w:r>
+      <w:r>
+        <w:br/>
+        <w:t>SELECT</w:t>
+      </w:r>
+      <w:r>
+        <w:br/>
+        <w:t xml:space="preserve">  payment_type,</w:t>
+      </w:r>
+      <w:r>
+        <w:br/>
+        <w:t xml:space="preserve">  COUNT(*) AS payments_count,</w:t>
+      </w:r>
+      <w:r>
+        <w:br/>
+        <w:t xml:space="preserve">  ROUND(AVG(payment_installments), 2) AS avg_installments,</w:t>
+      </w:r>
+      <w:r>
+        <w:br/>
+        <w:t xml:space="preserve">  ROUND(AVG(payment_value), 2) AS avg_payment,</w:t>
+      </w:r>
+      <w:r>
+        <w:br/>
+        <w:t xml:space="preserve">  ROUND(100.0 * COUNT(DISTINCT order_id)</w:t>
+      </w:r>
+      <w:r>
+        <w:br/>
+        <w:t xml:space="preserve">    / (SELECT COUNT(DISTINCT order_id) FROM order_payments), 2) AS order_share_pct</w:t>
+      </w:r>
+      <w:r>
+        <w:br/>
+        <w:t>FROM order_payments</w:t>
+      </w:r>
+      <w:r>
+        <w:br/>
+        <w:t>GROUP BY payment_type</w:t>
+      </w:r>
+      <w:r>
+        <w:br/>
+        <w:t>ORDER BY payments_count DESC;</w:t>
+      </w:r>
+    </w:p>
+    <w:p>
+      <w:pPr>
+        <w:pStyle w:val="ReportBody"/>
+      </w:pPr>
+      <w:r>
+        <w:t>Результаты приведены в таблице 10.</w:t>
+      </w:r>
+    </w:p>
+    <w:p>
+      <w:pPr>
+        <w:pStyle w:val="ReportTableCaption"/>
+        <w:keepNext/>
+        <w:keepLines/>
+        <w:spacing w:before="120" w:after="60"/>
+      </w:pPr>
+      <w:r>
+        <w:t>Таблица 10 – Платёжное поведение</w:t>
+      </w:r>
+    </w:p>
+    <w:tbl>
+      <w:tblPr>
+        <w:tblStyle w:val="a3"/>
+        <w:tblW w:w="0" w:type="auto"/>
+        <w:jc w:val="center"/>
+        <w:tblLayout w:type="fixed"/>
+        <w:tblLook w:val="04A0" w:firstRow="1" w:lastRow="0" w:firstColumn="1" w:lastColumn="0" w:noHBand="0" w:noVBand="1"/>
+      </w:tblPr>
+      <w:tblGrid>
+        <w:gridCol w:w="1984"/>
+        <w:gridCol w:w="1701"/>
+        <w:gridCol w:w="1701"/>
         <w:gridCol w:w="1984"/>
         <w:gridCol w:w="1984"/>
       </w:tblGrid>
@@ -6982,7 +8113,7 @@
         </w:trPr>
         <w:tc>
           <w:tcPr>
-            <w:tcW w:w="3118" w:type="dxa"/>
+            <w:tcW w:w="1984" w:type="dxa"/>
             <w:vAlign w:val="center"/>
           </w:tcPr>
           <w:p>
@@ -6995,13 +8126,13 @@
               <w:rPr>
                 <w:b/>
               </w:rPr>
-              <w:t>Категория</w:t>
-            </w:r>
-          </w:p>
-        </w:tc>
-        <w:tc>
-          <w:tcPr>
-            <w:tcW w:w="2268" w:type="dxa"/>
+              <w:t>Тип</w:t>
+            </w:r>
+          </w:p>
+        </w:tc>
+        <w:tc>
+          <w:tcPr>
+            <w:tcW w:w="1701" w:type="dxa"/>
             <w:vAlign w:val="center"/>
           </w:tcPr>
           <w:p>
@@ -7014,13 +8145,13 @@
               <w:rPr>
                 <w:b/>
               </w:rPr>
-              <w:t>Выручка R$</w:t>
-            </w:r>
-          </w:p>
-        </w:tc>
-        <w:tc>
-          <w:tcPr>
-            <w:tcW w:w="1984" w:type="dxa"/>
+              <w:t>Платежи</w:t>
+            </w:r>
+          </w:p>
+        </w:tc>
+        <w:tc>
+          <w:tcPr>
+            <w:tcW w:w="1701" w:type="dxa"/>
             <w:vAlign w:val="center"/>
           </w:tcPr>
           <w:p>
@@ -7033,7 +8164,7 @@
               <w:rPr>
                 <w:b/>
               </w:rPr>
-              <w:t>Заказы</w:t>
+              <w:t>Рассрочки</w:t>
             </w:r>
           </w:p>
         </w:tc>
@@ -7052,7 +8183,26 @@
               <w:rPr>
                 <w:b/>
               </w:rPr>
-              <w:t>Позиции</w:t>
+              <w:t>Средний R$</w:t>
+            </w:r>
+          </w:p>
+        </w:tc>
+        <w:tc>
+          <w:tcPr>
+            <w:tcW w:w="1984" w:type="dxa"/>
+            <w:vAlign w:val="center"/>
+          </w:tcPr>
+          <w:p>
+            <w:pPr>
+              <w:pStyle w:val="ReportTable"/>
+              <w:keepNext/>
+              <w:jc w:val="center"/>
+            </w:pPr>
+            <w:r>
+              <w:rPr>
+                <w:b/>
+              </w:rPr>
+              <w:t>Заказы %</w:t>
             </w:r>
           </w:p>
         </w:tc>
@@ -7064,45 +8214,48 @@
         </w:trPr>
         <w:tc>
           <w:tcPr>
-            <w:tcW w:w="3118" w:type="dxa"/>
-            <w:vAlign w:val="center"/>
-          </w:tcPr>
-          <w:p>
-            <w:pPr>
-              <w:pStyle w:val="ReportTable"/>
-            </w:pPr>
-            <w:r>
-              <w:t>health_beauty</w:t>
-            </w:r>
-          </w:p>
-        </w:tc>
-        <w:tc>
-          <w:tcPr>
-            <w:tcW w:w="2268" w:type="dxa"/>
-            <w:vAlign w:val="center"/>
-          </w:tcPr>
-          <w:p>
-            <w:pPr>
-              <w:pStyle w:val="ReportTable"/>
-              <w:jc w:val="center"/>
-            </w:pPr>
-            <w:r>
-              <w:t>1 258 681,34</w:t>
-            </w:r>
-          </w:p>
-        </w:tc>
-        <w:tc>
-          <w:tcPr>
             <w:tcW w:w="1984" w:type="dxa"/>
             <w:vAlign w:val="center"/>
           </w:tcPr>
           <w:p>
             <w:pPr>
               <w:pStyle w:val="ReportTable"/>
-              <w:jc w:val="center"/>
-            </w:pPr>
-            <w:r>
-              <w:t>8 836</w:t>
+              <w:keepNext/>
+            </w:pPr>
+            <w:r>
+              <w:t>credit_​card</w:t>
+            </w:r>
+          </w:p>
+        </w:tc>
+        <w:tc>
+          <w:tcPr>
+            <w:tcW w:w="1701" w:type="dxa"/>
+            <w:vAlign w:val="center"/>
+          </w:tcPr>
+          <w:p>
+            <w:pPr>
+              <w:pStyle w:val="ReportTable"/>
+              <w:keepNext/>
+              <w:jc w:val="center"/>
+            </w:pPr>
+            <w:r>
+              <w:t>76 795</w:t>
+            </w:r>
+          </w:p>
+        </w:tc>
+        <w:tc>
+          <w:tcPr>
+            <w:tcW w:w="1701" w:type="dxa"/>
+            <w:vAlign w:val="center"/>
+          </w:tcPr>
+          <w:p>
+            <w:pPr>
+              <w:pStyle w:val="ReportTable"/>
+              <w:keepNext/>
+              <w:jc w:val="center"/>
+            </w:pPr>
+            <w:r>
+              <w:t>3,51</w:t>
             </w:r>
           </w:p>
         </w:tc>
@@ -7114,10 +8267,27 @@
           <w:p>
             <w:pPr>
               <w:pStyle w:val="ReportTable"/>
-              <w:jc w:val="center"/>
-            </w:pPr>
-            <w:r>
-              <w:t>9 670</w:t>
+              <w:keepNext/>
+              <w:jc w:val="center"/>
+            </w:pPr>
+            <w:r>
+              <w:t>163,32</w:t>
+            </w:r>
+          </w:p>
+        </w:tc>
+        <w:tc>
+          <w:tcPr>
+            <w:tcW w:w="1984" w:type="dxa"/>
+            <w:vAlign w:val="center"/>
+          </w:tcPr>
+          <w:p>
+            <w:pPr>
+              <w:pStyle w:val="ReportTable"/>
+              <w:keepNext/>
+              <w:jc w:val="center"/>
+            </w:pPr>
+            <w:r>
+              <w:t>76,94</w:t>
             </w:r>
           </w:p>
         </w:tc>
@@ -7129,45 +8299,48 @@
         </w:trPr>
         <w:tc>
           <w:tcPr>
-            <w:tcW w:w="3118" w:type="dxa"/>
-            <w:vAlign w:val="center"/>
-          </w:tcPr>
-          <w:p>
-            <w:pPr>
-              <w:pStyle w:val="ReportTable"/>
-            </w:pPr>
-            <w:r>
-              <w:t>watches_gifts</w:t>
-            </w:r>
-          </w:p>
-        </w:tc>
-        <w:tc>
-          <w:tcPr>
-            <w:tcW w:w="2268" w:type="dxa"/>
-            <w:vAlign w:val="center"/>
-          </w:tcPr>
-          <w:p>
-            <w:pPr>
-              <w:pStyle w:val="ReportTable"/>
-              <w:jc w:val="center"/>
-            </w:pPr>
-            <w:r>
-              <w:t>1 205 005,68</w:t>
-            </w:r>
-          </w:p>
-        </w:tc>
-        <w:tc>
-          <w:tcPr>
             <w:tcW w:w="1984" w:type="dxa"/>
             <w:vAlign w:val="center"/>
           </w:tcPr>
           <w:p>
             <w:pPr>
               <w:pStyle w:val="ReportTable"/>
-              <w:jc w:val="center"/>
-            </w:pPr>
-            <w:r>
-              <w:t>5 624</w:t>
+              <w:keepNext/>
+            </w:pPr>
+            <w:r>
+              <w:t>boleto</w:t>
+            </w:r>
+          </w:p>
+        </w:tc>
+        <w:tc>
+          <w:tcPr>
+            <w:tcW w:w="1701" w:type="dxa"/>
+            <w:vAlign w:val="center"/>
+          </w:tcPr>
+          <w:p>
+            <w:pPr>
+              <w:pStyle w:val="ReportTable"/>
+              <w:keepNext/>
+              <w:jc w:val="center"/>
+            </w:pPr>
+            <w:r>
+              <w:t>19 784</w:t>
+            </w:r>
+          </w:p>
+        </w:tc>
+        <w:tc>
+          <w:tcPr>
+            <w:tcW w:w="1701" w:type="dxa"/>
+            <w:vAlign w:val="center"/>
+          </w:tcPr>
+          <w:p>
+            <w:pPr>
+              <w:pStyle w:val="ReportTable"/>
+              <w:keepNext/>
+              <w:jc w:val="center"/>
+            </w:pPr>
+            <w:r>
+              <w:t>1,00</w:t>
             </w:r>
           </w:p>
         </w:tc>
@@ -7179,10 +8352,27 @@
           <w:p>
             <w:pPr>
               <w:pStyle w:val="ReportTable"/>
-              <w:jc w:val="center"/>
-            </w:pPr>
-            <w:r>
-              <w:t>5 991</w:t>
+              <w:keepNext/>
+              <w:jc w:val="center"/>
+            </w:pPr>
+            <w:r>
+              <w:t>145,03</w:t>
+            </w:r>
+          </w:p>
+        </w:tc>
+        <w:tc>
+          <w:tcPr>
+            <w:tcW w:w="1984" w:type="dxa"/>
+            <w:vAlign w:val="center"/>
+          </w:tcPr>
+          <w:p>
+            <w:pPr>
+              <w:pStyle w:val="ReportTable"/>
+              <w:keepNext/>
+              <w:jc w:val="center"/>
+            </w:pPr>
+            <w:r>
+              <w:t>19,90</w:t>
             </w:r>
           </w:p>
         </w:tc>
@@ -7194,45 +8384,48 @@
         </w:trPr>
         <w:tc>
           <w:tcPr>
-            <w:tcW w:w="3118" w:type="dxa"/>
-            <w:vAlign w:val="center"/>
-          </w:tcPr>
-          <w:p>
-            <w:pPr>
-              <w:pStyle w:val="ReportTable"/>
-            </w:pPr>
-            <w:r>
-              <w:t>bed_bath_table</w:t>
-            </w:r>
-          </w:p>
-        </w:tc>
-        <w:tc>
-          <w:tcPr>
-            <w:tcW w:w="2268" w:type="dxa"/>
-            <w:vAlign w:val="center"/>
-          </w:tcPr>
-          <w:p>
-            <w:pPr>
-              <w:pStyle w:val="ReportTable"/>
-              <w:jc w:val="center"/>
-            </w:pPr>
-            <w:r>
-              <w:t>1 036 988,68</w:t>
-            </w:r>
-          </w:p>
-        </w:tc>
-        <w:tc>
-          <w:tcPr>
             <w:tcW w:w="1984" w:type="dxa"/>
             <w:vAlign w:val="center"/>
           </w:tcPr>
           <w:p>
             <w:pPr>
               <w:pStyle w:val="ReportTable"/>
-              <w:jc w:val="center"/>
-            </w:pPr>
-            <w:r>
-              <w:t>9 417</w:t>
+              <w:keepNext/>
+            </w:pPr>
+            <w:r>
+              <w:t>voucher</w:t>
+            </w:r>
+          </w:p>
+        </w:tc>
+        <w:tc>
+          <w:tcPr>
+            <w:tcW w:w="1701" w:type="dxa"/>
+            <w:vAlign w:val="center"/>
+          </w:tcPr>
+          <w:p>
+            <w:pPr>
+              <w:pStyle w:val="ReportTable"/>
+              <w:keepNext/>
+              <w:jc w:val="center"/>
+            </w:pPr>
+            <w:r>
+              <w:t>5 775</w:t>
+            </w:r>
+          </w:p>
+        </w:tc>
+        <w:tc>
+          <w:tcPr>
+            <w:tcW w:w="1701" w:type="dxa"/>
+            <w:vAlign w:val="center"/>
+          </w:tcPr>
+          <w:p>
+            <w:pPr>
+              <w:pStyle w:val="ReportTable"/>
+              <w:keepNext/>
+              <w:jc w:val="center"/>
+            </w:pPr>
+            <w:r>
+              <w:t>1,00</w:t>
             </w:r>
           </w:p>
         </w:tc>
@@ -7244,10 +8437,27 @@
           <w:p>
             <w:pPr>
               <w:pStyle w:val="ReportTable"/>
-              <w:jc w:val="center"/>
-            </w:pPr>
-            <w:r>
-              <w:t>11 115</w:t>
+              <w:keepNext/>
+              <w:jc w:val="center"/>
+            </w:pPr>
+            <w:r>
+              <w:t>65,70</w:t>
+            </w:r>
+          </w:p>
+        </w:tc>
+        <w:tc>
+          <w:tcPr>
+            <w:tcW w:w="1984" w:type="dxa"/>
+            <w:vAlign w:val="center"/>
+          </w:tcPr>
+          <w:p>
+            <w:pPr>
+              <w:pStyle w:val="ReportTable"/>
+              <w:keepNext/>
+              <w:jc w:val="center"/>
+            </w:pPr>
+            <w:r>
+              <w:t>3,89</w:t>
             </w:r>
           </w:p>
         </w:tc>
@@ -7259,45 +8469,48 @@
         </w:trPr>
         <w:tc>
           <w:tcPr>
-            <w:tcW w:w="3118" w:type="dxa"/>
-            <w:vAlign w:val="center"/>
-          </w:tcPr>
-          <w:p>
-            <w:pPr>
-              <w:pStyle w:val="ReportTable"/>
-            </w:pPr>
-            <w:r>
-              <w:t>sports_leisure</w:t>
-            </w:r>
-          </w:p>
-        </w:tc>
-        <w:tc>
-          <w:tcPr>
-            <w:tcW w:w="2268" w:type="dxa"/>
-            <w:vAlign w:val="center"/>
-          </w:tcPr>
-          <w:p>
-            <w:pPr>
-              <w:pStyle w:val="ReportTable"/>
-              <w:jc w:val="center"/>
-            </w:pPr>
-            <w:r>
-              <w:t>988 048,97</w:t>
-            </w:r>
-          </w:p>
-        </w:tc>
-        <w:tc>
-          <w:tcPr>
             <w:tcW w:w="1984" w:type="dxa"/>
             <w:vAlign w:val="center"/>
           </w:tcPr>
           <w:p>
             <w:pPr>
               <w:pStyle w:val="ReportTable"/>
-              <w:jc w:val="center"/>
-            </w:pPr>
-            <w:r>
-              <w:t>7 720</w:t>
+              <w:keepNext/>
+            </w:pPr>
+            <w:r>
+              <w:t>debit_​card</w:t>
+            </w:r>
+          </w:p>
+        </w:tc>
+        <w:tc>
+          <w:tcPr>
+            <w:tcW w:w="1701" w:type="dxa"/>
+            <w:vAlign w:val="center"/>
+          </w:tcPr>
+          <w:p>
+            <w:pPr>
+              <w:pStyle w:val="ReportTable"/>
+              <w:keepNext/>
+              <w:jc w:val="center"/>
+            </w:pPr>
+            <w:r>
+              <w:t>1 529</w:t>
+            </w:r>
+          </w:p>
+        </w:tc>
+        <w:tc>
+          <w:tcPr>
+            <w:tcW w:w="1701" w:type="dxa"/>
+            <w:vAlign w:val="center"/>
+          </w:tcPr>
+          <w:p>
+            <w:pPr>
+              <w:pStyle w:val="ReportTable"/>
+              <w:keepNext/>
+              <w:jc w:val="center"/>
+            </w:pPr>
+            <w:r>
+              <w:t>1,00</w:t>
             </w:r>
           </w:p>
         </w:tc>
@@ -7309,10 +8522,27 @@
           <w:p>
             <w:pPr>
               <w:pStyle w:val="ReportTable"/>
-              <w:jc w:val="center"/>
-            </w:pPr>
-            <w:r>
-              <w:t>8 641</w:t>
+              <w:keepNext/>
+              <w:jc w:val="center"/>
+            </w:pPr>
+            <w:r>
+              <w:t>142,57</w:t>
+            </w:r>
+          </w:p>
+        </w:tc>
+        <w:tc>
+          <w:tcPr>
+            <w:tcW w:w="1984" w:type="dxa"/>
+            <w:vAlign w:val="center"/>
+          </w:tcPr>
+          <w:p>
+            <w:pPr>
+              <w:pStyle w:val="ReportTable"/>
+              <w:keepNext/>
+              <w:jc w:val="center"/>
+            </w:pPr>
+            <w:r>
+              <w:t>1,54</w:t>
             </w:r>
           </w:p>
         </w:tc>
@@ -7324,45 +8554,45 @@
         </w:trPr>
         <w:tc>
           <w:tcPr>
-            <w:tcW w:w="3118" w:type="dxa"/>
-            <w:vAlign w:val="center"/>
-          </w:tcPr>
-          <w:p>
-            <w:pPr>
-              <w:pStyle w:val="ReportTable"/>
-            </w:pPr>
-            <w:r>
-              <w:t>computers_accessories</w:t>
-            </w:r>
-          </w:p>
-        </w:tc>
-        <w:tc>
-          <w:tcPr>
-            <w:tcW w:w="2268" w:type="dxa"/>
-            <w:vAlign w:val="center"/>
-          </w:tcPr>
-          <w:p>
-            <w:pPr>
-              <w:pStyle w:val="ReportTable"/>
-              <w:jc w:val="center"/>
-            </w:pPr>
-            <w:r>
-              <w:t>911 954,32</w:t>
-            </w:r>
-          </w:p>
-        </w:tc>
-        <w:tc>
-          <w:tcPr>
             <w:tcW w:w="1984" w:type="dxa"/>
             <w:vAlign w:val="center"/>
           </w:tcPr>
           <w:p>
             <w:pPr>
               <w:pStyle w:val="ReportTable"/>
-              <w:jc w:val="center"/>
-            </w:pPr>
-            <w:r>
-              <w:t>6 689</w:t>
+            </w:pPr>
+            <w:r>
+              <w:t>not_​defined</w:t>
+            </w:r>
+          </w:p>
+        </w:tc>
+        <w:tc>
+          <w:tcPr>
+            <w:tcW w:w="1701" w:type="dxa"/>
+            <w:vAlign w:val="center"/>
+          </w:tcPr>
+          <w:p>
+            <w:pPr>
+              <w:pStyle w:val="ReportTable"/>
+              <w:jc w:val="center"/>
+            </w:pPr>
+            <w:r>
+              <w:t>3</w:t>
+            </w:r>
+          </w:p>
+        </w:tc>
+        <w:tc>
+          <w:tcPr>
+            <w:tcW w:w="1701" w:type="dxa"/>
+            <w:vAlign w:val="center"/>
+          </w:tcPr>
+          <w:p>
+            <w:pPr>
+              <w:pStyle w:val="ReportTable"/>
+              <w:jc w:val="center"/>
+            </w:pPr>
+            <w:r>
+              <w:t>1,00</w:t>
             </w:r>
           </w:p>
         </w:tc>
@@ -7377,42 +8607,7 @@
               <w:jc w:val="center"/>
             </w:pPr>
             <w:r>
-              <w:t>7 827</w:t>
-            </w:r>
-          </w:p>
-        </w:tc>
-      </w:tr>
-      <w:tr>
-        <w:trPr>
-          <w:cantSplit/>
-          <w:jc w:val="center"/>
-        </w:trPr>
-        <w:tc>
-          <w:tcPr>
-            <w:tcW w:w="3118" w:type="dxa"/>
-            <w:vAlign w:val="center"/>
-          </w:tcPr>
-          <w:p>
-            <w:pPr>
-              <w:pStyle w:val="ReportTable"/>
-            </w:pPr>
-            <w:r>
-              <w:t>furniture_decor</w:t>
-            </w:r>
-          </w:p>
-        </w:tc>
-        <w:tc>
-          <w:tcPr>
-            <w:tcW w:w="2268" w:type="dxa"/>
-            <w:vAlign w:val="center"/>
-          </w:tcPr>
-          <w:p>
-            <w:pPr>
-              <w:pStyle w:val="ReportTable"/>
-              <w:jc w:val="center"/>
-            </w:pPr>
-            <w:r>
-              <w:t>729 762,49</w:t>
+              <w:t>0,00</w:t>
             </w:r>
           </w:p>
         </w:tc>
@@ -7427,282 +8622,7 @@
               <w:jc w:val="center"/>
             </w:pPr>
             <w:r>
-              <w:t>6 449</w:t>
-            </w:r>
-          </w:p>
-        </w:tc>
-        <w:tc>
-          <w:tcPr>
-            <w:tcW w:w="1984" w:type="dxa"/>
-            <w:vAlign w:val="center"/>
-          </w:tcPr>
-          <w:p>
-            <w:pPr>
-              <w:pStyle w:val="ReportTable"/>
-              <w:jc w:val="center"/>
-            </w:pPr>
-            <w:r>
-              <w:t>8 334</w:t>
-            </w:r>
-          </w:p>
-        </w:tc>
-      </w:tr>
-      <w:tr>
-        <w:trPr>
-          <w:cantSplit/>
-          <w:jc w:val="center"/>
-        </w:trPr>
-        <w:tc>
-          <w:tcPr>
-            <w:tcW w:w="3118" w:type="dxa"/>
-            <w:vAlign w:val="center"/>
-          </w:tcPr>
-          <w:p>
-            <w:pPr>
-              <w:pStyle w:val="ReportTable"/>
-            </w:pPr>
-            <w:r>
-              <w:t>cool_stuff</w:t>
-            </w:r>
-          </w:p>
-        </w:tc>
-        <w:tc>
-          <w:tcPr>
-            <w:tcW w:w="2268" w:type="dxa"/>
-            <w:vAlign w:val="center"/>
-          </w:tcPr>
-          <w:p>
-            <w:pPr>
-              <w:pStyle w:val="ReportTable"/>
-              <w:jc w:val="center"/>
-            </w:pPr>
-            <w:r>
-              <w:t>635 290,85</w:t>
-            </w:r>
-          </w:p>
-        </w:tc>
-        <w:tc>
-          <w:tcPr>
-            <w:tcW w:w="1984" w:type="dxa"/>
-            <w:vAlign w:val="center"/>
-          </w:tcPr>
-          <w:p>
-            <w:pPr>
-              <w:pStyle w:val="ReportTable"/>
-              <w:jc w:val="center"/>
-            </w:pPr>
-            <w:r>
-              <w:t>3 632</w:t>
-            </w:r>
-          </w:p>
-        </w:tc>
-        <w:tc>
-          <w:tcPr>
-            <w:tcW w:w="1984" w:type="dxa"/>
-            <w:vAlign w:val="center"/>
-          </w:tcPr>
-          <w:p>
-            <w:pPr>
-              <w:pStyle w:val="ReportTable"/>
-              <w:jc w:val="center"/>
-            </w:pPr>
-            <w:r>
-              <w:t>3 796</w:t>
-            </w:r>
-          </w:p>
-        </w:tc>
-      </w:tr>
-      <w:tr>
-        <w:trPr>
-          <w:cantSplit/>
-          <w:jc w:val="center"/>
-        </w:trPr>
-        <w:tc>
-          <w:tcPr>
-            <w:tcW w:w="3118" w:type="dxa"/>
-            <w:vAlign w:val="center"/>
-          </w:tcPr>
-          <w:p>
-            <w:pPr>
-              <w:pStyle w:val="ReportTable"/>
-            </w:pPr>
-            <w:r>
-              <w:t>housewares</w:t>
-            </w:r>
-          </w:p>
-        </w:tc>
-        <w:tc>
-          <w:tcPr>
-            <w:tcW w:w="2268" w:type="dxa"/>
-            <w:vAlign w:val="center"/>
-          </w:tcPr>
-          <w:p>
-            <w:pPr>
-              <w:pStyle w:val="ReportTable"/>
-              <w:jc w:val="center"/>
-            </w:pPr>
-            <w:r>
-              <w:t>632 248,66</w:t>
-            </w:r>
-          </w:p>
-        </w:tc>
-        <w:tc>
-          <w:tcPr>
-            <w:tcW w:w="1984" w:type="dxa"/>
-            <w:vAlign w:val="center"/>
-          </w:tcPr>
-          <w:p>
-            <w:pPr>
-              <w:pStyle w:val="ReportTable"/>
-              <w:jc w:val="center"/>
-            </w:pPr>
-            <w:r>
-              <w:t>5 884</w:t>
-            </w:r>
-          </w:p>
-        </w:tc>
-        <w:tc>
-          <w:tcPr>
-            <w:tcW w:w="1984" w:type="dxa"/>
-            <w:vAlign w:val="center"/>
-          </w:tcPr>
-          <w:p>
-            <w:pPr>
-              <w:pStyle w:val="ReportTable"/>
-              <w:jc w:val="center"/>
-            </w:pPr>
-            <w:r>
-              <w:t>6 964</w:t>
-            </w:r>
-          </w:p>
-        </w:tc>
-      </w:tr>
-      <w:tr>
-        <w:trPr>
-          <w:cantSplit/>
-          <w:jc w:val="center"/>
-        </w:trPr>
-        <w:tc>
-          <w:tcPr>
-            <w:tcW w:w="3118" w:type="dxa"/>
-            <w:vAlign w:val="center"/>
-          </w:tcPr>
-          <w:p>
-            <w:pPr>
-              <w:pStyle w:val="ReportTable"/>
-            </w:pPr>
-            <w:r>
-              <w:t>auto</w:t>
-            </w:r>
-          </w:p>
-        </w:tc>
-        <w:tc>
-          <w:tcPr>
-            <w:tcW w:w="2268" w:type="dxa"/>
-            <w:vAlign w:val="center"/>
-          </w:tcPr>
-          <w:p>
-            <w:pPr>
-              <w:pStyle w:val="ReportTable"/>
-              <w:jc w:val="center"/>
-            </w:pPr>
-            <w:r>
-              <w:t>592 720,11</w:t>
-            </w:r>
-          </w:p>
-        </w:tc>
-        <w:tc>
-          <w:tcPr>
-            <w:tcW w:w="1984" w:type="dxa"/>
-            <w:vAlign w:val="center"/>
-          </w:tcPr>
-          <w:p>
-            <w:pPr>
-              <w:pStyle w:val="ReportTable"/>
-              <w:jc w:val="center"/>
-            </w:pPr>
-            <w:r>
-              <w:t>3 897</w:t>
-            </w:r>
-          </w:p>
-        </w:tc>
-        <w:tc>
-          <w:tcPr>
-            <w:tcW w:w="1984" w:type="dxa"/>
-            <w:vAlign w:val="center"/>
-          </w:tcPr>
-          <w:p>
-            <w:pPr>
-              <w:pStyle w:val="ReportTable"/>
-              <w:jc w:val="center"/>
-            </w:pPr>
-            <w:r>
-              <w:t>4 235</w:t>
-            </w:r>
-          </w:p>
-        </w:tc>
-      </w:tr>
-      <w:tr>
-        <w:trPr>
-          <w:cantSplit/>
-          <w:jc w:val="center"/>
-        </w:trPr>
-        <w:tc>
-          <w:tcPr>
-            <w:tcW w:w="3118" w:type="dxa"/>
-            <w:vAlign w:val="center"/>
-          </w:tcPr>
-          <w:p>
-            <w:pPr>
-              <w:pStyle w:val="ReportTable"/>
-            </w:pPr>
-            <w:r>
-              <w:t>garden_tools</w:t>
-            </w:r>
-          </w:p>
-        </w:tc>
-        <w:tc>
-          <w:tcPr>
-            <w:tcW w:w="2268" w:type="dxa"/>
-            <w:vAlign w:val="center"/>
-          </w:tcPr>
-          <w:p>
-            <w:pPr>
-              <w:pStyle w:val="ReportTable"/>
-              <w:jc w:val="center"/>
-            </w:pPr>
-            <w:r>
-              <w:t>485 256,46</w:t>
-            </w:r>
-          </w:p>
-        </w:tc>
-        <w:tc>
-          <w:tcPr>
-            <w:tcW w:w="1984" w:type="dxa"/>
-            <w:vAlign w:val="center"/>
-          </w:tcPr>
-          <w:p>
-            <w:pPr>
-              <w:pStyle w:val="ReportTable"/>
-              <w:jc w:val="center"/>
-            </w:pPr>
-            <w:r>
-              <w:t>3 518</w:t>
-            </w:r>
-          </w:p>
-        </w:tc>
-        <w:tc>
-          <w:tcPr>
-            <w:tcW w:w="1984" w:type="dxa"/>
-            <w:vAlign w:val="center"/>
-          </w:tcPr>
-          <w:p>
-            <w:pPr>
-              <w:pStyle w:val="ReportTable"/>
-              <w:jc w:val="center"/>
-            </w:pPr>
-            <w:r>
-              <w:t>4 347</w:t>
+              <w:t>0,00</w:t>
             </w:r>
           </w:p>
         </w:tc>
@@ -7713,20 +8633,17 @@
         <w:pStyle w:val="ReportBody"/>
       </w:pPr>
       <w:r>
-        <w:t>Лидирует health_beauty: 1 258 681,34 R$. SUM(price) отражает стоимость товарных позиций и не включает доставку. COUNT(DISTINCT order_id) считает заказы независимо от числа позиций.</w:t>
-      </w:r>
-    </w:p>
-    <w:p>
-      <w:pPr>
-        <w:pStyle w:val="2"/>
-      </w:pPr>
-      <w:bookmarkStart w:id="21" w:name="_Toc242123755"/>
-      <w:bookmarkStart w:id="22" w:name="_Toc242710563"/>
-      <w:r>
-        <w:t>13.2 Поведение покупателей при оплате</w:t>
-      </w:r>
-      <w:bookmarkEnd w:id="21"/>
-      <w:bookmarkEnd w:id="22"/>
+        <w:t>Самый распространённый способ оплаты — credit_card. Знаменатель доли — число уникальных заказов с известной оплатой. Один заказ может использовать несколько способов, поэтому сумма долей не обязана равняться 100 %. Число рассрочек усредняется по платёжным записям.</w:t>
+      </w:r>
+    </w:p>
+    <w:p>
+      <w:pPr>
+        <w:pStyle w:val="210"/>
+      </w:pPr>
+      <w:r>
+        <w:lastRenderedPageBreak/>
+        <w:t>14.3 Оценка и скорость доставки</w:t>
+      </w:r>
     </w:p>
     <w:p>
       <w:pPr>
@@ -7734,55 +8651,127 @@
         <w:spacing w:before="80" w:after="120"/>
       </w:pPr>
       <w:r>
-        <w:t>-- 2. Payment behaviour.</w:t>
+        <w:t>-- 3. Review score depending on delivery speed.</w:t>
       </w:r>
       <w:r>
         <w:br/>
-        <w:t>SELECT</w:t>
+        <w:t>WITH reviews AS (</w:t>
       </w:r>
       <w:r>
         <w:br/>
-        <w:t xml:space="preserve">  payment_type,</w:t>
+        <w:t xml:space="preserve">  SELECT order_id, AVG(review_score) AS review_score</w:t>
       </w:r>
       <w:r>
         <w:br/>
-        <w:t xml:space="preserve">  COUNT(*) AS payments_count,</w:t>
+        <w:t xml:space="preserve">  FROM order_reviews</w:t>
       </w:r>
       <w:r>
         <w:br/>
-        <w:t xml:space="preserve">  ROUND(AVG(payment_installments), 2) AS avg_installments,</w:t>
+        <w:t xml:space="preserve">  GROUP BY order_id</w:t>
       </w:r>
       <w:r>
         <w:br/>
-        <w:t xml:space="preserve">  ROUND(AVG(payment_value), 2) AS avg_payment,</w:t>
+        <w:t>), delivery AS (</w:t>
       </w:r>
       <w:r>
         <w:br/>
-        <w:t xml:space="preserve">  ROUND(100.0 * COUNT(DISTINCT order_id)</w:t>
+        <w:t xml:space="preserve">  SELECT</w:t>
       </w:r>
       <w:r>
         <w:br/>
-        <w:t xml:space="preserve">    / (SELECT COUNT(DISTINCT order_id) FROM order_payments), 2) AS order_share_pct</w:t>
+        <w:t xml:space="preserve">    o.order_id,</w:t>
       </w:r>
       <w:r>
         <w:br/>
-        <w:t>FROM order_payments</w:t>
+        <w:t xml:space="preserve">    CASE</w:t>
       </w:r>
       <w:r>
         <w:br/>
-        <w:t>GROUP BY payment_type</w:t>
+        <w:t xml:space="preserve">      WHEN o.order_delivered_customer_date::date - o.order_purchase_timestamp::date &lt;= 5 THEN 'up to 5 days'</w:t>
       </w:r>
       <w:r>
         <w:br/>
-        <w:t>ORDER BY payments_count DESC;</w:t>
-      </w:r>
-    </w:p>
-    <w:p>
-      <w:pPr>
-        <w:pStyle w:val="ReportBody"/>
-      </w:pPr>
-      <w:r>
-        <w:t>Результаты приведены в таблице 9.</w:t>
+        <w:t xml:space="preserve">      WHEN o.order_delivered_customer_date::date - o.order_purchase_timestamp::date &lt;= 10 THEN '6-10 days'</w:t>
+      </w:r>
+      <w:r>
+        <w:br/>
+        <w:t xml:space="preserve">      ELSE 'more than 10 days'</w:t>
+      </w:r>
+      <w:r>
+        <w:br/>
+        <w:t xml:space="preserve">    END AS delivery_group,</w:t>
+      </w:r>
+      <w:r>
+        <w:br/>
+        <w:t xml:space="preserve">    CASE</w:t>
+      </w:r>
+      <w:r>
+        <w:br/>
+        <w:t xml:space="preserve">      WHEN o.order_delivered_customer_date::date - o.order_purchase_timestamp::date &lt;= 5 THEN 1</w:t>
+      </w:r>
+      <w:r>
+        <w:br/>
+        <w:t xml:space="preserve">      WHEN o.order_delivered_customer_date::date - o.order_purchase_timestamp::date &lt;= 10 THEN 2</w:t>
+      </w:r>
+      <w:r>
+        <w:br/>
+        <w:t xml:space="preserve">      ELSE 3</w:t>
+      </w:r>
+      <w:r>
+        <w:br/>
+        <w:t xml:space="preserve">    END AS sort_order,</w:t>
+      </w:r>
+      <w:r>
+        <w:br/>
+        <w:t xml:space="preserve">    r.review_score</w:t>
+      </w:r>
+      <w:r>
+        <w:br/>
+        <w:t xml:space="preserve">  FROM orders o</w:t>
+      </w:r>
+      <w:r>
+        <w:br/>
+        <w:t xml:space="preserve">  JOIN reviews r ON r.order_id = o.order_id</w:t>
+      </w:r>
+      <w:r>
+        <w:br/>
+        <w:t xml:space="preserve">  WHERE o.order_delivered_customer_date IS NOT NULL</w:t>
+      </w:r>
+      <w:r>
+        <w:br/>
+        <w:t>)</w:t>
+      </w:r>
+      <w:r>
+        <w:br/>
+        <w:t>SELECT delivery_group,</w:t>
+      </w:r>
+      <w:r>
+        <w:br/>
+        <w:t xml:space="preserve">       COUNT(DISTINCT order_id) AS orders_count,</w:t>
+      </w:r>
+      <w:r>
+        <w:br/>
+        <w:t xml:space="preserve">       ROUND(AVG(review_score), 2) AS avg_review_score</w:t>
+      </w:r>
+      <w:r>
+        <w:br/>
+        <w:t>FROM delivery</w:t>
+      </w:r>
+      <w:r>
+        <w:br/>
+        <w:t>GROUP BY delivery_group, sort_order</w:t>
+      </w:r>
+      <w:r>
+        <w:br/>
+        <w:t>ORDER BY sort_order;</w:t>
+      </w:r>
+    </w:p>
+    <w:p>
+      <w:pPr>
+        <w:pStyle w:val="ReportBody"/>
+      </w:pPr>
+      <w:r>
+        <w:t>Результаты приведены в таблице 11.</w:t>
       </w:r>
     </w:p>
     <w:p>
@@ -7793,706 +8782,7 @@
         <w:spacing w:before="120" w:after="60"/>
       </w:pPr>
       <w:r>
-        <w:t>Таблица 9 – Поведение покупателей при оплате</w:t>
-      </w:r>
-    </w:p>
-    <w:tbl>
-      <w:tblPr>
-        <w:tblStyle w:val="a3"/>
-        <w:tblW w:w="0" w:type="auto"/>
-        <w:jc w:val="center"/>
-        <w:tblLayout w:type="fixed"/>
-        <w:tblLook w:val="04A0" w:firstRow="1" w:lastRow="0" w:firstColumn="1" w:lastColumn="0" w:noHBand="0" w:noVBand="1"/>
-      </w:tblPr>
-      <w:tblGrid>
-        <w:gridCol w:w="2268"/>
-        <w:gridCol w:w="1701"/>
-        <w:gridCol w:w="1701"/>
-        <w:gridCol w:w="1984"/>
-        <w:gridCol w:w="1701"/>
-      </w:tblGrid>
-      <w:tr>
-        <w:trPr>
-          <w:cantSplit/>
-          <w:tblHeader/>
-          <w:jc w:val="center"/>
-        </w:trPr>
-        <w:tc>
-          <w:tcPr>
-            <w:tcW w:w="2268" w:type="dxa"/>
-            <w:vAlign w:val="center"/>
-          </w:tcPr>
-          <w:p>
-            <w:pPr>
-              <w:pStyle w:val="ReportTable"/>
-              <w:keepNext/>
-              <w:jc w:val="center"/>
-            </w:pPr>
-            <w:r>
-              <w:rPr>
-                <w:b/>
-              </w:rPr>
-              <w:t>Тип</w:t>
-            </w:r>
-          </w:p>
-        </w:tc>
-        <w:tc>
-          <w:tcPr>
-            <w:tcW w:w="1701" w:type="dxa"/>
-            <w:vAlign w:val="center"/>
-          </w:tcPr>
-          <w:p>
-            <w:pPr>
-              <w:pStyle w:val="ReportTable"/>
-              <w:keepNext/>
-              <w:jc w:val="center"/>
-            </w:pPr>
-            <w:r>
-              <w:rPr>
-                <w:b/>
-              </w:rPr>
-              <w:t>Платежи</w:t>
-            </w:r>
-          </w:p>
-        </w:tc>
-        <w:tc>
-          <w:tcPr>
-            <w:tcW w:w="1701" w:type="dxa"/>
-            <w:vAlign w:val="center"/>
-          </w:tcPr>
-          <w:p>
-            <w:pPr>
-              <w:pStyle w:val="ReportTable"/>
-              <w:keepNext/>
-              <w:jc w:val="center"/>
-            </w:pPr>
-            <w:r>
-              <w:rPr>
-                <w:b/>
-              </w:rPr>
-              <w:t>Части</w:t>
-            </w:r>
-          </w:p>
-        </w:tc>
-        <w:tc>
-          <w:tcPr>
-            <w:tcW w:w="1984" w:type="dxa"/>
-            <w:vAlign w:val="center"/>
-          </w:tcPr>
-          <w:p>
-            <w:pPr>
-              <w:pStyle w:val="ReportTable"/>
-              <w:keepNext/>
-              <w:jc w:val="center"/>
-            </w:pPr>
-            <w:r>
-              <w:rPr>
-                <w:b/>
-              </w:rPr>
-              <w:t>Средний R$</w:t>
-            </w:r>
-          </w:p>
-        </w:tc>
-        <w:tc>
-          <w:tcPr>
-            <w:tcW w:w="1701" w:type="dxa"/>
-            <w:vAlign w:val="center"/>
-          </w:tcPr>
-          <w:p>
-            <w:pPr>
-              <w:pStyle w:val="ReportTable"/>
-              <w:keepNext/>
-              <w:jc w:val="center"/>
-            </w:pPr>
-            <w:r>
-              <w:rPr>
-                <w:b/>
-              </w:rPr>
-              <w:t>Заказы %</w:t>
-            </w:r>
-          </w:p>
-        </w:tc>
-      </w:tr>
-      <w:tr>
-        <w:trPr>
-          <w:cantSplit/>
-          <w:jc w:val="center"/>
-        </w:trPr>
-        <w:tc>
-          <w:tcPr>
-            <w:tcW w:w="2268" w:type="dxa"/>
-            <w:vAlign w:val="center"/>
-          </w:tcPr>
-          <w:p>
-            <w:pPr>
-              <w:pStyle w:val="ReportTable"/>
-              <w:keepNext/>
-            </w:pPr>
-            <w:r>
-              <w:t>credit_card</w:t>
-            </w:r>
-          </w:p>
-        </w:tc>
-        <w:tc>
-          <w:tcPr>
-            <w:tcW w:w="1701" w:type="dxa"/>
-            <w:vAlign w:val="center"/>
-          </w:tcPr>
-          <w:p>
-            <w:pPr>
-              <w:pStyle w:val="ReportTable"/>
-              <w:keepNext/>
-              <w:jc w:val="center"/>
-            </w:pPr>
-            <w:r>
-              <w:t>76 795</w:t>
-            </w:r>
-          </w:p>
-        </w:tc>
-        <w:tc>
-          <w:tcPr>
-            <w:tcW w:w="1701" w:type="dxa"/>
-            <w:vAlign w:val="center"/>
-          </w:tcPr>
-          <w:p>
-            <w:pPr>
-              <w:pStyle w:val="ReportTable"/>
-              <w:keepNext/>
-              <w:jc w:val="center"/>
-            </w:pPr>
-            <w:r>
-              <w:t>3,51</w:t>
-            </w:r>
-          </w:p>
-        </w:tc>
-        <w:tc>
-          <w:tcPr>
-            <w:tcW w:w="1984" w:type="dxa"/>
-            <w:vAlign w:val="center"/>
-          </w:tcPr>
-          <w:p>
-            <w:pPr>
-              <w:pStyle w:val="ReportTable"/>
-              <w:keepNext/>
-              <w:jc w:val="center"/>
-            </w:pPr>
-            <w:r>
-              <w:t>163,32</w:t>
-            </w:r>
-          </w:p>
-        </w:tc>
-        <w:tc>
-          <w:tcPr>
-            <w:tcW w:w="1701" w:type="dxa"/>
-            <w:vAlign w:val="center"/>
-          </w:tcPr>
-          <w:p>
-            <w:pPr>
-              <w:pStyle w:val="ReportTable"/>
-              <w:keepNext/>
-              <w:jc w:val="center"/>
-            </w:pPr>
-            <w:r>
-              <w:t>76,94</w:t>
-            </w:r>
-          </w:p>
-        </w:tc>
-      </w:tr>
-      <w:tr>
-        <w:trPr>
-          <w:cantSplit/>
-          <w:jc w:val="center"/>
-        </w:trPr>
-        <w:tc>
-          <w:tcPr>
-            <w:tcW w:w="2268" w:type="dxa"/>
-            <w:vAlign w:val="center"/>
-          </w:tcPr>
-          <w:p>
-            <w:pPr>
-              <w:pStyle w:val="ReportTable"/>
-              <w:keepNext/>
-            </w:pPr>
-            <w:r>
-              <w:t>boleto</w:t>
-            </w:r>
-          </w:p>
-        </w:tc>
-        <w:tc>
-          <w:tcPr>
-            <w:tcW w:w="1701" w:type="dxa"/>
-            <w:vAlign w:val="center"/>
-          </w:tcPr>
-          <w:p>
-            <w:pPr>
-              <w:pStyle w:val="ReportTable"/>
-              <w:keepNext/>
-              <w:jc w:val="center"/>
-            </w:pPr>
-            <w:r>
-              <w:t>19 784</w:t>
-            </w:r>
-          </w:p>
-        </w:tc>
-        <w:tc>
-          <w:tcPr>
-            <w:tcW w:w="1701" w:type="dxa"/>
-            <w:vAlign w:val="center"/>
-          </w:tcPr>
-          <w:p>
-            <w:pPr>
-              <w:pStyle w:val="ReportTable"/>
-              <w:keepNext/>
-              <w:jc w:val="center"/>
-            </w:pPr>
-            <w:r>
-              <w:t>1,00</w:t>
-            </w:r>
-          </w:p>
-        </w:tc>
-        <w:tc>
-          <w:tcPr>
-            <w:tcW w:w="1984" w:type="dxa"/>
-            <w:vAlign w:val="center"/>
-          </w:tcPr>
-          <w:p>
-            <w:pPr>
-              <w:pStyle w:val="ReportTable"/>
-              <w:keepNext/>
-              <w:jc w:val="center"/>
-            </w:pPr>
-            <w:r>
-              <w:t>145,03</w:t>
-            </w:r>
-          </w:p>
-        </w:tc>
-        <w:tc>
-          <w:tcPr>
-            <w:tcW w:w="1701" w:type="dxa"/>
-            <w:vAlign w:val="center"/>
-          </w:tcPr>
-          <w:p>
-            <w:pPr>
-              <w:pStyle w:val="ReportTable"/>
-              <w:keepNext/>
-              <w:jc w:val="center"/>
-            </w:pPr>
-            <w:r>
-              <w:t>19,90</w:t>
-            </w:r>
-          </w:p>
-        </w:tc>
-      </w:tr>
-      <w:tr>
-        <w:trPr>
-          <w:cantSplit/>
-          <w:jc w:val="center"/>
-        </w:trPr>
-        <w:tc>
-          <w:tcPr>
-            <w:tcW w:w="2268" w:type="dxa"/>
-            <w:vAlign w:val="center"/>
-          </w:tcPr>
-          <w:p>
-            <w:pPr>
-              <w:pStyle w:val="ReportTable"/>
-              <w:keepNext/>
-            </w:pPr>
-            <w:r>
-              <w:t>voucher</w:t>
-            </w:r>
-          </w:p>
-        </w:tc>
-        <w:tc>
-          <w:tcPr>
-            <w:tcW w:w="1701" w:type="dxa"/>
-            <w:vAlign w:val="center"/>
-          </w:tcPr>
-          <w:p>
-            <w:pPr>
-              <w:pStyle w:val="ReportTable"/>
-              <w:keepNext/>
-              <w:jc w:val="center"/>
-            </w:pPr>
-            <w:r>
-              <w:t>5 775</w:t>
-            </w:r>
-          </w:p>
-        </w:tc>
-        <w:tc>
-          <w:tcPr>
-            <w:tcW w:w="1701" w:type="dxa"/>
-            <w:vAlign w:val="center"/>
-          </w:tcPr>
-          <w:p>
-            <w:pPr>
-              <w:pStyle w:val="ReportTable"/>
-              <w:keepNext/>
-              <w:jc w:val="center"/>
-            </w:pPr>
-            <w:r>
-              <w:t>1,00</w:t>
-            </w:r>
-          </w:p>
-        </w:tc>
-        <w:tc>
-          <w:tcPr>
-            <w:tcW w:w="1984" w:type="dxa"/>
-            <w:vAlign w:val="center"/>
-          </w:tcPr>
-          <w:p>
-            <w:pPr>
-              <w:pStyle w:val="ReportTable"/>
-              <w:keepNext/>
-              <w:jc w:val="center"/>
-            </w:pPr>
-            <w:r>
-              <w:t>65,70</w:t>
-            </w:r>
-          </w:p>
-        </w:tc>
-        <w:tc>
-          <w:tcPr>
-            <w:tcW w:w="1701" w:type="dxa"/>
-            <w:vAlign w:val="center"/>
-          </w:tcPr>
-          <w:p>
-            <w:pPr>
-              <w:pStyle w:val="ReportTable"/>
-              <w:keepNext/>
-              <w:jc w:val="center"/>
-            </w:pPr>
-            <w:r>
-              <w:t>3,89</w:t>
-            </w:r>
-          </w:p>
-        </w:tc>
-      </w:tr>
-      <w:tr>
-        <w:trPr>
-          <w:cantSplit/>
-          <w:jc w:val="center"/>
-        </w:trPr>
-        <w:tc>
-          <w:tcPr>
-            <w:tcW w:w="2268" w:type="dxa"/>
-            <w:vAlign w:val="center"/>
-          </w:tcPr>
-          <w:p>
-            <w:pPr>
-              <w:pStyle w:val="ReportTable"/>
-              <w:keepNext/>
-            </w:pPr>
-            <w:r>
-              <w:t>debit_card</w:t>
-            </w:r>
-          </w:p>
-        </w:tc>
-        <w:tc>
-          <w:tcPr>
-            <w:tcW w:w="1701" w:type="dxa"/>
-            <w:vAlign w:val="center"/>
-          </w:tcPr>
-          <w:p>
-            <w:pPr>
-              <w:pStyle w:val="ReportTable"/>
-              <w:keepNext/>
-              <w:jc w:val="center"/>
-            </w:pPr>
-            <w:r>
-              <w:t>1 529</w:t>
-            </w:r>
-          </w:p>
-        </w:tc>
-        <w:tc>
-          <w:tcPr>
-            <w:tcW w:w="1701" w:type="dxa"/>
-            <w:vAlign w:val="center"/>
-          </w:tcPr>
-          <w:p>
-            <w:pPr>
-              <w:pStyle w:val="ReportTable"/>
-              <w:keepNext/>
-              <w:jc w:val="center"/>
-            </w:pPr>
-            <w:r>
-              <w:t>1,00</w:t>
-            </w:r>
-          </w:p>
-        </w:tc>
-        <w:tc>
-          <w:tcPr>
-            <w:tcW w:w="1984" w:type="dxa"/>
-            <w:vAlign w:val="center"/>
-          </w:tcPr>
-          <w:p>
-            <w:pPr>
-              <w:pStyle w:val="ReportTable"/>
-              <w:keepNext/>
-              <w:jc w:val="center"/>
-            </w:pPr>
-            <w:r>
-              <w:t>142,57</w:t>
-            </w:r>
-          </w:p>
-        </w:tc>
-        <w:tc>
-          <w:tcPr>
-            <w:tcW w:w="1701" w:type="dxa"/>
-            <w:vAlign w:val="center"/>
-          </w:tcPr>
-          <w:p>
-            <w:pPr>
-              <w:pStyle w:val="ReportTable"/>
-              <w:keepNext/>
-              <w:jc w:val="center"/>
-            </w:pPr>
-            <w:r>
-              <w:t>1,54</w:t>
-            </w:r>
-          </w:p>
-        </w:tc>
-      </w:tr>
-      <w:tr>
-        <w:trPr>
-          <w:cantSplit/>
-          <w:jc w:val="center"/>
-        </w:trPr>
-        <w:tc>
-          <w:tcPr>
-            <w:tcW w:w="2268" w:type="dxa"/>
-            <w:vAlign w:val="center"/>
-          </w:tcPr>
-          <w:p>
-            <w:pPr>
-              <w:pStyle w:val="ReportTable"/>
-            </w:pPr>
-            <w:r>
-              <w:t>not_defined</w:t>
-            </w:r>
-          </w:p>
-        </w:tc>
-        <w:tc>
-          <w:tcPr>
-            <w:tcW w:w="1701" w:type="dxa"/>
-            <w:vAlign w:val="center"/>
-          </w:tcPr>
-          <w:p>
-            <w:pPr>
-              <w:pStyle w:val="ReportTable"/>
-              <w:jc w:val="center"/>
-            </w:pPr>
-            <w:r>
-              <w:t>3</w:t>
-            </w:r>
-          </w:p>
-        </w:tc>
-        <w:tc>
-          <w:tcPr>
-            <w:tcW w:w="1701" w:type="dxa"/>
-            <w:vAlign w:val="center"/>
-          </w:tcPr>
-          <w:p>
-            <w:pPr>
-              <w:pStyle w:val="ReportTable"/>
-              <w:jc w:val="center"/>
-            </w:pPr>
-            <w:r>
-              <w:t>1,00</w:t>
-            </w:r>
-          </w:p>
-        </w:tc>
-        <w:tc>
-          <w:tcPr>
-            <w:tcW w:w="1984" w:type="dxa"/>
-            <w:vAlign w:val="center"/>
-          </w:tcPr>
-          <w:p>
-            <w:pPr>
-              <w:pStyle w:val="ReportTable"/>
-              <w:jc w:val="center"/>
-            </w:pPr>
-            <w:r>
-              <w:t>0,00</w:t>
-            </w:r>
-          </w:p>
-        </w:tc>
-        <w:tc>
-          <w:tcPr>
-            <w:tcW w:w="1701" w:type="dxa"/>
-            <w:vAlign w:val="center"/>
-          </w:tcPr>
-          <w:p>
-            <w:pPr>
-              <w:pStyle w:val="ReportTable"/>
-              <w:jc w:val="center"/>
-            </w:pPr>
-            <w:r>
-              <w:t>0,00</w:t>
-            </w:r>
-          </w:p>
-        </w:tc>
-      </w:tr>
-    </w:tbl>
-    <w:p>
-      <w:pPr>
-        <w:pStyle w:val="ReportBody"/>
-      </w:pPr>
-      <w:r>
-        <w:lastRenderedPageBreak/>
-        <w:t>Наиболее распространена оплата credit_card: 76 795 платёжных строк. Доли рассчитаны по уникальным заказам; они могут суммироваться более чем в 100%, если заказ оплачен несколькими способами.</w:t>
-      </w:r>
-    </w:p>
-    <w:p>
-      <w:pPr>
-        <w:pStyle w:val="2"/>
-      </w:pPr>
-      <w:bookmarkStart w:id="23" w:name="_Toc242123756"/>
-      <w:bookmarkStart w:id="24" w:name="_Toc242710564"/>
-      <w:r>
-        <w:t>13.3 Оценка в зависимости от срока доставки</w:t>
-      </w:r>
-      <w:bookmarkEnd w:id="23"/>
-      <w:bookmarkEnd w:id="24"/>
-    </w:p>
-    <w:p>
-      <w:pPr>
-        <w:pStyle w:val="ReportCode"/>
-        <w:spacing w:before="80" w:after="120"/>
-      </w:pPr>
-      <w:r>
-        <w:t>-- 3. Review score depending on delivery speed.</w:t>
-      </w:r>
-      <w:r>
-        <w:br/>
-        <w:t>WITH reviews AS (</w:t>
-      </w:r>
-      <w:r>
-        <w:br/>
-        <w:t xml:space="preserve">  SELECT order_id, AVG(review_score) AS review_score</w:t>
-      </w:r>
-      <w:r>
-        <w:br/>
-        <w:t xml:space="preserve">  FROM order_reviews</w:t>
-      </w:r>
-      <w:r>
-        <w:br/>
-        <w:t xml:space="preserve">  GROUP BY order_id</w:t>
-      </w:r>
-      <w:r>
-        <w:br/>
-        <w:t>), delivery AS (</w:t>
-      </w:r>
-      <w:r>
-        <w:br/>
-        <w:t xml:space="preserve">  SELECT</w:t>
-      </w:r>
-      <w:r>
-        <w:br/>
-        <w:t xml:space="preserve">    o.order_id,</w:t>
-      </w:r>
-      <w:r>
-        <w:br/>
-        <w:t xml:space="preserve">    CASE</w:t>
-      </w:r>
-      <w:r>
-        <w:br/>
-        <w:t xml:space="preserve">      WHEN o.order_delivered_customer_date::date - o.order_purchase_timestamp::date &lt;= 5 THEN 'up to 5 days'</w:t>
-      </w:r>
-      <w:r>
-        <w:br/>
-        <w:t xml:space="preserve">      WHEN o.order_delivered_customer_date::date - o.order_purchase_timestamp::date &lt;= 10 THEN '6-10 days'</w:t>
-      </w:r>
-      <w:r>
-        <w:br/>
-        <w:t xml:space="preserve">      ELSE 'more than 10 days'</w:t>
-      </w:r>
-      <w:r>
-        <w:br/>
-        <w:t xml:space="preserve">    END AS delivery_group,</w:t>
-      </w:r>
-      <w:r>
-        <w:br/>
-        <w:t xml:space="preserve">    CASE</w:t>
-      </w:r>
-      <w:r>
-        <w:br/>
-        <w:t xml:space="preserve">      WHEN o.order_delivered_customer_date::date - o.order_purchase_timestamp::date &lt;= 5 THEN 1</w:t>
-      </w:r>
-      <w:r>
-        <w:br/>
-        <w:t xml:space="preserve">      WHEN o.order_delivered_customer_date::date - o.order_purchase_timestamp::date &lt;= 10 THEN 2</w:t>
-      </w:r>
-      <w:r>
-        <w:br/>
-        <w:t xml:space="preserve">      ELSE 3</w:t>
-      </w:r>
-      <w:r>
-        <w:br/>
-        <w:t xml:space="preserve">    END AS sort_order,</w:t>
-      </w:r>
-      <w:r>
-        <w:br/>
-        <w:t xml:space="preserve">    r.review_score</w:t>
-      </w:r>
-      <w:r>
-        <w:br/>
-        <w:t xml:space="preserve">  FROM orders o</w:t>
-      </w:r>
-      <w:r>
-        <w:br/>
-        <w:t xml:space="preserve">  JOIN reviews r ON r.order_id = o.order_id</w:t>
-      </w:r>
-      <w:r>
-        <w:br/>
-        <w:t xml:space="preserve">  WHERE o.order_delivered_customer_date IS NOT NULL</w:t>
-      </w:r>
-      <w:r>
-        <w:br/>
-        <w:t>)</w:t>
-      </w:r>
-      <w:r>
-        <w:br/>
-        <w:t>SELECT delivery_group,</w:t>
-      </w:r>
-      <w:r>
-        <w:br/>
-        <w:t xml:space="preserve">       COUNT(DISTINCT order_id) AS orders_count,</w:t>
-      </w:r>
-      <w:r>
-        <w:br/>
-        <w:t xml:space="preserve">       ROUND(AVG(review_score), 2) AS avg_review_score</w:t>
-      </w:r>
-      <w:r>
-        <w:br/>
-        <w:t>FROM delivery</w:t>
-      </w:r>
-      <w:r>
-        <w:br/>
-        <w:t>GROUP BY delivery_group, sort_order</w:t>
-      </w:r>
-      <w:r>
-        <w:br/>
-        <w:t>ORDER BY sort_order;</w:t>
-      </w:r>
-    </w:p>
-    <w:p>
-      <w:pPr>
-        <w:pStyle w:val="ReportBody"/>
-      </w:pPr>
-      <w:r>
-        <w:t>Результаты приведены в таблице 10.</w:t>
-      </w:r>
-    </w:p>
-    <w:p>
-      <w:pPr>
-        <w:pStyle w:val="ReportTableCaption"/>
-        <w:keepNext/>
-        <w:keepLines/>
-        <w:spacing w:before="120" w:after="60"/>
-      </w:pPr>
-      <w:r>
-        <w:t>Таблица 10 – Оценка в зависимости от срока доставки</w:t>
+        <w:t>Таблица 11 – Оценка и скорость доставки</w:t>
       </w:r>
     </w:p>
     <w:tbl>
@@ -8734,24 +9024,17 @@
         <w:pStyle w:val="ReportBody"/>
       </w:pPr>
       <w:r>
-        <w:t xml:space="preserve">Отзывы предварительно усреднены до одной строки на заказ, поэтому заказ с несколькими отзывами не получает дополнительный вес. Средняя </w:t>
-      </w:r>
+        <w:t>Длительность рассчитана как разность календарных дат доставки и покупки. Отзывы усреднены до одного значения на заказ, чтобы несколько отзывов не увеличивали его вес. Заказы без даты доставки исключены. При увеличении длительности средняя оценка снижается; наблюдаемая связь не доказывает причинность.</w:t>
+      </w:r>
+    </w:p>
+    <w:p>
+      <w:pPr>
+        <w:pStyle w:val="210"/>
+      </w:pPr>
       <w:r>
         <w:lastRenderedPageBreak/>
-        <w:t>оценка снижается при росте срока доставки. Это связь в наблюдениях, а не доказательство причинности; недоставленные заказы исключены из данной задачи.</w:t>
-      </w:r>
-    </w:p>
-    <w:p>
-      <w:pPr>
-        <w:pStyle w:val="2"/>
-      </w:pPr>
-      <w:bookmarkStart w:id="25" w:name="_Toc242123757"/>
-      <w:bookmarkStart w:id="26" w:name="_Toc242710565"/>
-      <w:r>
-        <w:t>13.4 Рейтинг продавцов по заказам</w:t>
-      </w:r>
-      <w:bookmarkEnd w:id="25"/>
-      <w:bookmarkEnd w:id="26"/>
+        <w:t>14.4 Эффективность продавцов</w:t>
+      </w:r>
     </w:p>
     <w:p>
       <w:pPr>
@@ -8819,7 +9102,7 @@
         <w:pStyle w:val="ReportBody"/>
       </w:pPr>
       <w:r>
-        <w:t>Результаты приведены в таблице 11.</w:t>
+        <w:t>Результаты приведены в таблице 12.</w:t>
       </w:r>
     </w:p>
     <w:p>
@@ -8830,7 +9113,7 @@
         <w:spacing w:before="120" w:after="60"/>
       </w:pPr>
       <w:r>
-        <w:t>Таблица 11 – Рейтинг продавцов по заказам</w:t>
+        <w:t>Таблица 12 – Эффективность продавцов</w:t>
       </w:r>
     </w:p>
     <w:tbl>
@@ -8842,11 +9125,12 @@
         <w:tblLook w:val="04A0" w:firstRow="1" w:lastRow="0" w:firstColumn="1" w:lastColumn="0" w:noHBand="0" w:noVBand="1"/>
       </w:tblPr>
       <w:tblGrid>
+        <w:gridCol w:w="1531"/>
+        <w:gridCol w:w="1077"/>
+        <w:gridCol w:w="1474"/>
+        <w:gridCol w:w="1191"/>
+        <w:gridCol w:w="2098"/>
         <w:gridCol w:w="1984"/>
-        <w:gridCol w:w="1701"/>
-        <w:gridCol w:w="1701"/>
-        <w:gridCol w:w="1701"/>
-        <w:gridCol w:w="2268"/>
       </w:tblGrid>
       <w:tr>
         <w:trPr>
@@ -8856,7 +9140,7 @@
         </w:trPr>
         <w:tc>
           <w:tcPr>
-            <w:tcW w:w="1984" w:type="dxa"/>
+            <w:tcW w:w="1531" w:type="dxa"/>
             <w:vAlign w:val="center"/>
           </w:tcPr>
           <w:p>
@@ -8875,7 +9159,7 @@
         </w:tc>
         <w:tc>
           <w:tcPr>
-            <w:tcW w:w="1701" w:type="dxa"/>
+            <w:tcW w:w="1077" w:type="dxa"/>
             <w:vAlign w:val="center"/>
           </w:tcPr>
           <w:p>
@@ -8894,7 +9178,7 @@
         </w:tc>
         <w:tc>
           <w:tcPr>
-            <w:tcW w:w="1701" w:type="dxa"/>
+            <w:tcW w:w="1474" w:type="dxa"/>
             <w:vAlign w:val="center"/>
           </w:tcPr>
           <w:p>
@@ -8913,7 +9197,7 @@
         </w:tc>
         <w:tc>
           <w:tcPr>
-            <w:tcW w:w="1701" w:type="dxa"/>
+            <w:tcW w:w="1191" w:type="dxa"/>
             <w:vAlign w:val="center"/>
           </w:tcPr>
           <w:p>
@@ -8932,7 +9216,7 @@
         </w:tc>
         <w:tc>
           <w:tcPr>
-            <w:tcW w:w="2268" w:type="dxa"/>
+            <w:tcW w:w="2098" w:type="dxa"/>
             <w:vAlign w:val="center"/>
           </w:tcPr>
           <w:p>
@@ -8946,6 +9230,25 @@
                 <w:b/>
               </w:rPr>
               <w:t>Оборот R$</w:t>
+            </w:r>
+          </w:p>
+        </w:tc>
+        <w:tc>
+          <w:tcPr>
+            <w:tcW w:w="1984" w:type="dxa"/>
+            <w:vAlign w:val="center"/>
+          </w:tcPr>
+          <w:p>
+            <w:pPr>
+              <w:pStyle w:val="ReportTable"/>
+              <w:keepNext/>
+              <w:jc w:val="center"/>
+            </w:pPr>
+            <w:r>
+              <w:rPr>
+                <w:b/>
+              </w:rPr>
+              <w:t>Доставка R$</w:t>
             </w:r>
           </w:p>
         </w:tc>
@@ -8957,75 +9260,90 @@
         </w:trPr>
         <w:tc>
           <w:tcPr>
+            <w:tcW w:w="1531" w:type="dxa"/>
+            <w:vAlign w:val="center"/>
+          </w:tcPr>
+          <w:p>
+            <w:pPr>
+              <w:pStyle w:val="ReportTable"/>
+            </w:pPr>
+            <w:r>
+              <w:t>6560211a</w:t>
+            </w:r>
+          </w:p>
+        </w:tc>
+        <w:tc>
+          <w:tcPr>
+            <w:tcW w:w="1077" w:type="dxa"/>
+            <w:vAlign w:val="center"/>
+          </w:tcPr>
+          <w:p>
+            <w:pPr>
+              <w:pStyle w:val="ReportTable"/>
+              <w:jc w:val="center"/>
+            </w:pPr>
+            <w:r>
+              <w:t>1 854</w:t>
+            </w:r>
+          </w:p>
+        </w:tc>
+        <w:tc>
+          <w:tcPr>
+            <w:tcW w:w="1474" w:type="dxa"/>
+            <w:vAlign w:val="center"/>
+          </w:tcPr>
+          <w:p>
+            <w:pPr>
+              <w:pStyle w:val="ReportTable"/>
+              <w:jc w:val="center"/>
+            </w:pPr>
+            <w:r>
+              <w:t>1 824</w:t>
+            </w:r>
+          </w:p>
+        </w:tc>
+        <w:tc>
+          <w:tcPr>
+            <w:tcW w:w="1191" w:type="dxa"/>
+            <w:vAlign w:val="center"/>
+          </w:tcPr>
+          <w:p>
+            <w:pPr>
+              <w:pStyle w:val="ReportTable"/>
+              <w:jc w:val="center"/>
+            </w:pPr>
+            <w:r>
+              <w:t>2 033</w:t>
+            </w:r>
+          </w:p>
+        </w:tc>
+        <w:tc>
+          <w:tcPr>
+            <w:tcW w:w="2098" w:type="dxa"/>
+            <w:vAlign w:val="center"/>
+          </w:tcPr>
+          <w:p>
+            <w:pPr>
+              <w:pStyle w:val="ReportTable"/>
+              <w:jc w:val="center"/>
+            </w:pPr>
+            <w:r>
+              <w:t>123 304,83</w:t>
+            </w:r>
+          </w:p>
+        </w:tc>
+        <w:tc>
+          <w:tcPr>
             <w:tcW w:w="1984" w:type="dxa"/>
             <w:vAlign w:val="center"/>
           </w:tcPr>
           <w:p>
             <w:pPr>
               <w:pStyle w:val="ReportTable"/>
-            </w:pPr>
-            <w:r>
-              <w:t>6560211a…</w:t>
-            </w:r>
-          </w:p>
-        </w:tc>
-        <w:tc>
-          <w:tcPr>
-            <w:tcW w:w="1701" w:type="dxa"/>
-            <w:vAlign w:val="center"/>
-          </w:tcPr>
-          <w:p>
-            <w:pPr>
-              <w:pStyle w:val="ReportTable"/>
-              <w:jc w:val="center"/>
-            </w:pPr>
-            <w:r>
-              <w:t>1 854</w:t>
-            </w:r>
-          </w:p>
-        </w:tc>
-        <w:tc>
-          <w:tcPr>
-            <w:tcW w:w="1701" w:type="dxa"/>
-            <w:vAlign w:val="center"/>
-          </w:tcPr>
-          <w:p>
-            <w:pPr>
-              <w:pStyle w:val="ReportTable"/>
-              <w:jc w:val="center"/>
-            </w:pPr>
-            <w:r>
-              <w:t>1 824</w:t>
-            </w:r>
-          </w:p>
-        </w:tc>
-        <w:tc>
-          <w:tcPr>
-            <w:tcW w:w="1701" w:type="dxa"/>
-            <w:vAlign w:val="center"/>
-          </w:tcPr>
-          <w:p>
-            <w:pPr>
-              <w:pStyle w:val="ReportTable"/>
-              <w:jc w:val="center"/>
-            </w:pPr>
-            <w:r>
-              <w:t>2 033</w:t>
-            </w:r>
-          </w:p>
-        </w:tc>
-        <w:tc>
-          <w:tcPr>
-            <w:tcW w:w="2268" w:type="dxa"/>
-            <w:vAlign w:val="center"/>
-          </w:tcPr>
-          <w:p>
-            <w:pPr>
-              <w:pStyle w:val="ReportTable"/>
-              <w:jc w:val="center"/>
-            </w:pPr>
-            <w:r>
-              <w:t>123 304,83</w:t>
+              <w:jc w:val="center"/>
+            </w:pPr>
+            <w:r>
+              <w:t>13,75</w:t>
             </w:r>
           </w:p>
         </w:tc>
@@ -9037,75 +9355,90 @@
         </w:trPr>
         <w:tc>
           <w:tcPr>
+            <w:tcW w:w="1531" w:type="dxa"/>
+            <w:vAlign w:val="center"/>
+          </w:tcPr>
+          <w:p>
+            <w:pPr>
+              <w:pStyle w:val="ReportTable"/>
+            </w:pPr>
+            <w:r>
+              <w:t>4a3ca931</w:t>
+            </w:r>
+          </w:p>
+        </w:tc>
+        <w:tc>
+          <w:tcPr>
+            <w:tcW w:w="1077" w:type="dxa"/>
+            <w:vAlign w:val="center"/>
+          </w:tcPr>
+          <w:p>
+            <w:pPr>
+              <w:pStyle w:val="ReportTable"/>
+              <w:jc w:val="center"/>
+            </w:pPr>
+            <w:r>
+              <w:t>1 806</w:t>
+            </w:r>
+          </w:p>
+        </w:tc>
+        <w:tc>
+          <w:tcPr>
+            <w:tcW w:w="1474" w:type="dxa"/>
+            <w:vAlign w:val="center"/>
+          </w:tcPr>
+          <w:p>
+            <w:pPr>
+              <w:pStyle w:val="ReportTable"/>
+              <w:jc w:val="center"/>
+            </w:pPr>
+            <w:r>
+              <w:t>1 792</w:t>
+            </w:r>
+          </w:p>
+        </w:tc>
+        <w:tc>
+          <w:tcPr>
+            <w:tcW w:w="1191" w:type="dxa"/>
+            <w:vAlign w:val="center"/>
+          </w:tcPr>
+          <w:p>
+            <w:pPr>
+              <w:pStyle w:val="ReportTable"/>
+              <w:jc w:val="center"/>
+            </w:pPr>
+            <w:r>
+              <w:t>1 987</w:t>
+            </w:r>
+          </w:p>
+        </w:tc>
+        <w:tc>
+          <w:tcPr>
+            <w:tcW w:w="2098" w:type="dxa"/>
+            <w:vAlign w:val="center"/>
+          </w:tcPr>
+          <w:p>
+            <w:pPr>
+              <w:pStyle w:val="ReportTable"/>
+              <w:jc w:val="center"/>
+            </w:pPr>
+            <w:r>
+              <w:t>200 472,92</w:t>
+            </w:r>
+          </w:p>
+        </w:tc>
+        <w:tc>
+          <w:tcPr>
             <w:tcW w:w="1984" w:type="dxa"/>
             <w:vAlign w:val="center"/>
           </w:tcPr>
           <w:p>
             <w:pPr>
               <w:pStyle w:val="ReportTable"/>
-            </w:pPr>
-            <w:r>
-              <w:t>4a3ca931…</w:t>
-            </w:r>
-          </w:p>
-        </w:tc>
-        <w:tc>
-          <w:tcPr>
-            <w:tcW w:w="1701" w:type="dxa"/>
-            <w:vAlign w:val="center"/>
-          </w:tcPr>
-          <w:p>
-            <w:pPr>
-              <w:pStyle w:val="ReportTable"/>
-              <w:jc w:val="center"/>
-            </w:pPr>
-            <w:r>
-              <w:t>1 806</w:t>
-            </w:r>
-          </w:p>
-        </w:tc>
-        <w:tc>
-          <w:tcPr>
-            <w:tcW w:w="1701" w:type="dxa"/>
-            <w:vAlign w:val="center"/>
-          </w:tcPr>
-          <w:p>
-            <w:pPr>
-              <w:pStyle w:val="ReportTable"/>
-              <w:jc w:val="center"/>
-            </w:pPr>
-            <w:r>
-              <w:t>1 792</w:t>
-            </w:r>
-          </w:p>
-        </w:tc>
-        <w:tc>
-          <w:tcPr>
-            <w:tcW w:w="1701" w:type="dxa"/>
-            <w:vAlign w:val="center"/>
-          </w:tcPr>
-          <w:p>
-            <w:pPr>
-              <w:pStyle w:val="ReportTable"/>
-              <w:jc w:val="center"/>
-            </w:pPr>
-            <w:r>
-              <w:t>1 987</w:t>
-            </w:r>
-          </w:p>
-        </w:tc>
-        <w:tc>
-          <w:tcPr>
-            <w:tcW w:w="2268" w:type="dxa"/>
-            <w:vAlign w:val="center"/>
-          </w:tcPr>
-          <w:p>
-            <w:pPr>
-              <w:pStyle w:val="ReportTable"/>
-              <w:jc w:val="center"/>
-            </w:pPr>
-            <w:r>
-              <w:t>200 472,92</w:t>
+              <w:jc w:val="center"/>
+            </w:pPr>
+            <w:r>
+              <w:t>17,65</w:t>
             </w:r>
           </w:p>
         </w:tc>
@@ -9117,75 +9450,90 @@
         </w:trPr>
         <w:tc>
           <w:tcPr>
+            <w:tcW w:w="1531" w:type="dxa"/>
+            <w:vAlign w:val="center"/>
+          </w:tcPr>
+          <w:p>
+            <w:pPr>
+              <w:pStyle w:val="ReportTable"/>
+            </w:pPr>
+            <w:r>
+              <w:t>cc419e06</w:t>
+            </w:r>
+          </w:p>
+        </w:tc>
+        <w:tc>
+          <w:tcPr>
+            <w:tcW w:w="1077" w:type="dxa"/>
+            <w:vAlign w:val="center"/>
+          </w:tcPr>
+          <w:p>
+            <w:pPr>
+              <w:pStyle w:val="ReportTable"/>
+              <w:jc w:val="center"/>
+            </w:pPr>
+            <w:r>
+              <w:t>1 706</w:t>
+            </w:r>
+          </w:p>
+        </w:tc>
+        <w:tc>
+          <w:tcPr>
+            <w:tcW w:w="1474" w:type="dxa"/>
+            <w:vAlign w:val="center"/>
+          </w:tcPr>
+          <w:p>
+            <w:pPr>
+              <w:pStyle w:val="ReportTable"/>
+              <w:jc w:val="center"/>
+            </w:pPr>
+            <w:r>
+              <w:t>1 657</w:t>
+            </w:r>
+          </w:p>
+        </w:tc>
+        <w:tc>
+          <w:tcPr>
+            <w:tcW w:w="1191" w:type="dxa"/>
+            <w:vAlign w:val="center"/>
+          </w:tcPr>
+          <w:p>
+            <w:pPr>
+              <w:pStyle w:val="ReportTable"/>
+              <w:jc w:val="center"/>
+            </w:pPr>
+            <w:r>
+              <w:t>1 775</w:t>
+            </w:r>
+          </w:p>
+        </w:tc>
+        <w:tc>
+          <w:tcPr>
+            <w:tcW w:w="2098" w:type="dxa"/>
+            <w:vAlign w:val="center"/>
+          </w:tcPr>
+          <w:p>
+            <w:pPr>
+              <w:pStyle w:val="ReportTable"/>
+              <w:jc w:val="center"/>
+            </w:pPr>
+            <w:r>
+              <w:t>104 288,42</w:t>
+            </w:r>
+          </w:p>
+        </w:tc>
+        <w:tc>
+          <w:tcPr>
             <w:tcW w:w="1984" w:type="dxa"/>
             <w:vAlign w:val="center"/>
           </w:tcPr>
           <w:p>
             <w:pPr>
               <w:pStyle w:val="ReportTable"/>
-            </w:pPr>
-            <w:r>
-              <w:t>cc419e06…</w:t>
-            </w:r>
-          </w:p>
-        </w:tc>
-        <w:tc>
-          <w:tcPr>
-            <w:tcW w:w="1701" w:type="dxa"/>
-            <w:vAlign w:val="center"/>
-          </w:tcPr>
-          <w:p>
-            <w:pPr>
-              <w:pStyle w:val="ReportTable"/>
-              <w:jc w:val="center"/>
-            </w:pPr>
-            <w:r>
-              <w:t>1 706</w:t>
-            </w:r>
-          </w:p>
-        </w:tc>
-        <w:tc>
-          <w:tcPr>
-            <w:tcW w:w="1701" w:type="dxa"/>
-            <w:vAlign w:val="center"/>
-          </w:tcPr>
-          <w:p>
-            <w:pPr>
-              <w:pStyle w:val="ReportTable"/>
-              <w:jc w:val="center"/>
-            </w:pPr>
-            <w:r>
-              <w:t>1 657</w:t>
-            </w:r>
-          </w:p>
-        </w:tc>
-        <w:tc>
-          <w:tcPr>
-            <w:tcW w:w="1701" w:type="dxa"/>
-            <w:vAlign w:val="center"/>
-          </w:tcPr>
-          <w:p>
-            <w:pPr>
-              <w:pStyle w:val="ReportTable"/>
-              <w:jc w:val="center"/>
-            </w:pPr>
-            <w:r>
-              <w:t>1 775</w:t>
-            </w:r>
-          </w:p>
-        </w:tc>
-        <w:tc>
-          <w:tcPr>
-            <w:tcW w:w="2268" w:type="dxa"/>
-            <w:vAlign w:val="center"/>
-          </w:tcPr>
-          <w:p>
-            <w:pPr>
-              <w:pStyle w:val="ReportTable"/>
-              <w:jc w:val="center"/>
-            </w:pPr>
-            <w:r>
-              <w:t>104 288,42</w:t>
+              <w:jc w:val="center"/>
+            </w:pPr>
+            <w:r>
+              <w:t>14,46</w:t>
             </w:r>
           </w:p>
         </w:tc>
@@ -9197,75 +9545,90 @@
         </w:trPr>
         <w:tc>
           <w:tcPr>
+            <w:tcW w:w="1531" w:type="dxa"/>
+            <w:vAlign w:val="center"/>
+          </w:tcPr>
+          <w:p>
+            <w:pPr>
+              <w:pStyle w:val="ReportTable"/>
+            </w:pPr>
+            <w:r>
+              <w:t>1f50f920</w:t>
+            </w:r>
+          </w:p>
+        </w:tc>
+        <w:tc>
+          <w:tcPr>
+            <w:tcW w:w="1077" w:type="dxa"/>
+            <w:vAlign w:val="center"/>
+          </w:tcPr>
+          <w:p>
+            <w:pPr>
+              <w:pStyle w:val="ReportTable"/>
+              <w:jc w:val="center"/>
+            </w:pPr>
+            <w:r>
+              <w:t>1 404</w:t>
+            </w:r>
+          </w:p>
+        </w:tc>
+        <w:tc>
+          <w:tcPr>
+            <w:tcW w:w="1474" w:type="dxa"/>
+            <w:vAlign w:val="center"/>
+          </w:tcPr>
+          <w:p>
+            <w:pPr>
+              <w:pStyle w:val="ReportTable"/>
+              <w:jc w:val="center"/>
+            </w:pPr>
+            <w:r>
+              <w:t>1 388</w:t>
+            </w:r>
+          </w:p>
+        </w:tc>
+        <w:tc>
+          <w:tcPr>
+            <w:tcW w:w="1191" w:type="dxa"/>
+            <w:vAlign w:val="center"/>
+          </w:tcPr>
+          <w:p>
+            <w:pPr>
+              <w:pStyle w:val="ReportTable"/>
+              <w:jc w:val="center"/>
+            </w:pPr>
+            <w:r>
+              <w:t>1 931</w:t>
+            </w:r>
+          </w:p>
+        </w:tc>
+        <w:tc>
+          <w:tcPr>
+            <w:tcW w:w="2098" w:type="dxa"/>
+            <w:vAlign w:val="center"/>
+          </w:tcPr>
+          <w:p>
+            <w:pPr>
+              <w:pStyle w:val="ReportTable"/>
+              <w:jc w:val="center"/>
+            </w:pPr>
+            <w:r>
+              <w:t>106 939,21</w:t>
+            </w:r>
+          </w:p>
+        </w:tc>
+        <w:tc>
+          <w:tcPr>
             <w:tcW w:w="1984" w:type="dxa"/>
             <w:vAlign w:val="center"/>
           </w:tcPr>
           <w:p>
             <w:pPr>
               <w:pStyle w:val="ReportTable"/>
-            </w:pPr>
-            <w:r>
-              <w:t>1f50f920…</w:t>
-            </w:r>
-          </w:p>
-        </w:tc>
-        <w:tc>
-          <w:tcPr>
-            <w:tcW w:w="1701" w:type="dxa"/>
-            <w:vAlign w:val="center"/>
-          </w:tcPr>
-          <w:p>
-            <w:pPr>
-              <w:pStyle w:val="ReportTable"/>
-              <w:jc w:val="center"/>
-            </w:pPr>
-            <w:r>
-              <w:t>1 404</w:t>
-            </w:r>
-          </w:p>
-        </w:tc>
-        <w:tc>
-          <w:tcPr>
-            <w:tcW w:w="1701" w:type="dxa"/>
-            <w:vAlign w:val="center"/>
-          </w:tcPr>
-          <w:p>
-            <w:pPr>
-              <w:pStyle w:val="ReportTable"/>
-              <w:jc w:val="center"/>
-            </w:pPr>
-            <w:r>
-              <w:t>1 388</w:t>
-            </w:r>
-          </w:p>
-        </w:tc>
-        <w:tc>
-          <w:tcPr>
-            <w:tcW w:w="1701" w:type="dxa"/>
-            <w:vAlign w:val="center"/>
-          </w:tcPr>
-          <w:p>
-            <w:pPr>
-              <w:pStyle w:val="ReportTable"/>
-              <w:jc w:val="center"/>
-            </w:pPr>
-            <w:r>
-              <w:t>1 931</w:t>
-            </w:r>
-          </w:p>
-        </w:tc>
-        <w:tc>
-          <w:tcPr>
-            <w:tcW w:w="2268" w:type="dxa"/>
-            <w:vAlign w:val="center"/>
-          </w:tcPr>
-          <w:p>
-            <w:pPr>
-              <w:pStyle w:val="ReportTable"/>
-              <w:jc w:val="center"/>
-            </w:pPr>
-            <w:r>
-              <w:t>106 939,21</w:t>
+              <w:jc w:val="center"/>
+            </w:pPr>
+            <w:r>
+              <w:t>18,21</w:t>
             </w:r>
           </w:p>
         </w:tc>
@@ -9277,75 +9640,90 @@
         </w:trPr>
         <w:tc>
           <w:tcPr>
+            <w:tcW w:w="1531" w:type="dxa"/>
+            <w:vAlign w:val="center"/>
+          </w:tcPr>
+          <w:p>
+            <w:pPr>
+              <w:pStyle w:val="ReportTable"/>
+            </w:pPr>
+            <w:r>
+              <w:t>da8622b1</w:t>
+            </w:r>
+          </w:p>
+        </w:tc>
+        <w:tc>
+          <w:tcPr>
+            <w:tcW w:w="1077" w:type="dxa"/>
+            <w:vAlign w:val="center"/>
+          </w:tcPr>
+          <w:p>
+            <w:pPr>
+              <w:pStyle w:val="ReportTable"/>
+              <w:jc w:val="center"/>
+            </w:pPr>
+            <w:r>
+              <w:t>1 314</w:t>
+            </w:r>
+          </w:p>
+        </w:tc>
+        <w:tc>
+          <w:tcPr>
+            <w:tcW w:w="1474" w:type="dxa"/>
+            <w:vAlign w:val="center"/>
+          </w:tcPr>
+          <w:p>
+            <w:pPr>
+              <w:pStyle w:val="ReportTable"/>
+              <w:jc w:val="center"/>
+            </w:pPr>
+            <w:r>
+              <w:t>1 275</w:t>
+            </w:r>
+          </w:p>
+        </w:tc>
+        <w:tc>
+          <w:tcPr>
+            <w:tcW w:w="1191" w:type="dxa"/>
+            <w:vAlign w:val="center"/>
+          </w:tcPr>
+          <w:p>
+            <w:pPr>
+              <w:pStyle w:val="ReportTable"/>
+              <w:jc w:val="center"/>
+            </w:pPr>
+            <w:r>
+              <w:t>1 551</w:t>
+            </w:r>
+          </w:p>
+        </w:tc>
+        <w:tc>
+          <w:tcPr>
+            <w:tcW w:w="2098" w:type="dxa"/>
+            <w:vAlign w:val="center"/>
+          </w:tcPr>
+          <w:p>
+            <w:pPr>
+              <w:pStyle w:val="ReportTable"/>
+              <w:jc w:val="center"/>
+            </w:pPr>
+            <w:r>
+              <w:t>160 236,57</w:t>
+            </w:r>
+          </w:p>
+        </w:tc>
+        <w:tc>
+          <w:tcPr>
             <w:tcW w:w="1984" w:type="dxa"/>
             <w:vAlign w:val="center"/>
           </w:tcPr>
           <w:p>
             <w:pPr>
               <w:pStyle w:val="ReportTable"/>
-            </w:pPr>
-            <w:r>
-              <w:t>da8622b1…</w:t>
-            </w:r>
-          </w:p>
-        </w:tc>
-        <w:tc>
-          <w:tcPr>
-            <w:tcW w:w="1701" w:type="dxa"/>
-            <w:vAlign w:val="center"/>
-          </w:tcPr>
-          <w:p>
-            <w:pPr>
-              <w:pStyle w:val="ReportTable"/>
-              <w:jc w:val="center"/>
-            </w:pPr>
-            <w:r>
-              <w:t>1 314</w:t>
-            </w:r>
-          </w:p>
-        </w:tc>
-        <w:tc>
-          <w:tcPr>
-            <w:tcW w:w="1701" w:type="dxa"/>
-            <w:vAlign w:val="center"/>
-          </w:tcPr>
-          <w:p>
-            <w:pPr>
-              <w:pStyle w:val="ReportTable"/>
-              <w:jc w:val="center"/>
-            </w:pPr>
-            <w:r>
-              <w:t>1 275</w:t>
-            </w:r>
-          </w:p>
-        </w:tc>
-        <w:tc>
-          <w:tcPr>
-            <w:tcW w:w="1701" w:type="dxa"/>
-            <w:vAlign w:val="center"/>
-          </w:tcPr>
-          <w:p>
-            <w:pPr>
-              <w:pStyle w:val="ReportTable"/>
-              <w:jc w:val="center"/>
-            </w:pPr>
-            <w:r>
-              <w:t>1 551</w:t>
-            </w:r>
-          </w:p>
-        </w:tc>
-        <w:tc>
-          <w:tcPr>
-            <w:tcW w:w="2268" w:type="dxa"/>
-            <w:vAlign w:val="center"/>
-          </w:tcPr>
-          <w:p>
-            <w:pPr>
-              <w:pStyle w:val="ReportTable"/>
-              <w:jc w:val="center"/>
-            </w:pPr>
-            <w:r>
-              <w:t>160 236,57</w:t>
+              <w:jc w:val="center"/>
+            </w:pPr>
+            <w:r>
+              <w:t>16,09</w:t>
             </w:r>
           </w:p>
         </w:tc>
@@ -9357,75 +9735,90 @@
         </w:trPr>
         <w:tc>
           <w:tcPr>
+            <w:tcW w:w="1531" w:type="dxa"/>
+            <w:vAlign w:val="center"/>
+          </w:tcPr>
+          <w:p>
+            <w:pPr>
+              <w:pStyle w:val="ReportTable"/>
+            </w:pPr>
+            <w:r>
+              <w:t>955fee92</w:t>
+            </w:r>
+          </w:p>
+        </w:tc>
+        <w:tc>
+          <w:tcPr>
+            <w:tcW w:w="1077" w:type="dxa"/>
+            <w:vAlign w:val="center"/>
+          </w:tcPr>
+          <w:p>
+            <w:pPr>
+              <w:pStyle w:val="ReportTable"/>
+              <w:jc w:val="center"/>
+            </w:pPr>
+            <w:r>
+              <w:t>1 287</w:t>
+            </w:r>
+          </w:p>
+        </w:tc>
+        <w:tc>
+          <w:tcPr>
+            <w:tcW w:w="1474" w:type="dxa"/>
+            <w:vAlign w:val="center"/>
+          </w:tcPr>
+          <w:p>
+            <w:pPr>
+              <w:pStyle w:val="ReportTable"/>
+              <w:jc w:val="center"/>
+            </w:pPr>
+            <w:r>
+              <w:t>1 282</w:t>
+            </w:r>
+          </w:p>
+        </w:tc>
+        <w:tc>
+          <w:tcPr>
+            <w:tcW w:w="1191" w:type="dxa"/>
+            <w:vAlign w:val="center"/>
+          </w:tcPr>
+          <w:p>
+            <w:pPr>
+              <w:pStyle w:val="ReportTable"/>
+              <w:jc w:val="center"/>
+            </w:pPr>
+            <w:r>
+              <w:t>1 499</w:t>
+            </w:r>
+          </w:p>
+        </w:tc>
+        <w:tc>
+          <w:tcPr>
+            <w:tcW w:w="2098" w:type="dxa"/>
+            <w:vAlign w:val="center"/>
+          </w:tcPr>
+          <w:p>
+            <w:pPr>
+              <w:pStyle w:val="ReportTable"/>
+              <w:jc w:val="center"/>
+            </w:pPr>
+            <w:r>
+              <w:t>135 171,70</w:t>
+            </w:r>
+          </w:p>
+        </w:tc>
+        <w:tc>
+          <w:tcPr>
             <w:tcW w:w="1984" w:type="dxa"/>
             <w:vAlign w:val="center"/>
           </w:tcPr>
           <w:p>
             <w:pPr>
               <w:pStyle w:val="ReportTable"/>
-            </w:pPr>
-            <w:r>
-              <w:t>955fee92…</w:t>
-            </w:r>
-          </w:p>
-        </w:tc>
-        <w:tc>
-          <w:tcPr>
-            <w:tcW w:w="1701" w:type="dxa"/>
-            <w:vAlign w:val="center"/>
-          </w:tcPr>
-          <w:p>
-            <w:pPr>
-              <w:pStyle w:val="ReportTable"/>
-              <w:jc w:val="center"/>
-            </w:pPr>
-            <w:r>
-              <w:t>1 287</w:t>
-            </w:r>
-          </w:p>
-        </w:tc>
-        <w:tc>
-          <w:tcPr>
-            <w:tcW w:w="1701" w:type="dxa"/>
-            <w:vAlign w:val="center"/>
-          </w:tcPr>
-          <w:p>
-            <w:pPr>
-              <w:pStyle w:val="ReportTable"/>
-              <w:jc w:val="center"/>
-            </w:pPr>
-            <w:r>
-              <w:t>1 282</w:t>
-            </w:r>
-          </w:p>
-        </w:tc>
-        <w:tc>
-          <w:tcPr>
-            <w:tcW w:w="1701" w:type="dxa"/>
-            <w:vAlign w:val="center"/>
-          </w:tcPr>
-          <w:p>
-            <w:pPr>
-              <w:pStyle w:val="ReportTable"/>
-              <w:jc w:val="center"/>
-            </w:pPr>
-            <w:r>
-              <w:t>1 499</w:t>
-            </w:r>
-          </w:p>
-        </w:tc>
-        <w:tc>
-          <w:tcPr>
-            <w:tcW w:w="2268" w:type="dxa"/>
-            <w:vAlign w:val="center"/>
-          </w:tcPr>
-          <w:p>
-            <w:pPr>
-              <w:pStyle w:val="ReportTable"/>
-              <w:jc w:val="center"/>
-            </w:pPr>
-            <w:r>
-              <w:t>135 171,70</w:t>
+              <w:jc w:val="center"/>
+            </w:pPr>
+            <w:r>
+              <w:t>16,97</w:t>
             </w:r>
           </w:p>
         </w:tc>
@@ -9437,75 +9830,90 @@
         </w:trPr>
         <w:tc>
           <w:tcPr>
+            <w:tcW w:w="1531" w:type="dxa"/>
+            <w:vAlign w:val="center"/>
+          </w:tcPr>
+          <w:p>
+            <w:pPr>
+              <w:pStyle w:val="ReportTable"/>
+            </w:pPr>
+            <w:r>
+              <w:t>7a67c85e</w:t>
+            </w:r>
+          </w:p>
+        </w:tc>
+        <w:tc>
+          <w:tcPr>
+            <w:tcW w:w="1077" w:type="dxa"/>
+            <w:vAlign w:val="center"/>
+          </w:tcPr>
+          <w:p>
+            <w:pPr>
+              <w:pStyle w:val="ReportTable"/>
+              <w:jc w:val="center"/>
+            </w:pPr>
+            <w:r>
+              <w:t>1 160</w:t>
+            </w:r>
+          </w:p>
+        </w:tc>
+        <w:tc>
+          <w:tcPr>
+            <w:tcW w:w="1474" w:type="dxa"/>
+            <w:vAlign w:val="center"/>
+          </w:tcPr>
+          <w:p>
+            <w:pPr>
+              <w:pStyle w:val="ReportTable"/>
+              <w:jc w:val="center"/>
+            </w:pPr>
+            <w:r>
+              <w:t>1 155</w:t>
+            </w:r>
+          </w:p>
+        </w:tc>
+        <w:tc>
+          <w:tcPr>
+            <w:tcW w:w="1191" w:type="dxa"/>
+            <w:vAlign w:val="center"/>
+          </w:tcPr>
+          <w:p>
+            <w:pPr>
+              <w:pStyle w:val="ReportTable"/>
+              <w:jc w:val="center"/>
+            </w:pPr>
+            <w:r>
+              <w:t>1 171</w:t>
+            </w:r>
+          </w:p>
+        </w:tc>
+        <w:tc>
+          <w:tcPr>
+            <w:tcW w:w="2098" w:type="dxa"/>
+            <w:vAlign w:val="center"/>
+          </w:tcPr>
+          <w:p>
+            <w:pPr>
+              <w:pStyle w:val="ReportTable"/>
+              <w:jc w:val="center"/>
+            </w:pPr>
+            <w:r>
+              <w:t>141 745,53</w:t>
+            </w:r>
+          </w:p>
+        </w:tc>
+        <w:tc>
+          <w:tcPr>
             <w:tcW w:w="1984" w:type="dxa"/>
             <w:vAlign w:val="center"/>
           </w:tcPr>
           <w:p>
             <w:pPr>
               <w:pStyle w:val="ReportTable"/>
-            </w:pPr>
-            <w:r>
-              <w:t>7a67c85e…</w:t>
-            </w:r>
-          </w:p>
-        </w:tc>
-        <w:tc>
-          <w:tcPr>
-            <w:tcW w:w="1701" w:type="dxa"/>
-            <w:vAlign w:val="center"/>
-          </w:tcPr>
-          <w:p>
-            <w:pPr>
-              <w:pStyle w:val="ReportTable"/>
-              <w:jc w:val="center"/>
-            </w:pPr>
-            <w:r>
-              <w:t>1 160</w:t>
-            </w:r>
-          </w:p>
-        </w:tc>
-        <w:tc>
-          <w:tcPr>
-            <w:tcW w:w="1701" w:type="dxa"/>
-            <w:vAlign w:val="center"/>
-          </w:tcPr>
-          <w:p>
-            <w:pPr>
-              <w:pStyle w:val="ReportTable"/>
-              <w:jc w:val="center"/>
-            </w:pPr>
-            <w:r>
-              <w:t>1 155</w:t>
-            </w:r>
-          </w:p>
-        </w:tc>
-        <w:tc>
-          <w:tcPr>
-            <w:tcW w:w="1701" w:type="dxa"/>
-            <w:vAlign w:val="center"/>
-          </w:tcPr>
-          <w:p>
-            <w:pPr>
-              <w:pStyle w:val="ReportTable"/>
-              <w:jc w:val="center"/>
-            </w:pPr>
-            <w:r>
-              <w:t>1 171</w:t>
-            </w:r>
-          </w:p>
-        </w:tc>
-        <w:tc>
-          <w:tcPr>
-            <w:tcW w:w="2268" w:type="dxa"/>
-            <w:vAlign w:val="center"/>
-          </w:tcPr>
-          <w:p>
-            <w:pPr>
-              <w:pStyle w:val="ReportTable"/>
-              <w:jc w:val="center"/>
-            </w:pPr>
-            <w:r>
-              <w:t>141 745,53</w:t>
+              <w:jc w:val="center"/>
+            </w:pPr>
+            <w:r>
+              <w:t>17,85</w:t>
             </w:r>
           </w:p>
         </w:tc>
@@ -9517,75 +9925,90 @@
         </w:trPr>
         <w:tc>
           <w:tcPr>
+            <w:tcW w:w="1531" w:type="dxa"/>
+            <w:vAlign w:val="center"/>
+          </w:tcPr>
+          <w:p>
+            <w:pPr>
+              <w:pStyle w:val="ReportTable"/>
+            </w:pPr>
+            <w:r>
+              <w:t>ea8482cd</w:t>
+            </w:r>
+          </w:p>
+        </w:tc>
+        <w:tc>
+          <w:tcPr>
+            <w:tcW w:w="1077" w:type="dxa"/>
+            <w:vAlign w:val="center"/>
+          </w:tcPr>
+          <w:p>
+            <w:pPr>
+              <w:pStyle w:val="ReportTable"/>
+              <w:jc w:val="center"/>
+            </w:pPr>
+            <w:r>
+              <w:t>1 146</w:t>
+            </w:r>
+          </w:p>
+        </w:tc>
+        <w:tc>
+          <w:tcPr>
+            <w:tcW w:w="1474" w:type="dxa"/>
+            <w:vAlign w:val="center"/>
+          </w:tcPr>
+          <w:p>
+            <w:pPr>
+              <w:pStyle w:val="ReportTable"/>
+              <w:jc w:val="center"/>
+            </w:pPr>
+            <w:r>
+              <w:t>1 133</w:t>
+            </w:r>
+          </w:p>
+        </w:tc>
+        <w:tc>
+          <w:tcPr>
+            <w:tcW w:w="1191" w:type="dxa"/>
+            <w:vAlign w:val="center"/>
+          </w:tcPr>
+          <w:p>
+            <w:pPr>
+              <w:pStyle w:val="ReportTable"/>
+              <w:jc w:val="center"/>
+            </w:pPr>
+            <w:r>
+              <w:t>1 203</w:t>
+            </w:r>
+          </w:p>
+        </w:tc>
+        <w:tc>
+          <w:tcPr>
+            <w:tcW w:w="2098" w:type="dxa"/>
+            <w:vAlign w:val="center"/>
+          </w:tcPr>
+          <w:p>
+            <w:pPr>
+              <w:pStyle w:val="ReportTable"/>
+              <w:jc w:val="center"/>
+            </w:pPr>
+            <w:r>
+              <w:t>37 177,52</w:t>
+            </w:r>
+          </w:p>
+        </w:tc>
+        <w:tc>
+          <w:tcPr>
             <w:tcW w:w="1984" w:type="dxa"/>
             <w:vAlign w:val="center"/>
           </w:tcPr>
           <w:p>
             <w:pPr>
               <w:pStyle w:val="ReportTable"/>
-            </w:pPr>
-            <w:r>
-              <w:t>ea8482cd…</w:t>
-            </w:r>
-          </w:p>
-        </w:tc>
-        <w:tc>
-          <w:tcPr>
-            <w:tcW w:w="1701" w:type="dxa"/>
-            <w:vAlign w:val="center"/>
-          </w:tcPr>
-          <w:p>
-            <w:pPr>
-              <w:pStyle w:val="ReportTable"/>
-              <w:jc w:val="center"/>
-            </w:pPr>
-            <w:r>
-              <w:t>1 146</w:t>
-            </w:r>
-          </w:p>
-        </w:tc>
-        <w:tc>
-          <w:tcPr>
-            <w:tcW w:w="1701" w:type="dxa"/>
-            <w:vAlign w:val="center"/>
-          </w:tcPr>
-          <w:p>
-            <w:pPr>
-              <w:pStyle w:val="ReportTable"/>
-              <w:jc w:val="center"/>
-            </w:pPr>
-            <w:r>
-              <w:t>1 133</w:t>
-            </w:r>
-          </w:p>
-        </w:tc>
-        <w:tc>
-          <w:tcPr>
-            <w:tcW w:w="1701" w:type="dxa"/>
-            <w:vAlign w:val="center"/>
-          </w:tcPr>
-          <w:p>
-            <w:pPr>
-              <w:pStyle w:val="ReportTable"/>
-              <w:jc w:val="center"/>
-            </w:pPr>
-            <w:r>
-              <w:t>1 203</w:t>
-            </w:r>
-          </w:p>
-        </w:tc>
-        <w:tc>
-          <w:tcPr>
-            <w:tcW w:w="2268" w:type="dxa"/>
-            <w:vAlign w:val="center"/>
-          </w:tcPr>
-          <w:p>
-            <w:pPr>
-              <w:pStyle w:val="ReportTable"/>
-              <w:jc w:val="center"/>
-            </w:pPr>
-            <w:r>
-              <w:t>37 177,52</w:t>
+              <w:jc w:val="center"/>
+            </w:pPr>
+            <w:r>
+              <w:t>14,58</w:t>
             </w:r>
           </w:p>
         </w:tc>
@@ -9597,75 +10020,90 @@
         </w:trPr>
         <w:tc>
           <w:tcPr>
+            <w:tcW w:w="1531" w:type="dxa"/>
+            <w:vAlign w:val="center"/>
+          </w:tcPr>
+          <w:p>
+            <w:pPr>
+              <w:pStyle w:val="ReportTable"/>
+            </w:pPr>
+            <w:r>
+              <w:t>4869f7a5</w:t>
+            </w:r>
+          </w:p>
+        </w:tc>
+        <w:tc>
+          <w:tcPr>
+            <w:tcW w:w="1077" w:type="dxa"/>
+            <w:vAlign w:val="center"/>
+          </w:tcPr>
+          <w:p>
+            <w:pPr>
+              <w:pStyle w:val="ReportTable"/>
+              <w:jc w:val="center"/>
+            </w:pPr>
+            <w:r>
+              <w:t>1 132</w:t>
+            </w:r>
+          </w:p>
+        </w:tc>
+        <w:tc>
+          <w:tcPr>
+            <w:tcW w:w="1474" w:type="dxa"/>
+            <w:vAlign w:val="center"/>
+          </w:tcPr>
+          <w:p>
+            <w:pPr>
+              <w:pStyle w:val="ReportTable"/>
+              <w:jc w:val="center"/>
+            </w:pPr>
+            <w:r>
+              <w:t>1 124</w:t>
+            </w:r>
+          </w:p>
+        </w:tc>
+        <w:tc>
+          <w:tcPr>
+            <w:tcW w:w="1191" w:type="dxa"/>
+            <w:vAlign w:val="center"/>
+          </w:tcPr>
+          <w:p>
+            <w:pPr>
+              <w:pStyle w:val="ReportTable"/>
+              <w:jc w:val="center"/>
+            </w:pPr>
+            <w:r>
+              <w:t>1 156</w:t>
+            </w:r>
+          </w:p>
+        </w:tc>
+        <w:tc>
+          <w:tcPr>
+            <w:tcW w:w="2098" w:type="dxa"/>
+            <w:vAlign w:val="center"/>
+          </w:tcPr>
+          <w:p>
+            <w:pPr>
+              <w:pStyle w:val="ReportTable"/>
+              <w:jc w:val="center"/>
+            </w:pPr>
+            <w:r>
+              <w:t>229 472,63</w:t>
+            </w:r>
+          </w:p>
+        </w:tc>
+        <w:tc>
+          <w:tcPr>
             <w:tcW w:w="1984" w:type="dxa"/>
             <w:vAlign w:val="center"/>
           </w:tcPr>
           <w:p>
             <w:pPr>
               <w:pStyle w:val="ReportTable"/>
-            </w:pPr>
-            <w:r>
-              <w:t>4869f7a5…</w:t>
-            </w:r>
-          </w:p>
-        </w:tc>
-        <w:tc>
-          <w:tcPr>
-            <w:tcW w:w="1701" w:type="dxa"/>
-            <w:vAlign w:val="center"/>
-          </w:tcPr>
-          <w:p>
-            <w:pPr>
-              <w:pStyle w:val="ReportTable"/>
-              <w:jc w:val="center"/>
-            </w:pPr>
-            <w:r>
-              <w:t>1 132</w:t>
-            </w:r>
-          </w:p>
-        </w:tc>
-        <w:tc>
-          <w:tcPr>
-            <w:tcW w:w="1701" w:type="dxa"/>
-            <w:vAlign w:val="center"/>
-          </w:tcPr>
-          <w:p>
-            <w:pPr>
-              <w:pStyle w:val="ReportTable"/>
-              <w:jc w:val="center"/>
-            </w:pPr>
-            <w:r>
-              <w:t>1 124</w:t>
-            </w:r>
-          </w:p>
-        </w:tc>
-        <w:tc>
-          <w:tcPr>
-            <w:tcW w:w="1701" w:type="dxa"/>
-            <w:vAlign w:val="center"/>
-          </w:tcPr>
-          <w:p>
-            <w:pPr>
-              <w:pStyle w:val="ReportTable"/>
-              <w:jc w:val="center"/>
-            </w:pPr>
-            <w:r>
-              <w:t>1 156</w:t>
-            </w:r>
-          </w:p>
-        </w:tc>
-        <w:tc>
-          <w:tcPr>
-            <w:tcW w:w="2268" w:type="dxa"/>
-            <w:vAlign w:val="center"/>
-          </w:tcPr>
-          <w:p>
-            <w:pPr>
-              <w:pStyle w:val="ReportTable"/>
-              <w:jc w:val="center"/>
-            </w:pPr>
-            <w:r>
-              <w:t>229 472,63</w:t>
+              <w:jc w:val="center"/>
+            </w:pPr>
+            <w:r>
+              <w:t>17,45</w:t>
             </w:r>
           </w:p>
         </w:tc>
@@ -9677,75 +10115,90 @@
         </w:trPr>
         <w:tc>
           <w:tcPr>
+            <w:tcW w:w="1531" w:type="dxa"/>
+            <w:vAlign w:val="center"/>
+          </w:tcPr>
+          <w:p>
+            <w:pPr>
+              <w:pStyle w:val="ReportTable"/>
+            </w:pPr>
+            <w:r>
+              <w:t>3d871de0</w:t>
+            </w:r>
+          </w:p>
+        </w:tc>
+        <w:tc>
+          <w:tcPr>
+            <w:tcW w:w="1077" w:type="dxa"/>
+            <w:vAlign w:val="center"/>
+          </w:tcPr>
+          <w:p>
+            <w:pPr>
+              <w:pStyle w:val="ReportTable"/>
+              <w:jc w:val="center"/>
+            </w:pPr>
+            <w:r>
+              <w:t>1 080</w:t>
+            </w:r>
+          </w:p>
+        </w:tc>
+        <w:tc>
+          <w:tcPr>
+            <w:tcW w:w="1474" w:type="dxa"/>
+            <w:vAlign w:val="center"/>
+          </w:tcPr>
+          <w:p>
+            <w:pPr>
+              <w:pStyle w:val="ReportTable"/>
+              <w:jc w:val="center"/>
+            </w:pPr>
+            <w:r>
+              <w:t>1 074</w:t>
+            </w:r>
+          </w:p>
+        </w:tc>
+        <w:tc>
+          <w:tcPr>
+            <w:tcW w:w="1191" w:type="dxa"/>
+            <w:vAlign w:val="center"/>
+          </w:tcPr>
+          <w:p>
+            <w:pPr>
+              <w:pStyle w:val="ReportTable"/>
+              <w:jc w:val="center"/>
+            </w:pPr>
+            <w:r>
+              <w:t>1 147</w:t>
+            </w:r>
+          </w:p>
+        </w:tc>
+        <w:tc>
+          <w:tcPr>
+            <w:tcW w:w="2098" w:type="dxa"/>
+            <w:vAlign w:val="center"/>
+          </w:tcPr>
+          <w:p>
+            <w:pPr>
+              <w:pStyle w:val="ReportTable"/>
+              <w:jc w:val="center"/>
+            </w:pPr>
+            <w:r>
+              <w:t>94 914,20</w:t>
+            </w:r>
+          </w:p>
+        </w:tc>
+        <w:tc>
+          <w:tcPr>
             <w:tcW w:w="1984" w:type="dxa"/>
             <w:vAlign w:val="center"/>
           </w:tcPr>
           <w:p>
             <w:pPr>
               <w:pStyle w:val="ReportTable"/>
-            </w:pPr>
-            <w:r>
-              <w:t>3d871de0…</w:t>
-            </w:r>
-          </w:p>
-        </w:tc>
-        <w:tc>
-          <w:tcPr>
-            <w:tcW w:w="1701" w:type="dxa"/>
-            <w:vAlign w:val="center"/>
-          </w:tcPr>
-          <w:p>
-            <w:pPr>
-              <w:pStyle w:val="ReportTable"/>
-              <w:jc w:val="center"/>
-            </w:pPr>
-            <w:r>
-              <w:t>1 080</w:t>
-            </w:r>
-          </w:p>
-        </w:tc>
-        <w:tc>
-          <w:tcPr>
-            <w:tcW w:w="1701" w:type="dxa"/>
-            <w:vAlign w:val="center"/>
-          </w:tcPr>
-          <w:p>
-            <w:pPr>
-              <w:pStyle w:val="ReportTable"/>
-              <w:jc w:val="center"/>
-            </w:pPr>
-            <w:r>
-              <w:t>1 074</w:t>
-            </w:r>
-          </w:p>
-        </w:tc>
-        <w:tc>
-          <w:tcPr>
-            <w:tcW w:w="1701" w:type="dxa"/>
-            <w:vAlign w:val="center"/>
-          </w:tcPr>
-          <w:p>
-            <w:pPr>
-              <w:pStyle w:val="ReportTable"/>
-              <w:jc w:val="center"/>
-            </w:pPr>
-            <w:r>
-              <w:t>1 147</w:t>
-            </w:r>
-          </w:p>
-        </w:tc>
-        <w:tc>
-          <w:tcPr>
-            <w:tcW w:w="2268" w:type="dxa"/>
-            <w:vAlign w:val="center"/>
-          </w:tcPr>
-          <w:p>
-            <w:pPr>
-              <w:pStyle w:val="ReportTable"/>
-              <w:jc w:val="center"/>
-            </w:pPr>
-            <w:r>
-              <w:t>94 914,20</w:t>
+              <w:jc w:val="center"/>
+            </w:pPr>
+            <w:r>
+              <w:t>19,56</w:t>
             </w:r>
           </w:p>
         </w:tc>
@@ -9756,31 +10209,29 @@
         <w:pStyle w:val="ReportBody"/>
       </w:pPr>
       <w:r>
-        <w:t>Рейтинг сортируется по числу уникальных заказов и затем по выручке. Покупатели считаются по customer_unique_id: customer_id в Olist относится к записи покупателя конкретного заказа. Лидер по активности может отличаться от лидера по обороту.</w:t>
+        <w:t>В таблице показаны первые восемь символов seller_id; полные идентификаторы сохранены в storage.json. Покупатели считаются по customer_unique_id. Последний столбец содержит среднее значение freight_value на товарную позицию. Рейтинг отсортирован по числу уникальных заказов, затем по обороту.</w:t>
       </w:r>
     </w:p>
     <w:p>
       <w:pPr>
         <w:pStyle w:val="1"/>
       </w:pPr>
-      <w:bookmarkStart w:id="27" w:name="_Toc242123758"/>
-      <w:bookmarkStart w:id="28" w:name="_Toc242710566"/>
-      <w:r>
-        <w:t>14 Grafana и проверка мониторинга</w:t>
-      </w:r>
-      <w:bookmarkEnd w:id="27"/>
-      <w:bookmarkEnd w:id="28"/>
-    </w:p>
-    <w:p>
-      <w:pPr>
-        <w:pStyle w:val="ReportBody"/>
-      </w:pPr>
-      <w:r>
-        <w:t xml:space="preserve">PostgreSQL datasource ecommerce-postgres подключён к новой базе. Проверка datasource health вернула OK, база Grafana — ok; значение pg_up в Prometheus равно 1. Дашборд содержит четыре обязательные панели и две </w:t>
+      <w:bookmarkStart w:id="16" w:name="_Toc243253160"/>
+      <w:r>
+        <w:t>15 Визуализация в Grafana</w:t>
+      </w:r>
+      <w:bookmarkEnd w:id="16"/>
+    </w:p>
+    <w:p>
+      <w:pPr>
+        <w:pStyle w:val="ReportBody"/>
+      </w:pPr>
+      <w:r>
+        <w:t>Создан источник PostgreSQL ecommerce-postgres с подключением к установленному ADPG и пользователем только для чтения public-схемы. Проверка источника возвращает OK. Дашборд включает месячную динамику уникальных заказов, распределение заказов по оценкам, способы оплаты, топ-</w:t>
       </w:r>
       <w:r>
         <w:lastRenderedPageBreak/>
-        <w:t>дополнительные: динамику заказов, распределение оценок, способы оплаты, топ категорий, общую выручку и число уникальных покупателей.</w:t>
+        <w:t>10 категорий по обороту и две дополнительные панели: суммарную стоимость товарных позиций и число уникальных покупателей.</w:t>
       </w:r>
     </w:p>
     <w:p>
@@ -9789,7 +10240,7 @@
         <w:keepNext/>
       </w:pPr>
       <w:r>
-        <w:t>На рисунке 10 представлен результат анализа.</w:t>
+        <w:t>На рисунке 11 показан результат выполнения на стенде.</w:t>
       </w:r>
     </w:p>
     <w:p>
@@ -9804,10 +10255,10 @@
           <w:noProof/>
         </w:rPr>
         <w:drawing>
-          <wp:inline distT="0" distB="0" distL="0" distR="0" wp14:anchorId="6D2E4C24" wp14:editId="242BE376">
+          <wp:inline distT="0" distB="0" distL="0" distR="0" wp14:anchorId="4C5E41B5" wp14:editId="570B8A01">
             <wp:extent cx="5760000" cy="3240000"/>
             <wp:effectExtent l="0" t="0" r="0" b="0"/>
-            <wp:docPr id="1612879367" name="Picture 298370855"/>
+            <wp:docPr id="6" name="Picture 298370856"/>
             <wp:cNvGraphicFramePr>
               <a:graphicFrameLocks xmlns:a="http://schemas.openxmlformats.org/drawingml/2006/main" noChangeAspect="1"/>
             </wp:cNvGraphicFramePr>
@@ -9819,7 +10270,7 @@
                     <pic:cNvPicPr/>
                   </pic:nvPicPr>
                   <pic:blipFill>
-                    <a:blip r:embed="rId18"/>
+                    <a:blip r:embed="rId19"/>
                     <a:stretch>
                       <a:fillRect/>
                     </a:stretch>
@@ -9847,15 +10298,150 @@
         <w:spacing w:before="60" w:after="120"/>
       </w:pPr>
       <w:r>
-        <w:t>Рисунок 10 – Фактический дашборд из шести панелей в новой VM</w:t>
-      </w:r>
-    </w:p>
-    <w:p>
-      <w:pPr>
-        <w:pStyle w:val="ReportBody"/>
-      </w:pPr>
-      <w:r>
-        <w:t>Результаты приведены в таблице 12.</w:t>
+        <w:t>Рисунок 11 – Общий дашборд ecommerce с шестью панелями в Grafana</w:t>
+      </w:r>
+    </w:p>
+    <w:p>
+      <w:pPr>
+        <w:pStyle w:val="ReportBody"/>
+        <w:keepNext/>
+      </w:pPr>
+      <w:r>
+        <w:t>На рисунке 12 показан результат выполнения на стенде.</w:t>
+      </w:r>
+    </w:p>
+    <w:p>
+      <w:pPr>
+        <w:keepNext/>
+        <w:spacing w:line="240" w:lineRule="auto"/>
+        <w:ind w:firstLine="0"/>
+        <w:jc w:val="center"/>
+      </w:pPr>
+      <w:r>
+        <w:rPr>
+          <w:noProof/>
+        </w:rPr>
+        <w:drawing>
+          <wp:inline distT="0" distB="0" distL="0" distR="0" wp14:anchorId="70BA2C9D" wp14:editId="314E8496">
+            <wp:extent cx="5760000" cy="3240000"/>
+            <wp:effectExtent l="0" t="0" r="0" b="0"/>
+            <wp:docPr id="7" name="Picture 298370857"/>
+            <wp:cNvGraphicFramePr>
+              <a:graphicFrameLocks xmlns:a="http://schemas.openxmlformats.org/drawingml/2006/main" noChangeAspect="1"/>
+            </wp:cNvGraphicFramePr>
+            <a:graphic xmlns:a="http://schemas.openxmlformats.org/drawingml/2006/main">
+              <a:graphicData uri="http://schemas.openxmlformats.org/drawingml/2006/picture">
+                <pic:pic xmlns:pic="http://schemas.openxmlformats.org/drawingml/2006/picture">
+                  <pic:nvPicPr>
+                    <pic:cNvPr id="0" name="06_grafana_revenue.png"/>
+                    <pic:cNvPicPr/>
+                  </pic:nvPicPr>
+                  <pic:blipFill>
+                    <a:blip r:embed="rId20"/>
+                    <a:stretch>
+                      <a:fillRect/>
+                    </a:stretch>
+                  </pic:blipFill>
+                  <pic:spPr>
+                    <a:xfrm>
+                      <a:off x="0" y="0"/>
+                      <a:ext cx="5760000" cy="3240000"/>
+                    </a:xfrm>
+                    <a:prstGeom prst="rect">
+                      <a:avLst/>
+                    </a:prstGeom>
+                  </pic:spPr>
+                </pic:pic>
+              </a:graphicData>
+            </a:graphic>
+          </wp:inline>
+        </w:drawing>
+      </w:r>
+    </w:p>
+    <w:p>
+      <w:pPr>
+        <w:pStyle w:val="ReportFigureCaption"/>
+        <w:keepLines/>
+        <w:spacing w:before="60" w:after="120"/>
+      </w:pPr>
+      <w:r>
+        <w:t>Рисунок 12 – Дополнительная визуализация оборота товарных позиций</w:t>
+      </w:r>
+    </w:p>
+    <w:p>
+      <w:pPr>
+        <w:pStyle w:val="ReportBody"/>
+        <w:keepNext/>
+      </w:pPr>
+      <w:r>
+        <w:lastRenderedPageBreak/>
+        <w:t>На рисунке 13 показан результат выполнения на стенде.</w:t>
+      </w:r>
+    </w:p>
+    <w:p>
+      <w:pPr>
+        <w:keepNext/>
+        <w:spacing w:line="240" w:lineRule="auto"/>
+        <w:ind w:firstLine="0"/>
+        <w:jc w:val="center"/>
+      </w:pPr>
+      <w:r>
+        <w:rPr>
+          <w:noProof/>
+        </w:rPr>
+        <w:drawing>
+          <wp:inline distT="0" distB="0" distL="0" distR="0" wp14:anchorId="2C414A95" wp14:editId="5FD6F2AB">
+            <wp:extent cx="5760000" cy="3240000"/>
+            <wp:effectExtent l="0" t="0" r="0" b="0"/>
+            <wp:docPr id="298370858" name="Picture 298370858"/>
+            <wp:cNvGraphicFramePr>
+              <a:graphicFrameLocks xmlns:a="http://schemas.openxmlformats.org/drawingml/2006/main" noChangeAspect="1"/>
+            </wp:cNvGraphicFramePr>
+            <a:graphic xmlns:a="http://schemas.openxmlformats.org/drawingml/2006/main">
+              <a:graphicData uri="http://schemas.openxmlformats.org/drawingml/2006/picture">
+                <pic:pic xmlns:pic="http://schemas.openxmlformats.org/drawingml/2006/picture">
+                  <pic:nvPicPr>
+                    <pic:cNvPr id="0" name="07_grafana_buyers.png"/>
+                    <pic:cNvPicPr/>
+                  </pic:nvPicPr>
+                  <pic:blipFill>
+                    <a:blip r:embed="rId21"/>
+                    <a:stretch>
+                      <a:fillRect/>
+                    </a:stretch>
+                  </pic:blipFill>
+                  <pic:spPr>
+                    <a:xfrm>
+                      <a:off x="0" y="0"/>
+                      <a:ext cx="5760000" cy="3240000"/>
+                    </a:xfrm>
+                    <a:prstGeom prst="rect">
+                      <a:avLst/>
+                    </a:prstGeom>
+                  </pic:spPr>
+                </pic:pic>
+              </a:graphicData>
+            </a:graphic>
+          </wp:inline>
+        </w:drawing>
+      </w:r>
+    </w:p>
+    <w:p>
+      <w:pPr>
+        <w:pStyle w:val="ReportFigureCaption"/>
+        <w:keepLines/>
+        <w:spacing w:before="60" w:after="120"/>
+      </w:pPr>
+      <w:r>
+        <w:t>Рисунок 13 – Дополнительная визуализация числа уникальных покупателей</w:t>
+      </w:r>
+    </w:p>
+    <w:p>
+      <w:pPr>
+        <w:pStyle w:val="ReportBody"/>
+      </w:pPr>
+      <w:r>
+        <w:t>Результаты приведены в таблице 13.</w:t>
       </w:r>
     </w:p>
     <w:p>
@@ -9866,7 +10452,7 @@
         <w:spacing w:before="120" w:after="60"/>
       </w:pPr>
       <w:r>
-        <w:t>Таблица 12 – Контрольные показатели дашборда</w:t>
+        <w:t>Таблица 13 – Контрольные показатели</w:t>
       </w:r>
     </w:p>
     <w:tbl>
@@ -9878,8 +10464,8 @@
         <w:tblLook w:val="04A0" w:firstRow="1" w:lastRow="0" w:firstColumn="1" w:lastColumn="0" w:noHBand="0" w:noVBand="1"/>
       </w:tblPr>
       <w:tblGrid>
-        <w:gridCol w:w="5669"/>
-        <w:gridCol w:w="3685"/>
+        <w:gridCol w:w="5953"/>
+        <w:gridCol w:w="3402"/>
       </w:tblGrid>
       <w:tr>
         <w:trPr>
@@ -9889,7 +10475,7 @@
         </w:trPr>
         <w:tc>
           <w:tcPr>
-            <w:tcW w:w="5669" w:type="dxa"/>
+            <w:tcW w:w="5953" w:type="dxa"/>
             <w:vAlign w:val="center"/>
           </w:tcPr>
           <w:p>
@@ -9908,7 +10494,7 @@
         </w:tc>
         <w:tc>
           <w:tcPr>
-            <w:tcW w:w="3685" w:type="dxa"/>
+            <w:tcW w:w="3402" w:type="dxa"/>
             <w:vAlign w:val="center"/>
           </w:tcPr>
           <w:p>
@@ -9933,7 +10519,7 @@
         </w:trPr>
         <w:tc>
           <w:tcPr>
-            <w:tcW w:w="5669" w:type="dxa"/>
+            <w:tcW w:w="5953" w:type="dxa"/>
             <w:vAlign w:val="center"/>
           </w:tcPr>
           <w:p>
@@ -9942,13 +10528,13 @@
               <w:keepNext/>
             </w:pPr>
             <w:r>
-              <w:t>Стоимость товарных позиций</w:t>
-            </w:r>
-          </w:p>
-        </w:tc>
-        <w:tc>
-          <w:tcPr>
-            <w:tcW w:w="3685" w:type="dxa"/>
+              <w:t>Оборот товарных позиций</w:t>
+            </w:r>
+          </w:p>
+        </w:tc>
+        <w:tc>
+          <w:tcPr>
+            <w:tcW w:w="3402" w:type="dxa"/>
             <w:vAlign w:val="center"/>
           </w:tcPr>
           <w:p>
@@ -9970,7 +10556,7 @@
         </w:trPr>
         <w:tc>
           <w:tcPr>
-            <w:tcW w:w="5669" w:type="dxa"/>
+            <w:tcW w:w="5953" w:type="dxa"/>
             <w:vAlign w:val="center"/>
           </w:tcPr>
           <w:p>
@@ -9985,7 +10571,7 @@
         </w:tc>
         <w:tc>
           <w:tcPr>
-            <w:tcW w:w="3685" w:type="dxa"/>
+            <w:tcW w:w="3402" w:type="dxa"/>
             <w:vAlign w:val="center"/>
           </w:tcPr>
           <w:p>
@@ -10007,7 +10593,7 @@
         </w:trPr>
         <w:tc>
           <w:tcPr>
-            <w:tcW w:w="5669" w:type="dxa"/>
+            <w:tcW w:w="5953" w:type="dxa"/>
             <w:vAlign w:val="center"/>
           </w:tcPr>
           <w:p>
@@ -10016,13 +10602,13 @@
               <w:keepNext/>
             </w:pPr>
             <w:r>
-              <w:t>PostgreSQL exporter pg_up</w:t>
-            </w:r>
-          </w:p>
-        </w:tc>
-        <w:tc>
-          <w:tcPr>
-            <w:tcW w:w="3685" w:type="dxa"/>
+              <w:t>Grafana datasource health</w:t>
+            </w:r>
+          </w:p>
+        </w:tc>
+        <w:tc>
+          <w:tcPr>
+            <w:tcW w:w="3402" w:type="dxa"/>
             <w:vAlign w:val="center"/>
           </w:tcPr>
           <w:p>
@@ -10032,7 +10618,7 @@
               <w:jc w:val="center"/>
             </w:pPr>
             <w:r>
-              <w:t>1</w:t>
+              <w:t>OK</w:t>
             </w:r>
           </w:p>
         </w:tc>
@@ -10044,30 +10630,30 @@
         </w:trPr>
         <w:tc>
           <w:tcPr>
-            <w:tcW w:w="5669" w:type="dxa"/>
-            <w:vAlign w:val="center"/>
-          </w:tcPr>
-          <w:p>
-            <w:pPr>
-              <w:pStyle w:val="ReportTable"/>
-            </w:pPr>
-            <w:r>
-              <w:t>Grafana datasource health</w:t>
-            </w:r>
-          </w:p>
-        </w:tc>
-        <w:tc>
-          <w:tcPr>
-            <w:tcW w:w="3685" w:type="dxa"/>
-            <w:vAlign w:val="center"/>
-          </w:tcPr>
-          <w:p>
-            <w:pPr>
-              <w:pStyle w:val="ReportTable"/>
-              <w:jc w:val="center"/>
-            </w:pPr>
-            <w:r>
-              <w:t>OK</w:t>
+            <w:tcW w:w="5953" w:type="dxa"/>
+            <w:vAlign w:val="center"/>
+          </w:tcPr>
+          <w:p>
+            <w:pPr>
+              <w:pStyle w:val="ReportTable"/>
+            </w:pPr>
+            <w:r>
+              <w:t>Доступность целей Prometheus</w:t>
+            </w:r>
+          </w:p>
+        </w:tc>
+        <w:tc>
+          <w:tcPr>
+            <w:tcW w:w="3402" w:type="dxa"/>
+            <w:vAlign w:val="center"/>
+          </w:tcPr>
+          <w:p>
+            <w:pPr>
+              <w:pStyle w:val="ReportTable"/>
+              <w:jc w:val="center"/>
+            </w:pPr>
+            <w:r>
+              <w:t>3 из 3; up = 1</w:t>
             </w:r>
           </w:p>
         </w:tc>
@@ -10075,76 +10661,43 @@
     </w:tbl>
     <w:p>
       <w:pPr>
+        <w:pStyle w:val="ReportBody"/>
+      </w:pPr>
+      <w:r>
+        <w:t>Линейный график показывает изменение числа заказов по месяцам. Наиболее многочисленна оценка 5; при чтении столбцов учитывается число уникальных заказов для каждой оценки. Круговая диаграмма отображает распределение вхождений способов оплаты в заказы. Горизонтальные столбцы позволяют сравнить оборот категорий. Дополнительные показатели описывают общий масштаб набора данных.</w:t>
+      </w:r>
+    </w:p>
+    <w:p>
+      <w:pPr>
         <w:pStyle w:val="1"/>
       </w:pPr>
-      <w:bookmarkStart w:id="29" w:name="_Toc242123759"/>
-      <w:bookmarkStart w:id="30" w:name="_Toc242710567"/>
-      <w:r>
-        <w:t>15 Выводы</w:t>
-      </w:r>
-      <w:bookmarkEnd w:id="29"/>
-      <w:bookmarkEnd w:id="30"/>
-    </w:p>
-    <w:p>
-      <w:pPr>
-        <w:pStyle w:val="ReportBody"/>
-      </w:pPr>
-      <w:r>
-        <w:t>1. Создана независимая VM и заново развернут полный учебный контур хранения, управления и мониторинга.</w:t>
-      </w:r>
-    </w:p>
-    <w:p>
-      <w:pPr>
-        <w:pStyle w:val="ReportBody"/>
-      </w:pPr>
-      <w:r>
-        <w:t>2. Порядок импорта и промежуточные таблицы позволили сохранить строки при проверке типов и ссылочной целостности.</w:t>
-      </w:r>
-    </w:p>
-    <w:p>
-      <w:pPr>
-        <w:pStyle w:val="ReportBody"/>
-      </w:pPr>
-      <w:r>
-        <w:t>3. Четыре аналитические задачи используют корректную детализацию: позиции для выручки, уникальные заказы для активности и один средний отзыв на заказ.</w:t>
-      </w:r>
-    </w:p>
-    <w:p>
-      <w:pPr>
-        <w:pStyle w:val="ReportBody"/>
-      </w:pPr>
-      <w:r>
-        <w:t>4. Рост срока доставки сопровождается снижением оценки, но имеющиеся наблюдения не устанавливают причинность.</w:t>
-      </w:r>
-    </w:p>
-    <w:p>
-      <w:pPr>
-        <w:pStyle w:val="ReportBody"/>
-      </w:pPr>
+      <w:bookmarkStart w:id="17" w:name="_Toc243253161"/>
+      <w:r>
+        <w:t>16 Выводы</w:t>
+      </w:r>
+      <w:bookmarkEnd w:id="17"/>
+    </w:p>
+    <w:p>
+      <w:pPr>
+        <w:pStyle w:val="ReportBody"/>
+      </w:pPr>
+      <w:r>
+        <w:t xml:space="preserve">Официальный кластер Arenadata развёрнут через ADCM на Ubuntu Server с двумя сетевыми адаптерами. Установлены пакеты ADPG, настроены мониторинг и источник Grafana. В ecommerce загружены 11 связанных таблиц; целостность подтверждена первичными и внешними ключами. Выполнены четыре SQL-задания и построен дашборд из шести панелей. Полученные </w:t>
+      </w:r>
       <w:r>
         <w:lastRenderedPageBreak/>
-        <w:t>5. Дашборд и проверки health/pg_up подтверждают доступность новой базы для анализа и мониторинга.</w:t>
-      </w:r>
-    </w:p>
-    <w:p>
-      <w:pPr>
-        <w:pStyle w:val="ReportBody"/>
-      </w:pPr>
-      <w:r>
-        <w:t>Ограничения: локальная учебная VM не моделирует отказоустойчивый промышленный кластер; официальный PostgreSQL и community-бандл ADCM не являются промышленной сборкой ADPG.</w:t>
+        <w:t>результаты показывают ведущие категории и способы оплаты, различия активности продавцов и снижение средней оценки при более длительной доставке.</w:t>
       </w:r>
     </w:p>
     <w:p>
       <w:pPr>
         <w:pStyle w:val="1"/>
       </w:pPr>
-      <w:bookmarkStart w:id="31" w:name="_Toc242123760"/>
-      <w:bookmarkStart w:id="32" w:name="_Toc242710568"/>
-      <w:r>
-        <w:t>Ответы на контрольные вопросы по хранению данных</w:t>
-      </w:r>
-      <w:bookmarkEnd w:id="31"/>
-      <w:bookmarkEnd w:id="32"/>
+      <w:bookmarkStart w:id="18" w:name="_Toc243253162"/>
+      <w:r>
+        <w:t>17 Ответы на контрольные вопросы по хранению данных</w:t>
+      </w:r>
+      <w:bookmarkEnd w:id="18"/>
     </w:p>
     <w:p>
       <w:pPr>
@@ -10166,7 +10719,7 @@
         <w:pStyle w:val="ReportBody"/>
       </w:pPr>
       <w:r>
-        <w:t>Импорт выполняется в уже существующий объект с определёнными столбцами и типами. Предварительное создание таблиц позволяет задать ключи, ограничения и порядок загрузки, а СУБД может сразу проверять корректность данных.</w:t>
+        <w:t>Команда импорта PostgreSQL загружает строки в уже существующую таблицу. До загрузки нужно определить имена и типы столбцов, первичные и внешние ключи, ограничения NOT NULL и индексы, необходимые для дальнейшей работы. Тогда СУБД проверяет данные при импорте, а ошибки видны сразу. В ecommerce, например, сначала создаются customers и orders, затем загружаются их CSV в порядке зависимостей. Для очень больших загрузок ограничения иногда добавляют после этапа staging, но и в таком процессе целевая схема должна быть определена и проверена до использования данных в аналитике.</w:t>
       </w:r>
     </w:p>
     <w:p>
@@ -10189,7 +10742,7 @@
         <w:pStyle w:val="ReportBody"/>
       </w:pPr>
       <w:r>
-        <w:t>Возможны смещение значений по столбцам, ошибки преобразования типов, нарушение ограничений NOT NULL и потеря части данных. Даже успешная загрузка может дать логически неверные значения, если порядок столбцов не совпал.</w:t>
+        <w:t>Если не совпадают порядок или число столбцов, значения попадут не в те поля либо импорт завершится ошибкой. Несовместимый тип даст ошибку преобразования: например, текст в числовом payment_value или дата в неподходящем формате. Также возможны нарушения NOT NULL, уникальности и внешних ключей. Даже успешный импорт может быть неверным по смыслу, если два текстовых столбца поменялись местами. Поэтому перед загрузкой сверяют заголовок и набор полей, разделитель, кавычки, кодировку, десятичный формат, представление пустых значений и выборочно проверяют загруженные строки и их количество.</w:t>
       </w:r>
     </w:p>
     <w:p>
@@ -10204,15 +10757,16 @@
         <w:rPr>
           <w:b/>
         </w:rPr>
-        <w:t>3. Что произойдёт при попытке загрузить строку с внешним ключом без записи в родительской таблице?</w:t>
-      </w:r>
-    </w:p>
-    <w:p>
-      <w:pPr>
-        <w:pStyle w:val="ReportBody"/>
-      </w:pPr>
-      <w:r>
-        <w:t>При активном ограничении FOREIGN KEY PostgreSQL отклонит строку и сообщит о нарушении ссылочной целостности. Поэтому родительские справочники загружаются раньше дочерних таблиц либо проблемная ссылка предварительно нормализуется.</w:t>
+        <w:lastRenderedPageBreak/>
+        <w:t>3. Что произойдёт при попытке загрузить строку, содержащую внешний ключ, если соответствующая запись в родительской таблице отсутствует?</w:t>
+      </w:r>
+    </w:p>
+    <w:p>
+      <w:pPr>
+        <w:pStyle w:val="ReportBody"/>
+      </w:pPr>
+      <w:r>
+        <w:t>При действующем ограничении FOREIGN KEY PostgreSQL отклонит такую строку с ошибкой ссылочной целостности. Например, orders.customer_id не может ссылаться на покупателя, которого нет в customers. При загрузке через COPY ошибка обычно прерывает текущую команду; если импорт выполняется внутри транзакции, её изменения можно откатить. Правильное решение — сначала загрузить родительскую таблицу, а если ключа действительно нет в исходных данных, исследовать причину и явно описать способ обработки. Нельзя молча отключить внешний ключ и объявить загрузку корректной.</w:t>
       </w:r>
     </w:p>
     <w:p>
@@ -10227,16 +10781,15 @@
         <w:rPr>
           <w:b/>
         </w:rPr>
-        <w:lastRenderedPageBreak/>
-        <w:t>4. Почему перед импортом взаимосвязанных таблиц необходимо определить зависимости между ними?</w:t>
-      </w:r>
-    </w:p>
-    <w:p>
-      <w:pPr>
-        <w:pStyle w:val="ReportBody"/>
-      </w:pPr>
-      <w:r>
-        <w:t>Зависимости задают правильную последовательность загрузки: сначала таблицы, на которые ссылаются, затем таблицы с внешними ключами. Это предотвращает ошибки и упрощает повторный запуск импорта.</w:t>
+        <w:t>4. Почему перед импортом нескольких взаимосвязанных таблиц необходимо определить зависимости между ними?</w:t>
+      </w:r>
+    </w:p>
+    <w:p>
+      <w:pPr>
+        <w:pStyle w:val="ReportBody"/>
+      </w:pPr>
+      <w:r>
+        <w:t>Порядок загрузки должен учитывать ссылки: сначала таблицы, на которые ссылаются другие, затем зависимые таблицы. В Olist customers нужно загрузить до orders, а orders, products и sellers — до order_items; таблица переводов категорий нужна до products, если связь проверяется внешним ключом. Такой порядок предотвращает ошибки и делает импорт повторяемым. Если исходный набор содержит циклические зависимости или отсутствующие справочные записи, нужен отдельный staging-этап, проверка и осознанное разрешение этих случаев.</w:t>
       </w:r>
     </w:p>
     <w:p>
@@ -10251,15 +10804,19 @@
         <w:rPr>
           <w:b/>
         </w:rPr>
-        <w:t>5. Для чего используется GROUP BY при решении аналитических задач?</w:t>
-      </w:r>
-    </w:p>
-    <w:p>
-      <w:pPr>
-        <w:pStyle w:val="ReportBody"/>
-      </w:pPr>
-      <w:r>
-        <w:t>GROUP BY объединяет строки с одинаковыми значениями выбранных признаков и позволяет вычислять агрегаты для каждой группы. В работе он использован для категорий, способов оплаты, интервалов доставки и продавцов.</w:t>
+        <w:t>5. Для чего используется GROUP BY при решении аналитических задач практической работы?</w:t>
+      </w:r>
+    </w:p>
+    <w:p>
+      <w:pPr>
+        <w:pStyle w:val="ReportBody"/>
+      </w:pPr>
+      <w:r>
+        <w:t xml:space="preserve">GROUP BY собирает строки с одинаковым значением выбранного признака в группу, после чего агрегатные функции считают показатель для каждой группы. Так получают выручку по товарным категориям (SUM(price)), число платежей по способам оплаты (COUNT(*)), среднюю оценку по интервалам доставки (AVG(review_score)) и показатели по продавцам. Без </w:t>
+      </w:r>
+      <w:r>
+        <w:lastRenderedPageBreak/>
+        <w:t>группировки агрегат относится ко всему набору строк и не даёт разбивки. Перед запросом важно определить уровень детализации: если соединение размножило строки платежей или отзывов, агрегаты могут оказаться завышенными.</w:t>
       </w:r>
     </w:p>
     <w:p>
@@ -10274,15 +10831,15 @@
         <w:rPr>
           <w:b/>
         </w:rPr>
-        <w:t>6. Почему иногда нужен COUNT(DISTINCT order_id), а не COUNT(*)?</w:t>
-      </w:r>
-    </w:p>
-    <w:p>
-      <w:pPr>
-        <w:pStyle w:val="ReportBody"/>
-      </w:pPr>
-      <w:r>
-        <w:t>COUNT(*) считает строки результата, а один заказ может содержать несколько позиций, платежей или отзывов. COUNT(DISTINCT order_id) устраняет такое размножение и возвращает число уникальных заказов.</w:t>
+        <w:t>6. Почему при подсчёте числа заказов иногда необходимо использовать COUNT(DISTINCT order_id), а не COUNT(*)?</w:t>
+      </w:r>
+    </w:p>
+    <w:p>
+      <w:pPr>
+        <w:pStyle w:val="ReportBody"/>
+      </w:pPr>
+      <w:r>
+        <w:t>COUNT(*) считает строки результата. В order_items один заказ может иметь несколько товарных позиций, а в order_payments — несколько платёжных строк; после JOIN строк может стать ещё больше. Если нужен показатель «сколько заказов было», используют COUNT(DISTINCT order_id). Например, заказ с тремя позициями даёт COUNT(*) = 3, но COUNT(DISTINCT order_id) = 1. Для числа позиций или платежей, напротив, подсчёт строк уместен. При сравнении долей способов оплаты нужно заранее определить знаменатель: в методичке это уникальные заказы с известными платежами.</w:t>
       </w:r>
     </w:p>
     <w:p>
@@ -10297,15 +10854,15 @@
         <w:rPr>
           <w:b/>
         </w:rPr>
-        <w:t>7. Для чего используется ORDER BY ... DESC при построении рейтингов?</w:t>
-      </w:r>
-    </w:p>
-    <w:p>
-      <w:pPr>
-        <w:pStyle w:val="ReportBody"/>
-      </w:pPr>
-      <w:r>
-        <w:t>DESC сортирует значения от большего к меньшему. После такой сортировки LIMIT 10 выбирает десять лидеров по заданной метрике.</w:t>
+        <w:t>7. Для чего используется сортировка ORDER BY ... DESC при построении рейтингов?</w:t>
+      </w:r>
+    </w:p>
+    <w:p>
+      <w:pPr>
+        <w:pStyle w:val="ReportBody"/>
+      </w:pPr>
+      <w:r>
+        <w:t>DESC располагает значения выбранной метрики от большего к меньшему. Это нужно, чтобы первые строки были лидерами, а LIMIT 10 действительно вернул топ-10. Для рейтинга категорий сортируют по суммарной выручке, для рейтинга продавцов — по указанному в задаче бизнес-показателю, например числу уникальных заказов. Если значения равны, полезно добавить второй ключ сортировки: ORDER BY revenue DESC, product_category_name ASC. Так результат становится стабильным и понятно, почему объекты с одинаковой выручкой стоят в данном порядке.</w:t>
       </w:r>
     </w:p>
     <w:p>
@@ -10320,15 +10877,19 @@
         <w:rPr>
           <w:b/>
         </w:rPr>
-        <w:t>8. Что означает источник данных в Grafana и что указывается для PostgreSQL?</w:t>
-      </w:r>
-    </w:p>
-    <w:p>
-      <w:pPr>
-        <w:pStyle w:val="ReportBody"/>
-      </w:pPr>
-      <w:r>
-        <w:t>Источник данных — настроенное соединение, через которое Grafana выполняет запросы. Для PostgreSQL указываются адрес и порт сервера, база данных, пользователь, пароль, режим TLS и параметры версии/совместимости.</w:t>
+        <w:t>8. Что означает «источник данных» в Grafana и какую информацию необходимо указать для подключения PostgreSQL?</w:t>
+      </w:r>
+    </w:p>
+    <w:p>
+      <w:pPr>
+        <w:pStyle w:val="ReportBody"/>
+      </w:pPr>
+      <w:r>
+        <w:t xml:space="preserve">Источник данных (data source) — настройка соединения, через которую Grafana отправляет запросы в PostgreSQL и получает данные для панелей. Обычно указывают адрес и порт сервера, имя базы ecommerce, пользователя и </w:t>
+      </w:r>
+      <w:r>
+        <w:lastRenderedPageBreak/>
+        <w:t>пароль, а также режим TLS/SSL и необходимые параметры совместимости. Адрес должен быть доступен из процесса Grafana: если Grafana и PostgreSQL работают в разных контейнерах одной сети Compose, localhost внутри Grafana означает сам контейнер Grafana, а не сервер базы. После настройки проверяют соединение и отдельно выполняют запрос панели: успешный тест соединения ещё не гарантирует, что у пользователя есть доступ к нужным таблицам и что запрос возвращает данные.</w:t>
       </w:r>
     </w:p>
     <w:p>
@@ -10343,16 +10904,15 @@
         <w:rPr>
           <w:b/>
         </w:rPr>
-        <w:lastRenderedPageBreak/>
-        <w:t>9. Почему для динамики заказов подходит линейный график, а не круговая диаграмма?</w:t>
-      </w:r>
-    </w:p>
-    <w:p>
-      <w:pPr>
-        <w:pStyle w:val="ReportBody"/>
-      </w:pPr>
-      <w:r>
-        <w:t>Линейный график сохраняет хронологический порядок и показывает тренд, пики и сезонность. Круговая диаграмма сравнивает доли категорий и не передаёт последовательность изменения во времени.</w:t>
+        <w:t>9. Почему для динамики количества заказов целесообразно использовать линейный график, а не круговую диаграмму?</w:t>
+      </w:r>
+    </w:p>
+    <w:p>
+      <w:pPr>
+        <w:pStyle w:val="ReportBody"/>
+      </w:pPr>
+      <w:r>
+        <w:t>Динамика — это последовательность значений во времени. Линия с месяцами по оси X показывает порядок периодов, рост, падение и возможные сезонные колебания числа заказов. Круговая диаграмма показывает доли категорий в одном целом и не позволяет удобно увидеть временной тренд; при большом числе месяцев она становится трудно читаемой. Для графика из методички сначала группируют заказы по месяцу даты оформления, считают уникальные order_id и сортируют месяцы хронологически. Ось и подпись должны ясно говорить, что показано именно число заказов, а не число товарных позиций.</w:t>
       </w:r>
     </w:p>
     <w:p>
@@ -10367,15 +10927,15 @@
         <w:rPr>
           <w:b/>
         </w:rPr>
-        <w:t>10. Чем преобразование данных в Grafana отличается от преобразования в SQL?</w:t>
-      </w:r>
-    </w:p>
-    <w:p>
-      <w:pPr>
-        <w:pStyle w:val="ReportBody"/>
-      </w:pPr>
-      <w:r>
-        <w:t>SQL-преобразование выполняется на стороне базы до передачи результата и обычно лучше масштабируется. Преобразования Grafana применяются к уже полученным наборам и удобны для объединения, переименования и подготовки полей конкретной панели.</w:t>
+        <w:t>10. Чем преобразование данных в Grafana отличается от преобразования данных непосредственно в SQL-запросе?</w:t>
+      </w:r>
+    </w:p>
+    <w:p>
+      <w:pPr>
+        <w:pStyle w:val="ReportBody"/>
+      </w:pPr>
+      <w:r>
+        <w:t>SQL-запрос обрабатывает данные на стороне PostgreSQL до передачи результата в Grafana: фильтрует строки, соединяет таблицы, группирует и считает показатели. Преобразования Grafana работают с результатом, который уже вернулся из источника; они удобны для настройки конкретной панели — переименования полей, изменения отображения, объединения небольших наборов. Крупные соединения и расчёт бизнес-метрик обычно лучше делать в SQL, чтобы не передавать лишние строки и иметь одинаковое определение показателя для разных панелей. Преобразование в Grafana не исправит ошибочную детализацию исходного SQL.</w:t>
       </w:r>
     </w:p>
     <w:p>
@@ -10390,15 +10950,16 @@
         <w:rPr>
           <w:b/>
         </w:rPr>
-        <w:t>11. Что может означать отсутствие данных на панели при исправном подключении?</w:t>
-      </w:r>
-    </w:p>
-    <w:p>
-      <w:pPr>
-        <w:pStyle w:val="ReportBody"/>
-      </w:pPr>
-      <w:r>
-        <w:t>Причинами могут быть неверный временной диапазон, фильтры, ошибка в SQL, отсутствие прав на таблицу, NULL в поле времени или несовпадение формата результата с выбранным типом панели. Проверку начинают с Query inspector и запуска запроса без ограничений.</w:t>
+        <w:lastRenderedPageBreak/>
+        <w:t>11. Что может означать отсутствие данных на панели Grafana при успешно установленном подключении к PostgreSQL?</w:t>
+      </w:r>
+    </w:p>
+    <w:p>
+      <w:pPr>
+        <w:pStyle w:val="ReportBody"/>
+      </w:pPr>
+      <w:r>
+        <w:t>Соединение проверяет доступность базы, но панель зависит от собственного запроса и настроек. Возможные причины: выбранный временной диапазон не включает строки, SQL-фильтр отсекает всё, задана неверная переменная дашборда, у пользователя нет доступа к таблице, столбец времени содержит NULL или формат результата не подходит типу панели. Проверка начинается с SQL-запроса без дополнительных фильтров, затем с Query inspector, выбранного диапазона времени и параметров панели. Для месячной динамики также нужно убедиться, что поле месяца распознано как время, а запрос возвращает числовой показатель.</w:t>
       </w:r>
     </w:p>
     <w:p>
@@ -10413,35 +10974,61 @@
         <w:rPr>
           <w:b/>
         </w:rPr>
-        <w:t>12. Почему визуализация должна сопровождаться текстовой интерпретацией?</w:t>
-      </w:r>
-    </w:p>
-    <w:p>
-      <w:pPr>
-        <w:pStyle w:val="ReportBody"/>
-      </w:pPr>
-      <w:r>
-        <w:t>График показывает форму данных, но не фиксирует главный вывод, ограничения и возможные причины. Текст связывает наблюдение с задачей, уточняет единицы измерения и не позволяет принять корреляцию за доказанную причинность.</w:t>
+        <w:t>12. Почему визуализация должна сопровождаться текстовой интерпретацией результата, а не только изображением графика?</w:t>
+      </w:r>
+    </w:p>
+    <w:p>
+      <w:pPr>
+        <w:pStyle w:val="ReportBody"/>
+      </w:pPr>
+      <w:r>
+        <w:t>График показывает данные, но сам не формулирует ответ на задачу: какие группы лидируют, в каких единицах измерена метрика, за какой период она рассчитана и какие ограничения есть у сравнения. Подпись и короткий вывод превращают изображение в проверяемый результат. Например, по графику сроков доставки можно сказать, что в сохранённой выборке средняя оценка ниже при более долгой доставке, но это наблюдаемая связь, а не доказательство, что задержка сама по себе вызвала снижение оценки. Текст также помогает заметить ошибки: доли способов оплаты могут суммироваться более чем в 100 %, если один заказ использовал несколько способов, и это надо объяснить.</w:t>
       </w:r>
     </w:p>
     <w:p>
       <w:pPr>
         <w:pStyle w:val="1"/>
       </w:pPr>
-      <w:bookmarkStart w:id="33" w:name="_Toc242123761"/>
-      <w:bookmarkStart w:id="34" w:name="_Toc242710569"/>
-      <w:r>
-        <w:t>Источники и приложения по хранению данных</w:t>
-      </w:r>
-      <w:bookmarkEnd w:id="33"/>
-      <w:bookmarkEnd w:id="34"/>
-    </w:p>
-    <w:p>
-      <w:pPr>
-        <w:pStyle w:val="ReportBody"/>
-      </w:pPr>
-      <w:r>
-        <w:t>Источники: предоставленная методичка №2 и набор Olist. SQL, схема, Docker Compose и бандл ADCM — Исходники/ПР2_Хранение; измерения и скриншоты — Результаты/Хранение.</w:t>
+      <w:bookmarkStart w:id="19" w:name="_Toc243253163"/>
+      <w:r>
+        <w:t>18 Источники и приложения</w:t>
+      </w:r>
+      <w:bookmarkEnd w:id="19"/>
+    </w:p>
+    <w:p>
+      <w:pPr>
+        <w:pStyle w:val="ReportBody"/>
+      </w:pPr>
+      <w:r>
+        <w:t>1. Практическая работа №2 «Система хранения данных». Предоставленная методичка, разделы 5 и 6.</w:t>
+      </w:r>
+    </w:p>
+    <w:p>
+      <w:pPr>
+        <w:pStyle w:val="ReportBody"/>
+      </w:pPr>
+      <w:r>
+        <w:t xml:space="preserve">2. Официальные бандлы и репозитории Arenadata: https://downloads.arenadata.io/bundles/; </w:t>
+      </w:r>
+      <w:r>
+        <w:lastRenderedPageBreak/>
+        <w:t>https://docs.arenadata.io/en/ADPG/current/get-started/online-install/adpg-install/cluster-creation.html. Дата обращения: 18.10.2026.</w:t>
+      </w:r>
+    </w:p>
+    <w:p>
+      <w:pPr>
+        <w:pStyle w:val="ReportBody"/>
+      </w:pPr>
+      <w:r>
+        <w:t>3. Brazilian E-Commerce Public Dataset by Olist. Исходные CSV и их контрольные суммы сохранены в личном стенде; реестр source_inputs.json находится рядом с материалами подготовки данных.</w:t>
+      </w:r>
+    </w:p>
+    <w:p>
+      <w:pPr>
+        <w:pStyle w:val="ReportBody"/>
+      </w:pPr>
+      <w:r>
+        <w:t>4. Приложения: Исходники/ПР2_Хранение — SQL, официальный манифест бандлов и команды повторного запуска; Результаты/Хранение — storage.json, adcm.json и снимки фактического выполнения.</w:t>
       </w:r>
     </w:p>
     <w:p>
@@ -10460,7 +11047,7 @@
 </file>
 
 <file path=word/endnotes.xml><?xml version="1.0" encoding="utf-8"?>
-<w:endnotes xmlns:wpc="http://schemas.microsoft.com/office/word/2010/wordprocessingCanvas" xmlns:cx="http://schemas.microsoft.com/office/drawing/2014/chartex" xmlns:cx1="http://schemas.microsoft.com/office/drawing/2015/9/8/chartex" xmlns:cx2="http://schemas.microsoft.com/office/drawing/2015/10/21/chartex" xmlns:cx3="http://schemas.microsoft.com/office/drawing/2016/5/9/chartex" xmlns:cx4="http://schemas.microsoft.com/office/drawing/2016/5/10/chartex" xmlns:cx5="http://schemas.microsoft.com/office/drawing/2016/5/11/chartex" xmlns:cx6="http://schemas.microsoft.com/office/drawing/2016/5/12/chartex" xmlns:cx7="http://schemas.microsoft.com/office/drawing/2016/5/13/chartex" xmlns:cx8="http://schemas.microsoft.com/office/drawing/2016/5/14/chartex" xmlns:mc="http://schemas.openxmlformats.org/markup-compatibility/2006" xmlns:aink="http://schemas.microsoft.com/office/drawing/2016/ink" xmlns:am3d="http://schemas.microsoft.com/office/drawing/2017/model3d" xmlns:o="urn:schemas-microsoft-com:office:office" xmlns:oel="http://schemas.microsoft.com/office/2019/extlst" xmlns:r="http://schemas.openxmlformats.org/officeDocument/2006/relationships" xmlns:m="http://schemas.openxmlformats.org/officeDocument/2006/math" xmlns:v="urn:schemas-microsoft-com:vml" xmlns:wp14="http://schemas.microsoft.com/office/word/2010/wordprocessingDrawing" xmlns:wp="http://schemas.openxmlformats.org/drawingml/2006/wordprocessingDrawing" xmlns:w10="urn:schemas-microsoft-com:office:word" xmlns:w="http://schemas.openxmlformats.org/wordprocessingml/2006/main" xmlns:w14="http://schemas.microsoft.com/office/word/2010/wordml" xmlns:w15="http://schemas.microsoft.com/office/word/2012/wordml" xmlns:w16cex="http://schemas.microsoft.com/office/word/2018/wordml/cex" xmlns:w16cid="http://schemas.microsoft.com/office/word/2016/wordml/cid" xmlns:w16="http://schemas.microsoft.com/office/word/2018/wordml" xmlns:w16du="http://schemas.microsoft.com/office/word/2023/wordml/word16du" xmlns:w16sdtdh="http://schemas.microsoft.com/office/word/2020/wordml/sdtdatahash" xmlns:w16sdtfl="http://schemas.microsoft.com/office/word/2024/wordml/sdtformatlock" xmlns:w16se="http://schemas.microsoft.com/office/word/2015/wordml/symex" xmlns:wpg="http://schemas.microsoft.com/office/word/2010/wordprocessingGroup" xmlns:wpi="http://schemas.microsoft.com/office/word/2010/wordprocessingInk" xmlns:wne="http://schemas.microsoft.com/office/word/2006/wordml" xmlns:wps="http://schemas.microsoft.com/office/word/2010/wordprocessingShape" mc:Ignorable="w14 w15 w16se w16cid w16 w16cex w16sdtdh w16sdtfl w16du wp14">
+<w:endnotes xmlns:wpc="http://schemas.microsoft.com/office/word/2010/wordprocessingCanvas" xmlns:cx="http://schemas.microsoft.com/office/drawing/2014/chartex" xmlns:cx1="http://schemas.microsoft.com/office/drawing/2015/9/8/chartex" xmlns:cx2="http://schemas.microsoft.com/office/drawing/2015/10/21/chartex" xmlns:cx3="http://schemas.microsoft.com/office/drawing/2016/5/9/chartex" xmlns:cx4="http://schemas.microsoft.com/office/drawing/2016/5/10/chartex" xmlns:cx5="http://schemas.microsoft.com/office/drawing/2016/5/11/chartex" xmlns:cx6="http://schemas.microsoft.com/office/drawing/2016/5/12/chartex" xmlns:cx7="http://schemas.microsoft.com/office/drawing/2016/5/13/chartex" xmlns:cx8="http://schemas.microsoft.com/office/drawing/2016/5/14/chartex" xmlns:mc="http://schemas.openxmlformats.org/markup-compatibility/2006" xmlns:aink="http://schemas.microsoft.com/office/drawing/2016/ink" xmlns:am3d="http://schemas.microsoft.com/office/drawing/2017/model3d" xmlns:o="urn:schemas-microsoft-com:office:office" xmlns:r="http://schemas.openxmlformats.org/officeDocument/2006/relationships" xmlns:m="http://schemas.openxmlformats.org/officeDocument/2006/math" xmlns:v="urn:schemas-microsoft-com:vml" xmlns:wp14="http://schemas.microsoft.com/office/word/2010/wordprocessingDrawing" xmlns:wp="http://schemas.openxmlformats.org/drawingml/2006/wordprocessingDrawing" xmlns:w10="urn:schemas-microsoft-com:office:word" xmlns:w="http://schemas.openxmlformats.org/wordprocessingml/2006/main" xmlns:w14="http://schemas.microsoft.com/office/word/2010/wordml" xmlns:w15="http://schemas.microsoft.com/office/word/2012/wordml" xmlns:w16cex="http://schemas.microsoft.com/office/word/2018/wordml/cex" xmlns:w16cid="http://schemas.microsoft.com/office/word/2016/wordml/cid" xmlns:w16="http://schemas.microsoft.com/office/word/2018/wordml" xmlns:w16sdtdh="http://schemas.microsoft.com/office/word/2020/wordml/sdtdatahash" xmlns:w16se="http://schemas.microsoft.com/office/word/2015/wordml/symex" xmlns:wpg="http://schemas.microsoft.com/office/word/2010/wordprocessingGroup" xmlns:wpi="http://schemas.microsoft.com/office/word/2010/wordprocessingInk" xmlns:wne="http://schemas.microsoft.com/office/word/2006/wordml" xmlns:wps="http://schemas.microsoft.com/office/word/2010/wordprocessingShape" mc:Ignorable="w14 w15 w16se w16cid w16 w16cex w16sdtdh wp14">
   <w:endnote w:type="separator" w:id="-1">
     <w:p>
       <w:pPr>
@@ -10485,7 +11072,7 @@
 </file>
 
 <file path=word/footer1.xml><?xml version="1.0" encoding="utf-8"?>
-<w:ftr xmlns:wpc="http://schemas.microsoft.com/office/word/2010/wordprocessingCanvas" xmlns:cx="http://schemas.microsoft.com/office/drawing/2014/chartex" xmlns:cx1="http://schemas.microsoft.com/office/drawing/2015/9/8/chartex" xmlns:cx2="http://schemas.microsoft.com/office/drawing/2015/10/21/chartex" xmlns:cx3="http://schemas.microsoft.com/office/drawing/2016/5/9/chartex" xmlns:cx4="http://schemas.microsoft.com/office/drawing/2016/5/10/chartex" xmlns:cx5="http://schemas.microsoft.com/office/drawing/2016/5/11/chartex" xmlns:cx6="http://schemas.microsoft.com/office/drawing/2016/5/12/chartex" xmlns:cx7="http://schemas.microsoft.com/office/drawing/2016/5/13/chartex" xmlns:cx8="http://schemas.microsoft.com/office/drawing/2016/5/14/chartex" xmlns:mc="http://schemas.openxmlformats.org/markup-compatibility/2006" xmlns:aink="http://schemas.microsoft.com/office/drawing/2016/ink" xmlns:am3d="http://schemas.microsoft.com/office/drawing/2017/model3d" xmlns:o="urn:schemas-microsoft-com:office:office" xmlns:oel="http://schemas.microsoft.com/office/2019/extlst" xmlns:r="http://schemas.openxmlformats.org/officeDocument/2006/relationships" xmlns:m="http://schemas.openxmlformats.org/officeDocument/2006/math" xmlns:v="urn:schemas-microsoft-com:vml" xmlns:wp14="http://schemas.microsoft.com/office/word/2010/wordprocessingDrawing" xmlns:wp="http://schemas.openxmlformats.org/drawingml/2006/wordprocessingDrawing" xmlns:w10="urn:schemas-microsoft-com:office:word" xmlns:w="http://schemas.openxmlformats.org/wordprocessingml/2006/main" xmlns:w14="http://schemas.microsoft.com/office/word/2010/wordml" xmlns:w15="http://schemas.microsoft.com/office/word/2012/wordml" xmlns:w16cex="http://schemas.microsoft.com/office/word/2018/wordml/cex" xmlns:w16cid="http://schemas.microsoft.com/office/word/2016/wordml/cid" xmlns:w16="http://schemas.microsoft.com/office/word/2018/wordml" xmlns:w16du="http://schemas.microsoft.com/office/word/2023/wordml/word16du" xmlns:w16sdtdh="http://schemas.microsoft.com/office/word/2020/wordml/sdtdatahash" xmlns:w16sdtfl="http://schemas.microsoft.com/office/word/2024/wordml/sdtformatlock" xmlns:w16se="http://schemas.microsoft.com/office/word/2015/wordml/symex" xmlns:wpg="http://schemas.microsoft.com/office/word/2010/wordprocessingGroup" xmlns:wpi="http://schemas.microsoft.com/office/word/2010/wordprocessingInk" xmlns:wne="http://schemas.microsoft.com/office/word/2006/wordml" xmlns:wps="http://schemas.microsoft.com/office/word/2010/wordprocessingShape" mc:Ignorable="w14 w15 w16se w16cid w16 w16cex w16sdtdh w16sdtfl w16du wp14">
+<w:ftr xmlns:wpc="http://schemas.microsoft.com/office/word/2010/wordprocessingCanvas" xmlns:cx="http://schemas.microsoft.com/office/drawing/2014/chartex" xmlns:cx1="http://schemas.microsoft.com/office/drawing/2015/9/8/chartex" xmlns:cx2="http://schemas.microsoft.com/office/drawing/2015/10/21/chartex" xmlns:cx3="http://schemas.microsoft.com/office/drawing/2016/5/9/chartex" xmlns:cx4="http://schemas.microsoft.com/office/drawing/2016/5/10/chartex" xmlns:cx5="http://schemas.microsoft.com/office/drawing/2016/5/11/chartex" xmlns:cx6="http://schemas.microsoft.com/office/drawing/2016/5/12/chartex" xmlns:cx7="http://schemas.microsoft.com/office/drawing/2016/5/13/chartex" xmlns:cx8="http://schemas.microsoft.com/office/drawing/2016/5/14/chartex" xmlns:mc="http://schemas.openxmlformats.org/markup-compatibility/2006" xmlns:aink="http://schemas.microsoft.com/office/drawing/2016/ink" xmlns:am3d="http://schemas.microsoft.com/office/drawing/2017/model3d" xmlns:o="urn:schemas-microsoft-com:office:office" xmlns:r="http://schemas.openxmlformats.org/officeDocument/2006/relationships" xmlns:m="http://schemas.openxmlformats.org/officeDocument/2006/math" xmlns:v="urn:schemas-microsoft-com:vml" xmlns:wp14="http://schemas.microsoft.com/office/word/2010/wordprocessingDrawing" xmlns:wp="http://schemas.openxmlformats.org/drawingml/2006/wordprocessingDrawing" xmlns:w10="urn:schemas-microsoft-com:office:word" xmlns:w="http://schemas.openxmlformats.org/wordprocessingml/2006/main" xmlns:w14="http://schemas.microsoft.com/office/word/2010/wordml" xmlns:w15="http://schemas.microsoft.com/office/word/2012/wordml" xmlns:w16cex="http://schemas.microsoft.com/office/word/2018/wordml/cex" xmlns:w16cid="http://schemas.microsoft.com/office/word/2016/wordml/cid" xmlns:w16="http://schemas.microsoft.com/office/word/2018/wordml" xmlns:w16sdtdh="http://schemas.microsoft.com/office/word/2020/wordml/sdtdatahash" xmlns:w16se="http://schemas.microsoft.com/office/word/2015/wordml/symex" xmlns:wpg="http://schemas.microsoft.com/office/word/2010/wordprocessingGroup" xmlns:wpi="http://schemas.microsoft.com/office/word/2010/wordprocessingInk" xmlns:wne="http://schemas.microsoft.com/office/word/2006/wordml" xmlns:wps="http://schemas.microsoft.com/office/word/2010/wordprocessingShape" mc:Ignorable="w14 w15 w16se w16cid w16 w16cex w16sdtdh wp14">
   <w:p>
     <w:pPr>
       <w:spacing w:line="240" w:lineRule="auto"/>
@@ -10518,7 +11105,7 @@
 </file>
 
 <file path=word/footnotes.xml><?xml version="1.0" encoding="utf-8"?>
-<w:footnotes xmlns:wpc="http://schemas.microsoft.com/office/word/2010/wordprocessingCanvas" xmlns:cx="http://schemas.microsoft.com/office/drawing/2014/chartex" xmlns:cx1="http://schemas.microsoft.com/office/drawing/2015/9/8/chartex" xmlns:cx2="http://schemas.microsoft.com/office/drawing/2015/10/21/chartex" xmlns:cx3="http://schemas.microsoft.com/office/drawing/2016/5/9/chartex" xmlns:cx4="http://schemas.microsoft.com/office/drawing/2016/5/10/chartex" xmlns:cx5="http://schemas.microsoft.com/office/drawing/2016/5/11/chartex" xmlns:cx6="http://schemas.microsoft.com/office/drawing/2016/5/12/chartex" xmlns:cx7="http://schemas.microsoft.com/office/drawing/2016/5/13/chartex" xmlns:cx8="http://schemas.microsoft.com/office/drawing/2016/5/14/chartex" xmlns:mc="http://schemas.openxmlformats.org/markup-compatibility/2006" xmlns:aink="http://schemas.microsoft.com/office/drawing/2016/ink" xmlns:am3d="http://schemas.microsoft.com/office/drawing/2017/model3d" xmlns:o="urn:schemas-microsoft-com:office:office" xmlns:oel="http://schemas.microsoft.com/office/2019/extlst" xmlns:r="http://schemas.openxmlformats.org/officeDocument/2006/relationships" xmlns:m="http://schemas.openxmlformats.org/officeDocument/2006/math" xmlns:v="urn:schemas-microsoft-com:vml" xmlns:wp14="http://schemas.microsoft.com/office/word/2010/wordprocessingDrawing" xmlns:wp="http://schemas.openxmlformats.org/drawingml/2006/wordprocessingDrawing" xmlns:w10="urn:schemas-microsoft-com:office:word" xmlns:w="http://schemas.openxmlformats.org/wordprocessingml/2006/main" xmlns:w14="http://schemas.microsoft.com/office/word/2010/wordml" xmlns:w15="http://schemas.microsoft.com/office/word/2012/wordml" xmlns:w16cex="http://schemas.microsoft.com/office/word/2018/wordml/cex" xmlns:w16cid="http://schemas.microsoft.com/office/word/2016/wordml/cid" xmlns:w16="http://schemas.microsoft.com/office/word/2018/wordml" xmlns:w16du="http://schemas.microsoft.com/office/word/2023/wordml/word16du" xmlns:w16sdtdh="http://schemas.microsoft.com/office/word/2020/wordml/sdtdatahash" xmlns:w16sdtfl="http://schemas.microsoft.com/office/word/2024/wordml/sdtformatlock" xmlns:w16se="http://schemas.microsoft.com/office/word/2015/wordml/symex" xmlns:wpg="http://schemas.microsoft.com/office/word/2010/wordprocessingGroup" xmlns:wpi="http://schemas.microsoft.com/office/word/2010/wordprocessingInk" xmlns:wne="http://schemas.microsoft.com/office/word/2006/wordml" xmlns:wps="http://schemas.microsoft.com/office/word/2010/wordprocessingShape" mc:Ignorable="w14 w15 w16se w16cid w16 w16cex w16sdtdh w16sdtfl w16du wp14">
+<w:footnotes xmlns:wpc="http://schemas.microsoft.com/office/word/2010/wordprocessingCanvas" xmlns:cx="http://schemas.microsoft.com/office/drawing/2014/chartex" xmlns:cx1="http://schemas.microsoft.com/office/drawing/2015/9/8/chartex" xmlns:cx2="http://schemas.microsoft.com/office/drawing/2015/10/21/chartex" xmlns:cx3="http://schemas.microsoft.com/office/drawing/2016/5/9/chartex" xmlns:cx4="http://schemas.microsoft.com/office/drawing/2016/5/10/chartex" xmlns:cx5="http://schemas.microsoft.com/office/drawing/2016/5/11/chartex" xmlns:cx6="http://schemas.microsoft.com/office/drawing/2016/5/12/chartex" xmlns:cx7="http://schemas.microsoft.com/office/drawing/2016/5/13/chartex" xmlns:cx8="http://schemas.microsoft.com/office/drawing/2016/5/14/chartex" xmlns:mc="http://schemas.openxmlformats.org/markup-compatibility/2006" xmlns:aink="http://schemas.microsoft.com/office/drawing/2016/ink" xmlns:am3d="http://schemas.microsoft.com/office/drawing/2017/model3d" xmlns:o="urn:schemas-microsoft-com:office:office" xmlns:r="http://schemas.openxmlformats.org/officeDocument/2006/relationships" xmlns:m="http://schemas.openxmlformats.org/officeDocument/2006/math" xmlns:v="urn:schemas-microsoft-com:vml" xmlns:wp14="http://schemas.microsoft.com/office/word/2010/wordprocessingDrawing" xmlns:wp="http://schemas.openxmlformats.org/drawingml/2006/wordprocessingDrawing" xmlns:w10="urn:schemas-microsoft-com:office:word" xmlns:w="http://schemas.openxmlformats.org/wordprocessingml/2006/main" xmlns:w14="http://schemas.microsoft.com/office/word/2010/wordml" xmlns:w15="http://schemas.microsoft.com/office/word/2012/wordml" xmlns:w16cex="http://schemas.microsoft.com/office/word/2018/wordml/cex" xmlns:w16cid="http://schemas.microsoft.com/office/word/2016/wordml/cid" xmlns:w16="http://schemas.microsoft.com/office/word/2018/wordml" xmlns:w16sdtdh="http://schemas.microsoft.com/office/word/2020/wordml/sdtdatahash" xmlns:w16se="http://schemas.microsoft.com/office/word/2015/wordml/symex" xmlns:wpg="http://schemas.microsoft.com/office/word/2010/wordprocessingGroup" xmlns:wpi="http://schemas.microsoft.com/office/word/2010/wordprocessingInk" xmlns:wne="http://schemas.microsoft.com/office/word/2006/wordml" xmlns:wps="http://schemas.microsoft.com/office/word/2010/wordprocessingShape" mc:Ignorable="w14 w15 w16se w16cid w16 w16cex w16sdtdh wp14">
   <w:footnote w:type="separator" w:id="-1">
     <w:p>
       <w:pPr>
@@ -10543,7 +11130,7 @@
 </file>
 
 <file path=word/numbering.xml><?xml version="1.0" encoding="utf-8"?>
-<w:numbering xmlns:wpc="http://schemas.microsoft.com/office/word/2010/wordprocessingCanvas" xmlns:cx="http://schemas.microsoft.com/office/drawing/2014/chartex" xmlns:cx1="http://schemas.microsoft.com/office/drawing/2015/9/8/chartex" xmlns:cx2="http://schemas.microsoft.com/office/drawing/2015/10/21/chartex" xmlns:cx3="http://schemas.microsoft.com/office/drawing/2016/5/9/chartex" xmlns:cx4="http://schemas.microsoft.com/office/drawing/2016/5/10/chartex" xmlns:cx5="http://schemas.microsoft.com/office/drawing/2016/5/11/chartex" xmlns:cx6="http://schemas.microsoft.com/office/drawing/2016/5/12/chartex" xmlns:cx7="http://schemas.microsoft.com/office/drawing/2016/5/13/chartex" xmlns:cx8="http://schemas.microsoft.com/office/drawing/2016/5/14/chartex" xmlns:mc="http://schemas.openxmlformats.org/markup-compatibility/2006" xmlns:aink="http://schemas.microsoft.com/office/drawing/2016/ink" xmlns:am3d="http://schemas.microsoft.com/office/drawing/2017/model3d" xmlns:o="urn:schemas-microsoft-com:office:office" xmlns:oel="http://schemas.microsoft.com/office/2019/extlst" xmlns:r="http://schemas.openxmlformats.org/officeDocument/2006/relationships" xmlns:m="http://schemas.openxmlformats.org/officeDocument/2006/math" xmlns:v="urn:schemas-microsoft-com:vml" xmlns:wp14="http://schemas.microsoft.com/office/word/2010/wordprocessingDrawing" xmlns:wp="http://schemas.openxmlformats.org/drawingml/2006/wordprocessingDrawing" xmlns:w10="urn:schemas-microsoft-com:office:word" xmlns:w="http://schemas.openxmlformats.org/wordprocessingml/2006/main" xmlns:w14="http://schemas.microsoft.com/office/word/2010/wordml" xmlns:w15="http://schemas.microsoft.com/office/word/2012/wordml" xmlns:w16cex="http://schemas.microsoft.com/office/word/2018/wordml/cex" xmlns:w16cid="http://schemas.microsoft.com/office/word/2016/wordml/cid" xmlns:w16="http://schemas.microsoft.com/office/word/2018/wordml" xmlns:w16du="http://schemas.microsoft.com/office/word/2023/wordml/word16du" xmlns:w16sdtdh="http://schemas.microsoft.com/office/word/2020/wordml/sdtdatahash" xmlns:w16sdtfl="http://schemas.microsoft.com/office/word/2024/wordml/sdtformatlock" xmlns:w16se="http://schemas.microsoft.com/office/word/2015/wordml/symex" xmlns:wpg="http://schemas.microsoft.com/office/word/2010/wordprocessingGroup" xmlns:wpi="http://schemas.microsoft.com/office/word/2010/wordprocessingInk" xmlns:wne="http://schemas.microsoft.com/office/word/2006/wordml" xmlns:wps="http://schemas.microsoft.com/office/word/2010/wordprocessingShape" mc:Ignorable="w14 w15 w16se w16cid w16 w16cex w16sdtdh w16sdtfl w16du wp14">
+<w:numbering xmlns:wpc="http://schemas.microsoft.com/office/word/2010/wordprocessingCanvas" xmlns:cx="http://schemas.microsoft.com/office/drawing/2014/chartex" xmlns:cx1="http://schemas.microsoft.com/office/drawing/2015/9/8/chartex" xmlns:cx2="http://schemas.microsoft.com/office/drawing/2015/10/21/chartex" xmlns:cx3="http://schemas.microsoft.com/office/drawing/2016/5/9/chartex" xmlns:cx4="http://schemas.microsoft.com/office/drawing/2016/5/10/chartex" xmlns:cx5="http://schemas.microsoft.com/office/drawing/2016/5/11/chartex" xmlns:cx6="http://schemas.microsoft.com/office/drawing/2016/5/12/chartex" xmlns:cx7="http://schemas.microsoft.com/office/drawing/2016/5/13/chartex" xmlns:cx8="http://schemas.microsoft.com/office/drawing/2016/5/14/chartex" xmlns:mc="http://schemas.openxmlformats.org/markup-compatibility/2006" xmlns:aink="http://schemas.microsoft.com/office/drawing/2016/ink" xmlns:am3d="http://schemas.microsoft.com/office/drawing/2017/model3d" xmlns:o="urn:schemas-microsoft-com:office:office" xmlns:r="http://schemas.openxmlformats.org/officeDocument/2006/relationships" xmlns:m="http://schemas.openxmlformats.org/officeDocument/2006/math" xmlns:v="urn:schemas-microsoft-com:vml" xmlns:wp14="http://schemas.microsoft.com/office/word/2010/wordprocessingDrawing" xmlns:wp="http://schemas.openxmlformats.org/drawingml/2006/wordprocessingDrawing" xmlns:w10="urn:schemas-microsoft-com:office:word" xmlns:w="http://schemas.openxmlformats.org/wordprocessingml/2006/main" xmlns:w14="http://schemas.microsoft.com/office/word/2010/wordml" xmlns:w15="http://schemas.microsoft.com/office/word/2012/wordml" xmlns:w16cex="http://schemas.microsoft.com/office/word/2018/wordml/cex" xmlns:w16cid="http://schemas.microsoft.com/office/word/2016/wordml/cid" xmlns:w16="http://schemas.microsoft.com/office/word/2018/wordml" xmlns:w16sdtdh="http://schemas.microsoft.com/office/word/2020/wordml/sdtdatahash" xmlns:w16se="http://schemas.microsoft.com/office/word/2015/wordml/symex" xmlns:wpg="http://schemas.microsoft.com/office/word/2010/wordprocessingGroup" xmlns:wpi="http://schemas.microsoft.com/office/word/2010/wordprocessingInk" xmlns:wne="http://schemas.microsoft.com/office/word/2006/wordml" xmlns:wps="http://schemas.microsoft.com/office/word/2010/wordprocessingShape" mc:Ignorable="w14 w15 w16se w16cid w16 w16cex w16sdtdh wp14">
   <w:abstractNum w:abstractNumId="0" w15:restartNumberingAfterBreak="0">
     <w:nsid w:val="13512DF0"/>
     <w:multiLevelType w:val="hybridMultilevel"/>
@@ -10756,14 +11343,14 @@
       </w:rPr>
     </w:lvl>
   </w:abstractNum>
-  <w:num w:numId="1" w16cid:durableId="1323043514">
+  <w:num w:numId="1">
     <w:abstractNumId w:val="0"/>
   </w:num>
 </w:numbering>
 </file>
 
 <file path=word/styles.xml><?xml version="1.0" encoding="utf-8"?>
-<w:styles xmlns:mc="http://schemas.openxmlformats.org/markup-compatibility/2006" xmlns:r="http://schemas.openxmlformats.org/officeDocument/2006/relationships" xmlns:w="http://schemas.openxmlformats.org/wordprocessingml/2006/main" xmlns:w14="http://schemas.microsoft.com/office/word/2010/wordml" xmlns:w15="http://schemas.microsoft.com/office/word/2012/wordml" xmlns:w16cex="http://schemas.microsoft.com/office/word/2018/wordml/cex" xmlns:w16cid="http://schemas.microsoft.com/office/word/2016/wordml/cid" xmlns:w16="http://schemas.microsoft.com/office/word/2018/wordml" xmlns:w16du="http://schemas.microsoft.com/office/word/2023/wordml/word16du" xmlns:w16sdtdh="http://schemas.microsoft.com/office/word/2020/wordml/sdtdatahash" xmlns:w16sdtfl="http://schemas.microsoft.com/office/word/2024/wordml/sdtformatlock" xmlns:w16se="http://schemas.microsoft.com/office/word/2015/wordml/symex" mc:Ignorable="w14 w15 w16se w16cid w16 w16cex w16sdtdh w16sdtfl w16du">
+<w:styles xmlns:mc="http://schemas.openxmlformats.org/markup-compatibility/2006" xmlns:r="http://schemas.openxmlformats.org/officeDocument/2006/relationships" xmlns:w="http://schemas.openxmlformats.org/wordprocessingml/2006/main" xmlns:w14="http://schemas.microsoft.com/office/word/2010/wordml" xmlns:w15="http://schemas.microsoft.com/office/word/2012/wordml" xmlns:w16cex="http://schemas.microsoft.com/office/word/2018/wordml/cex" xmlns:w16cid="http://schemas.microsoft.com/office/word/2016/wordml/cid" xmlns:w16="http://schemas.microsoft.com/office/word/2018/wordml" xmlns:w16sdtdh="http://schemas.microsoft.com/office/word/2020/wordml/sdtdatahash" xmlns:w16se="http://schemas.microsoft.com/office/word/2015/wordml/symex" mc:Ignorable="w14 w15 w16se w16cid w16 w16cex w16sdtdh">
   <w:docDefaults>
     <w:rPrDefault>
       <w:rPr>
@@ -11404,18 +11991,20 @@
       <w:u w:val="single"/>
     </w:rPr>
   </w:style>
-  <w:style w:type="paragraph" w:styleId="22">
-    <w:name w:val="toc 2"/>
-    <w:basedOn w:val="a"/>
-    <w:next w:val="a"/>
-    <w:autoRedefine/>
-    <w:uiPriority w:val="39"/>
-    <w:unhideWhenUsed/>
-    <w:rsid w:val="002E132C"/>
+  <w:style w:type="paragraph" w:customStyle="1" w:styleId="210">
+    <w:name w:val="Заголовок 21"/>
+    <w:rsid w:val="00500456"/>
     <w:pPr>
-      <w:spacing w:after="100"/>
-      <w:ind w:left="280"/>
+      <w:keepNext/>
+      <w:keepLines/>
+      <w:spacing w:before="240" w:after="120" w:line="360" w:lineRule="auto"/>
     </w:pPr>
+    <w:rPr>
+      <w:rFonts w:ascii="Times New Roman" w:eastAsia="Times New Roman" w:hAnsi="Times New Roman" w:cs="Times New Roman"/>
+      <w:b/>
+      <w:color w:val="000000"/>
+      <w:sz w:val="28"/>
+    </w:rPr>
   </w:style>
 </w:styles>
 </file>

--- a/4/BD/ТИАБД_ПР2_АлбахтинИВ.docx
+++ b/4/BD/ТИАБД_ПР2_АлбахтинИВ.docx
@@ -1,6 +1,6 @@
 
 <file path=word/document.xml><?xml version="1.0" encoding="utf-8"?>
-<w:document xmlns:wpc="http://schemas.microsoft.com/office/word/2010/wordprocessingCanvas" xmlns:cx="http://schemas.microsoft.com/office/drawing/2014/chartex" xmlns:cx1="http://schemas.microsoft.com/office/drawing/2015/9/8/chartex" xmlns:cx2="http://schemas.microsoft.com/office/drawing/2015/10/21/chartex" xmlns:cx3="http://schemas.microsoft.com/office/drawing/2016/5/9/chartex" xmlns:cx4="http://schemas.microsoft.com/office/drawing/2016/5/10/chartex" xmlns:cx5="http://schemas.microsoft.com/office/drawing/2016/5/11/chartex" xmlns:cx6="http://schemas.microsoft.com/office/drawing/2016/5/12/chartex" xmlns:cx7="http://schemas.microsoft.com/office/drawing/2016/5/13/chartex" xmlns:cx8="http://schemas.microsoft.com/office/drawing/2016/5/14/chartex" xmlns:mc="http://schemas.openxmlformats.org/markup-compatibility/2006" xmlns:aink="http://schemas.microsoft.com/office/drawing/2016/ink" xmlns:am3d="http://schemas.microsoft.com/office/drawing/2017/model3d" xmlns:o="urn:schemas-microsoft-com:office:office" xmlns:r="http://schemas.openxmlformats.org/officeDocument/2006/relationships" xmlns:m="http://schemas.openxmlformats.org/officeDocument/2006/math" xmlns:v="urn:schemas-microsoft-com:vml" xmlns:wp14="http://schemas.microsoft.com/office/word/2010/wordprocessingDrawing" xmlns:wp="http://schemas.openxmlformats.org/drawingml/2006/wordprocessingDrawing" xmlns:w10="urn:schemas-microsoft-com:office:word" xmlns:w="http://schemas.openxmlformats.org/wordprocessingml/2006/main" xmlns:w14="http://schemas.microsoft.com/office/word/2010/wordml" xmlns:w15="http://schemas.microsoft.com/office/word/2012/wordml" xmlns:w16cex="http://schemas.microsoft.com/office/word/2018/wordml/cex" xmlns:w16cid="http://schemas.microsoft.com/office/word/2016/wordml/cid" xmlns:w16="http://schemas.microsoft.com/office/word/2018/wordml" xmlns:w16sdtdh="http://schemas.microsoft.com/office/word/2020/wordml/sdtdatahash" xmlns:w16se="http://schemas.microsoft.com/office/word/2015/wordml/symex" xmlns:wpg="http://schemas.microsoft.com/office/word/2010/wordprocessingGroup" xmlns:wpi="http://schemas.microsoft.com/office/word/2010/wordprocessingInk" xmlns:wne="http://schemas.microsoft.com/office/word/2006/wordml" xmlns:wps="http://schemas.microsoft.com/office/word/2010/wordprocessingShape" mc:Ignorable="w14 w15 w16se w16cid w16 w16cex w16sdtdh wp14">
+<w:document xmlns:wpc="http://schemas.microsoft.com/office/word/2010/wordprocessingCanvas" xmlns:cx="http://schemas.microsoft.com/office/drawing/2014/chartex" xmlns:cx1="http://schemas.microsoft.com/office/drawing/2015/9/8/chartex" xmlns:cx2="http://schemas.microsoft.com/office/drawing/2015/10/21/chartex" xmlns:cx3="http://schemas.microsoft.com/office/drawing/2016/5/9/chartex" xmlns:cx4="http://schemas.microsoft.com/office/drawing/2016/5/10/chartex" xmlns:cx5="http://schemas.microsoft.com/office/drawing/2016/5/11/chartex" xmlns:cx6="http://schemas.microsoft.com/office/drawing/2016/5/12/chartex" xmlns:cx7="http://schemas.microsoft.com/office/drawing/2016/5/13/chartex" xmlns:cx8="http://schemas.microsoft.com/office/drawing/2016/5/14/chartex" xmlns:mc="http://schemas.openxmlformats.org/markup-compatibility/2006" xmlns:aink="http://schemas.microsoft.com/office/drawing/2016/ink" xmlns:am3d="http://schemas.microsoft.com/office/drawing/2017/model3d" xmlns:o="urn:schemas-microsoft-com:office:office" xmlns:oel="http://schemas.microsoft.com/office/2019/extlst" xmlns:r="http://schemas.openxmlformats.org/officeDocument/2006/relationships" xmlns:m="http://schemas.openxmlformats.org/officeDocument/2006/math" xmlns:v="urn:schemas-microsoft-com:vml" xmlns:wp14="http://schemas.microsoft.com/office/word/2010/wordprocessingDrawing" xmlns:wp="http://schemas.openxmlformats.org/drawingml/2006/wordprocessingDrawing" xmlns:w10="urn:schemas-microsoft-com:office:word" xmlns:w="http://schemas.openxmlformats.org/wordprocessingml/2006/main" xmlns:w14="http://schemas.microsoft.com/office/word/2010/wordml" xmlns:w15="http://schemas.microsoft.com/office/word/2012/wordml" xmlns:w16cex="http://schemas.microsoft.com/office/word/2018/wordml/cex" xmlns:w16cid="http://schemas.microsoft.com/office/word/2016/wordml/cid" xmlns:w16="http://schemas.microsoft.com/office/word/2018/wordml" xmlns:w16du="http://schemas.microsoft.com/office/word/2023/wordml/word16du" xmlns:w16sdtdh="http://schemas.microsoft.com/office/word/2020/wordml/sdtdatahash" xmlns:w16sdtfl="http://schemas.microsoft.com/office/word/2024/wordml/sdtformatlock" xmlns:w16se="http://schemas.microsoft.com/office/word/2015/wordml/symex" xmlns:wpg="http://schemas.microsoft.com/office/word/2010/wordprocessingGroup" xmlns:wpi="http://schemas.microsoft.com/office/word/2010/wordprocessingInk" xmlns:wne="http://schemas.microsoft.com/office/word/2006/wordml" xmlns:wps="http://schemas.microsoft.com/office/word/2010/wordprocessingShape" mc:Ignorable="w14 w15 w16se w16cid w16 w16cex w16sdtdh w16sdtfl w16du wp14">
   <w:body>
     <w:tbl>
       <w:tblPr>
@@ -48,7 +48,7 @@
                 <w14:ligatures w14:val="none"/>
               </w:rPr>
               <w:drawing>
-                <wp:inline distT="0" distB="0" distL="0" distR="0" wp14:anchorId="6C3DB29B" wp14:editId="15F9D959">
+                <wp:inline distT="0" distB="0" distL="0" distR="0" wp14:anchorId="6C3DB29B" wp14:editId="7141523E">
                   <wp:extent cx="1066800" cy="1066800"/>
                   <wp:effectExtent l="0" t="0" r="0" b="0"/>
                   <wp:docPr id="298370851" name="Рисунок 3"/>
@@ -293,7 +293,7 @@
                     </wp:inline>
                   </w:drawing>
                 </mc:Choice>
-                <mc:Fallback xmlns:w16sdtfl="http://schemas.microsoft.com/office/word/2024/wordml/sdtformatlock" xmlns:w16du="http://schemas.microsoft.com/office/word/2023/wordml/word16du" xmlns:oel="http://schemas.microsoft.com/office/2019/extlst">
+                <mc:Fallback>
                   <w:pict>
                     <v:line w14:anchorId="69D82686" id="Прямая соединительная линия 2" o:spid="_x0000_s1026" style="flip:y;visibility:visible;mso-wrap-style:square;mso-left-percent:-10001;mso-top-percent:-10001;mso-position-horizontal:absolute;mso-position-horizontal-relative:char;mso-position-vertical:absolute;mso-position-vertical-relative:line;mso-left-percent:-10001;mso-top-percent:-10001" from="0,0" to="441pt,.1pt" o:gfxdata="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" strokeweight="3pt">
                       <v:stroke linestyle="thinThin"/>
@@ -350,7 +350,13 @@
         <w:rPr>
           <w:b/>
         </w:rPr>
-        <w:t>Кафедра квантовых информационных технологий, практической и прикладной информатики (ККИТПиПИ)</w:t>
+        <w:t xml:space="preserve">Кафедра </w:t>
+      </w:r>
+      <w:r>
+        <w:rPr>
+          <w:b/>
+        </w:rPr>
+        <w:t>прикладной математики</w:t>
       </w:r>
     </w:p>
     <w:p>
@@ -2479,34 +2485,64 @@
         <w:pStyle w:val="ReportBody"/>
       </w:pPr>
       <w:r>
-        <w:t>Bike Sharing содержит 731 дневное наблюдение и 16 исходных столбцов за 2011–2012 годы. Источник — UCI Machine Learning Repository, H. Fanaee-T, DOI 10.24432/C5W894, CC BY 4.0. Признаки описывают дату, календарь, погодные условия и число прокатов случайных и зарегистрированных пользователей.</w:t>
+        <w:t>Bike Sharing содержит 731 дневное наблюдение и 16 исходных столбцов за 2011–2012 годы. Источник</w:t>
+      </w:r>
+      <w:r>
+        <w:rPr>
+          <w:lang w:val="en-US"/>
+        </w:rPr>
+        <w:t xml:space="preserve"> — UCI Machine Learning Repository, H. Fanaee-T, DOI 10.24432/C5W894, CC BY 4.0. </w:t>
+      </w:r>
+      <w:r>
+        <w:t>Признаки описывают дату, календарь, погодные условия и число прокатов случайных и зарегистрированных пользователей.</w:t>
       </w:r>
     </w:p>
     <w:p>
       <w:pPr>
         <w:pStyle w:val="ReportCode"/>
         <w:spacing w:before="80" w:after="120"/>
-      </w:pPr>
-      <w:r>
+        <w:rPr>
+          <w:lang w:val="en-US"/>
+        </w:rPr>
+      </w:pPr>
+      <w:r>
+        <w:rPr>
+          <w:lang w:val="en-US"/>
+        </w:rPr>
         <w:t>df = pd.read_csv(DATA_PATH, parse_dates=["dteday"])</w:t>
       </w:r>
       <w:r>
+        <w:rPr>
+          <w:lang w:val="en-US"/>
+        </w:rPr>
         <w:br/>
         <w:t>df.head()</w:t>
       </w:r>
       <w:r>
+        <w:rPr>
+          <w:lang w:val="en-US"/>
+        </w:rPr>
         <w:br/>
         <w:t>df.info()</w:t>
       </w:r>
       <w:r>
+        <w:rPr>
+          <w:lang w:val="en-US"/>
+        </w:rPr>
         <w:br/>
         <w:t>df.isna().sum()</w:t>
       </w:r>
       <w:r>
+        <w:rPr>
+          <w:lang w:val="en-US"/>
+        </w:rPr>
         <w:br/>
         <w:t>df.duplicated().sum()</w:t>
       </w:r>
       <w:r>
+        <w:rPr>
+          <w:lang w:val="en-US"/>
+        </w:rPr>
         <w:br/>
         <w:t>assert (df.casual + df.registered == df.cnt).all()</w:t>
       </w:r>
@@ -2867,35 +2903,62 @@
       <w:pPr>
         <w:pStyle w:val="ReportCode"/>
         <w:spacing w:before="80" w:after="120"/>
-      </w:pPr>
-      <w:r>
+        <w:rPr>
+          <w:lang w:val="en-US"/>
+        </w:rPr>
+      </w:pPr>
+      <w:r>
+        <w:rPr>
+          <w:lang w:val="en-US"/>
+        </w:rPr>
         <w:t>bar = go.Figure(go.Bar(</w:t>
       </w:r>
       <w:r>
+        <w:rPr>
+          <w:lang w:val="en-US"/>
+        </w:rPr>
         <w:br/>
         <w:t xml:space="preserve">    x=monthly.index, y=monthly["cnt"],</w:t>
       </w:r>
       <w:r>
+        <w:rPr>
+          <w:lang w:val="en-US"/>
+        </w:rPr>
         <w:br/>
         <w:t xml:space="preserve">    marker=dict(color=monthly["cnt"], coloraxis="coloraxis",</w:t>
       </w:r>
       <w:r>
+        <w:rPr>
+          <w:lang w:val="en-US"/>
+        </w:rPr>
         <w:br/>
         <w:t xml:space="preserve">                line=dict(color="black", width=2))))</w:t>
       </w:r>
       <w:r>
+        <w:rPr>
+          <w:lang w:val="en-US"/>
+        </w:rPr>
         <w:br/>
         <w:t>bar.update_layout(autosize=True, height=700,</w:t>
       </w:r>
       <w:r>
+        <w:rPr>
+          <w:lang w:val="en-US"/>
+        </w:rPr>
         <w:br/>
         <w:t xml:space="preserve">    title=dict(x=0.5, font=dict(size=20)))</w:t>
       </w:r>
       <w:r>
+        <w:rPr>
+          <w:lang w:val="en-US"/>
+        </w:rPr>
         <w:br/>
         <w:t>bar.update_xaxes(tickangle=-45, tickfont=dict(size=14),</w:t>
       </w:r>
       <w:r>
+        <w:rPr>
+          <w:lang w:val="en-US"/>
+        </w:rPr>
         <w:br/>
         <w:t xml:space="preserve">    gridcolor="ivory", gridwidth=2)</w:t>
       </w:r>
@@ -11047,7 +11110,7 @@
 </file>
 
 <file path=word/endnotes.xml><?xml version="1.0" encoding="utf-8"?>
-<w:endnotes xmlns:wpc="http://schemas.microsoft.com/office/word/2010/wordprocessingCanvas" xmlns:cx="http://schemas.microsoft.com/office/drawing/2014/chartex" xmlns:cx1="http://schemas.microsoft.com/office/drawing/2015/9/8/chartex" xmlns:cx2="http://schemas.microsoft.com/office/drawing/2015/10/21/chartex" xmlns:cx3="http://schemas.microsoft.com/office/drawing/2016/5/9/chartex" xmlns:cx4="http://schemas.microsoft.com/office/drawing/2016/5/10/chartex" xmlns:cx5="http://schemas.microsoft.com/office/drawing/2016/5/11/chartex" xmlns:cx6="http://schemas.microsoft.com/office/drawing/2016/5/12/chartex" xmlns:cx7="http://schemas.microsoft.com/office/drawing/2016/5/13/chartex" xmlns:cx8="http://schemas.microsoft.com/office/drawing/2016/5/14/chartex" xmlns:mc="http://schemas.openxmlformats.org/markup-compatibility/2006" xmlns:aink="http://schemas.microsoft.com/office/drawing/2016/ink" xmlns:am3d="http://schemas.microsoft.com/office/drawing/2017/model3d" xmlns:o="urn:schemas-microsoft-com:office:office" xmlns:r="http://schemas.openxmlformats.org/officeDocument/2006/relationships" xmlns:m="http://schemas.openxmlformats.org/officeDocument/2006/math" xmlns:v="urn:schemas-microsoft-com:vml" xmlns:wp14="http://schemas.microsoft.com/office/word/2010/wordprocessingDrawing" xmlns:wp="http://schemas.openxmlformats.org/drawingml/2006/wordprocessingDrawing" xmlns:w10="urn:schemas-microsoft-com:office:word" xmlns:w="http://schemas.openxmlformats.org/wordprocessingml/2006/main" xmlns:w14="http://schemas.microsoft.com/office/word/2010/wordml" xmlns:w15="http://schemas.microsoft.com/office/word/2012/wordml" xmlns:w16cex="http://schemas.microsoft.com/office/word/2018/wordml/cex" xmlns:w16cid="http://schemas.microsoft.com/office/word/2016/wordml/cid" xmlns:w16="http://schemas.microsoft.com/office/word/2018/wordml" xmlns:w16sdtdh="http://schemas.microsoft.com/office/word/2020/wordml/sdtdatahash" xmlns:w16se="http://schemas.microsoft.com/office/word/2015/wordml/symex" xmlns:wpg="http://schemas.microsoft.com/office/word/2010/wordprocessingGroup" xmlns:wpi="http://schemas.microsoft.com/office/word/2010/wordprocessingInk" xmlns:wne="http://schemas.microsoft.com/office/word/2006/wordml" xmlns:wps="http://schemas.microsoft.com/office/word/2010/wordprocessingShape" mc:Ignorable="w14 w15 w16se w16cid w16 w16cex w16sdtdh wp14">
+<w:endnotes xmlns:wpc="http://schemas.microsoft.com/office/word/2010/wordprocessingCanvas" xmlns:cx="http://schemas.microsoft.com/office/drawing/2014/chartex" xmlns:cx1="http://schemas.microsoft.com/office/drawing/2015/9/8/chartex" xmlns:cx2="http://schemas.microsoft.com/office/drawing/2015/10/21/chartex" xmlns:cx3="http://schemas.microsoft.com/office/drawing/2016/5/9/chartex" xmlns:cx4="http://schemas.microsoft.com/office/drawing/2016/5/10/chartex" xmlns:cx5="http://schemas.microsoft.com/office/drawing/2016/5/11/chartex" xmlns:cx6="http://schemas.microsoft.com/office/drawing/2016/5/12/chartex" xmlns:cx7="http://schemas.microsoft.com/office/drawing/2016/5/13/chartex" xmlns:cx8="http://schemas.microsoft.com/office/drawing/2016/5/14/chartex" xmlns:mc="http://schemas.openxmlformats.org/markup-compatibility/2006" xmlns:aink="http://schemas.microsoft.com/office/drawing/2016/ink" xmlns:am3d="http://schemas.microsoft.com/office/drawing/2017/model3d" xmlns:o="urn:schemas-microsoft-com:office:office" xmlns:oel="http://schemas.microsoft.com/office/2019/extlst" xmlns:r="http://schemas.openxmlformats.org/officeDocument/2006/relationships" xmlns:m="http://schemas.openxmlformats.org/officeDocument/2006/math" xmlns:v="urn:schemas-microsoft-com:vml" xmlns:wp14="http://schemas.microsoft.com/office/word/2010/wordprocessingDrawing" xmlns:wp="http://schemas.openxmlformats.org/drawingml/2006/wordprocessingDrawing" xmlns:w10="urn:schemas-microsoft-com:office:word" xmlns:w="http://schemas.openxmlformats.org/wordprocessingml/2006/main" xmlns:w14="http://schemas.microsoft.com/office/word/2010/wordml" xmlns:w15="http://schemas.microsoft.com/office/word/2012/wordml" xmlns:w16cex="http://schemas.microsoft.com/office/word/2018/wordml/cex" xmlns:w16cid="http://schemas.microsoft.com/office/word/2016/wordml/cid" xmlns:w16="http://schemas.microsoft.com/office/word/2018/wordml" xmlns:w16du="http://schemas.microsoft.com/office/word/2023/wordml/word16du" xmlns:w16sdtdh="http://schemas.microsoft.com/office/word/2020/wordml/sdtdatahash" xmlns:w16sdtfl="http://schemas.microsoft.com/office/word/2024/wordml/sdtformatlock" xmlns:w16se="http://schemas.microsoft.com/office/word/2015/wordml/symex" xmlns:wpg="http://schemas.microsoft.com/office/word/2010/wordprocessingGroup" xmlns:wpi="http://schemas.microsoft.com/office/word/2010/wordprocessingInk" xmlns:wne="http://schemas.microsoft.com/office/word/2006/wordml" xmlns:wps="http://schemas.microsoft.com/office/word/2010/wordprocessingShape" mc:Ignorable="w14 w15 w16se w16cid w16 w16cex w16sdtdh w16sdtfl w16du wp14">
   <w:endnote w:type="separator" w:id="-1">
     <w:p>
       <w:pPr>
@@ -11072,7 +11135,7 @@
 </file>
 
 <file path=word/footer1.xml><?xml version="1.0" encoding="utf-8"?>
-<w:ftr xmlns:wpc="http://schemas.microsoft.com/office/word/2010/wordprocessingCanvas" xmlns:cx="http://schemas.microsoft.com/office/drawing/2014/chartex" xmlns:cx1="http://schemas.microsoft.com/office/drawing/2015/9/8/chartex" xmlns:cx2="http://schemas.microsoft.com/office/drawing/2015/10/21/chartex" xmlns:cx3="http://schemas.microsoft.com/office/drawing/2016/5/9/chartex" xmlns:cx4="http://schemas.microsoft.com/office/drawing/2016/5/10/chartex" xmlns:cx5="http://schemas.microsoft.com/office/drawing/2016/5/11/chartex" xmlns:cx6="http://schemas.microsoft.com/office/drawing/2016/5/12/chartex" xmlns:cx7="http://schemas.microsoft.com/office/drawing/2016/5/13/chartex" xmlns:cx8="http://schemas.microsoft.com/office/drawing/2016/5/14/chartex" xmlns:mc="http://schemas.openxmlformats.org/markup-compatibility/2006" xmlns:aink="http://schemas.microsoft.com/office/drawing/2016/ink" xmlns:am3d="http://schemas.microsoft.com/office/drawing/2017/model3d" xmlns:o="urn:schemas-microsoft-com:office:office" xmlns:r="http://schemas.openxmlformats.org/officeDocument/2006/relationships" xmlns:m="http://schemas.openxmlformats.org/officeDocument/2006/math" xmlns:v="urn:schemas-microsoft-com:vml" xmlns:wp14="http://schemas.microsoft.com/office/word/2010/wordprocessingDrawing" xmlns:wp="http://schemas.openxmlformats.org/drawingml/2006/wordprocessingDrawing" xmlns:w10="urn:schemas-microsoft-com:office:word" xmlns:w="http://schemas.openxmlformats.org/wordprocessingml/2006/main" xmlns:w14="http://schemas.microsoft.com/office/word/2010/wordml" xmlns:w15="http://schemas.microsoft.com/office/word/2012/wordml" xmlns:w16cex="http://schemas.microsoft.com/office/word/2018/wordml/cex" xmlns:w16cid="http://schemas.microsoft.com/office/word/2016/wordml/cid" xmlns:w16="http://schemas.microsoft.com/office/word/2018/wordml" xmlns:w16sdtdh="http://schemas.microsoft.com/office/word/2020/wordml/sdtdatahash" xmlns:w16se="http://schemas.microsoft.com/office/word/2015/wordml/symex" xmlns:wpg="http://schemas.microsoft.com/office/word/2010/wordprocessingGroup" xmlns:wpi="http://schemas.microsoft.com/office/word/2010/wordprocessingInk" xmlns:wne="http://schemas.microsoft.com/office/word/2006/wordml" xmlns:wps="http://schemas.microsoft.com/office/word/2010/wordprocessingShape" mc:Ignorable="w14 w15 w16se w16cid w16 w16cex w16sdtdh wp14">
+<w:ftr xmlns:wpc="http://schemas.microsoft.com/office/word/2010/wordprocessingCanvas" xmlns:cx="http://schemas.microsoft.com/office/drawing/2014/chartex" xmlns:cx1="http://schemas.microsoft.com/office/drawing/2015/9/8/chartex" xmlns:cx2="http://schemas.microsoft.com/office/drawing/2015/10/21/chartex" xmlns:cx3="http://schemas.microsoft.com/office/drawing/2016/5/9/chartex" xmlns:cx4="http://schemas.microsoft.com/office/drawing/2016/5/10/chartex" xmlns:cx5="http://schemas.microsoft.com/office/drawing/2016/5/11/chartex" xmlns:cx6="http://schemas.microsoft.com/office/drawing/2016/5/12/chartex" xmlns:cx7="http://schemas.microsoft.com/office/drawing/2016/5/13/chartex" xmlns:cx8="http://schemas.microsoft.com/office/drawing/2016/5/14/chartex" xmlns:mc="http://schemas.openxmlformats.org/markup-compatibility/2006" xmlns:aink="http://schemas.microsoft.com/office/drawing/2016/ink" xmlns:am3d="http://schemas.microsoft.com/office/drawing/2017/model3d" xmlns:o="urn:schemas-microsoft-com:office:office" xmlns:oel="http://schemas.microsoft.com/office/2019/extlst" xmlns:r="http://schemas.openxmlformats.org/officeDocument/2006/relationships" xmlns:m="http://schemas.openxmlformats.org/officeDocument/2006/math" xmlns:v="urn:schemas-microsoft-com:vml" xmlns:wp14="http://schemas.microsoft.com/office/word/2010/wordprocessingDrawing" xmlns:wp="http://schemas.openxmlformats.org/drawingml/2006/wordprocessingDrawing" xmlns:w10="urn:schemas-microsoft-com:office:word" xmlns:w="http://schemas.openxmlformats.org/wordprocessingml/2006/main" xmlns:w14="http://schemas.microsoft.com/office/word/2010/wordml" xmlns:w15="http://schemas.microsoft.com/office/word/2012/wordml" xmlns:w16cex="http://schemas.microsoft.com/office/word/2018/wordml/cex" xmlns:w16cid="http://schemas.microsoft.com/office/word/2016/wordml/cid" xmlns:w16="http://schemas.microsoft.com/office/word/2018/wordml" xmlns:w16du="http://schemas.microsoft.com/office/word/2023/wordml/word16du" xmlns:w16sdtdh="http://schemas.microsoft.com/office/word/2020/wordml/sdtdatahash" xmlns:w16sdtfl="http://schemas.microsoft.com/office/word/2024/wordml/sdtformatlock" xmlns:w16se="http://schemas.microsoft.com/office/word/2015/wordml/symex" xmlns:wpg="http://schemas.microsoft.com/office/word/2010/wordprocessingGroup" xmlns:wpi="http://schemas.microsoft.com/office/word/2010/wordprocessingInk" xmlns:wne="http://schemas.microsoft.com/office/word/2006/wordml" xmlns:wps="http://schemas.microsoft.com/office/word/2010/wordprocessingShape" mc:Ignorable="w14 w15 w16se w16cid w16 w16cex w16sdtdh w16sdtfl w16du wp14">
   <w:p>
     <w:pPr>
       <w:spacing w:line="240" w:lineRule="auto"/>
@@ -11105,7 +11168,7 @@
 </file>
 
 <file path=word/footnotes.xml><?xml version="1.0" encoding="utf-8"?>
-<w:footnotes xmlns:wpc="http://schemas.microsoft.com/office/word/2010/wordprocessingCanvas" xmlns:cx="http://schemas.microsoft.com/office/drawing/2014/chartex" xmlns:cx1="http://schemas.microsoft.com/office/drawing/2015/9/8/chartex" xmlns:cx2="http://schemas.microsoft.com/office/drawing/2015/10/21/chartex" xmlns:cx3="http://schemas.microsoft.com/office/drawing/2016/5/9/chartex" xmlns:cx4="http://schemas.microsoft.com/office/drawing/2016/5/10/chartex" xmlns:cx5="http://schemas.microsoft.com/office/drawing/2016/5/11/chartex" xmlns:cx6="http://schemas.microsoft.com/office/drawing/2016/5/12/chartex" xmlns:cx7="http://schemas.microsoft.com/office/drawing/2016/5/13/chartex" xmlns:cx8="http://schemas.microsoft.com/office/drawing/2016/5/14/chartex" xmlns:mc="http://schemas.openxmlformats.org/markup-compatibility/2006" xmlns:aink="http://schemas.microsoft.com/office/drawing/2016/ink" xmlns:am3d="http://schemas.microsoft.com/office/drawing/2017/model3d" xmlns:o="urn:schemas-microsoft-com:office:office" xmlns:r="http://schemas.openxmlformats.org/officeDocument/2006/relationships" xmlns:m="http://schemas.openxmlformats.org/officeDocument/2006/math" xmlns:v="urn:schemas-microsoft-com:vml" xmlns:wp14="http://schemas.microsoft.com/office/word/2010/wordprocessingDrawing" xmlns:wp="http://schemas.openxmlformats.org/drawingml/2006/wordprocessingDrawing" xmlns:w10="urn:schemas-microsoft-com:office:word" xmlns:w="http://schemas.openxmlformats.org/wordprocessingml/2006/main" xmlns:w14="http://schemas.microsoft.com/office/word/2010/wordml" xmlns:w15="http://schemas.microsoft.com/office/word/2012/wordml" xmlns:w16cex="http://schemas.microsoft.com/office/word/2018/wordml/cex" xmlns:w16cid="http://schemas.microsoft.com/office/word/2016/wordml/cid" xmlns:w16="http://schemas.microsoft.com/office/word/2018/wordml" xmlns:w16sdtdh="http://schemas.microsoft.com/office/word/2020/wordml/sdtdatahash" xmlns:w16se="http://schemas.microsoft.com/office/word/2015/wordml/symex" xmlns:wpg="http://schemas.microsoft.com/office/word/2010/wordprocessingGroup" xmlns:wpi="http://schemas.microsoft.com/office/word/2010/wordprocessingInk" xmlns:wne="http://schemas.microsoft.com/office/word/2006/wordml" xmlns:wps="http://schemas.microsoft.com/office/word/2010/wordprocessingShape" mc:Ignorable="w14 w15 w16se w16cid w16 w16cex w16sdtdh wp14">
+<w:footnotes xmlns:wpc="http://schemas.microsoft.com/office/word/2010/wordprocessingCanvas" xmlns:cx="http://schemas.microsoft.com/office/drawing/2014/chartex" xmlns:cx1="http://schemas.microsoft.com/office/drawing/2015/9/8/chartex" xmlns:cx2="http://schemas.microsoft.com/office/drawing/2015/10/21/chartex" xmlns:cx3="http://schemas.microsoft.com/office/drawing/2016/5/9/chartex" xmlns:cx4="http://schemas.microsoft.com/office/drawing/2016/5/10/chartex" xmlns:cx5="http://schemas.microsoft.com/office/drawing/2016/5/11/chartex" xmlns:cx6="http://schemas.microsoft.com/office/drawing/2016/5/12/chartex" xmlns:cx7="http://schemas.microsoft.com/office/drawing/2016/5/13/chartex" xmlns:cx8="http://schemas.microsoft.com/office/drawing/2016/5/14/chartex" xmlns:mc="http://schemas.openxmlformats.org/markup-compatibility/2006" xmlns:aink="http://schemas.microsoft.com/office/drawing/2016/ink" xmlns:am3d="http://schemas.microsoft.com/office/drawing/2017/model3d" xmlns:o="urn:schemas-microsoft-com:office:office" xmlns:oel="http://schemas.microsoft.com/office/2019/extlst" xmlns:r="http://schemas.openxmlformats.org/officeDocument/2006/relationships" xmlns:m="http://schemas.openxmlformats.org/officeDocument/2006/math" xmlns:v="urn:schemas-microsoft-com:vml" xmlns:wp14="http://schemas.microsoft.com/office/word/2010/wordprocessingDrawing" xmlns:wp="http://schemas.openxmlformats.org/drawingml/2006/wordprocessingDrawing" xmlns:w10="urn:schemas-microsoft-com:office:word" xmlns:w="http://schemas.openxmlformats.org/wordprocessingml/2006/main" xmlns:w14="http://schemas.microsoft.com/office/word/2010/wordml" xmlns:w15="http://schemas.microsoft.com/office/word/2012/wordml" xmlns:w16cex="http://schemas.microsoft.com/office/word/2018/wordml/cex" xmlns:w16cid="http://schemas.microsoft.com/office/word/2016/wordml/cid" xmlns:w16="http://schemas.microsoft.com/office/word/2018/wordml" xmlns:w16du="http://schemas.microsoft.com/office/word/2023/wordml/word16du" xmlns:w16sdtdh="http://schemas.microsoft.com/office/word/2020/wordml/sdtdatahash" xmlns:w16sdtfl="http://schemas.microsoft.com/office/word/2024/wordml/sdtformatlock" xmlns:w16se="http://schemas.microsoft.com/office/word/2015/wordml/symex" xmlns:wpg="http://schemas.microsoft.com/office/word/2010/wordprocessingGroup" xmlns:wpi="http://schemas.microsoft.com/office/word/2010/wordprocessingInk" xmlns:wne="http://schemas.microsoft.com/office/word/2006/wordml" xmlns:wps="http://schemas.microsoft.com/office/word/2010/wordprocessingShape" mc:Ignorable="w14 w15 w16se w16cid w16 w16cex w16sdtdh w16sdtfl w16du wp14">
   <w:footnote w:type="separator" w:id="-1">
     <w:p>
       <w:pPr>
@@ -11130,7 +11193,7 @@
 </file>
 
 <file path=word/numbering.xml><?xml version="1.0" encoding="utf-8"?>
-<w:numbering xmlns:wpc="http://schemas.microsoft.com/office/word/2010/wordprocessingCanvas" xmlns:cx="http://schemas.microsoft.com/office/drawing/2014/chartex" xmlns:cx1="http://schemas.microsoft.com/office/drawing/2015/9/8/chartex" xmlns:cx2="http://schemas.microsoft.com/office/drawing/2015/10/21/chartex" xmlns:cx3="http://schemas.microsoft.com/office/drawing/2016/5/9/chartex" xmlns:cx4="http://schemas.microsoft.com/office/drawing/2016/5/10/chartex" xmlns:cx5="http://schemas.microsoft.com/office/drawing/2016/5/11/chartex" xmlns:cx6="http://schemas.microsoft.com/office/drawing/2016/5/12/chartex" xmlns:cx7="http://schemas.microsoft.com/office/drawing/2016/5/13/chartex" xmlns:cx8="http://schemas.microsoft.com/office/drawing/2016/5/14/chartex" xmlns:mc="http://schemas.openxmlformats.org/markup-compatibility/2006" xmlns:aink="http://schemas.microsoft.com/office/drawing/2016/ink" xmlns:am3d="http://schemas.microsoft.com/office/drawing/2017/model3d" xmlns:o="urn:schemas-microsoft-com:office:office" xmlns:r="http://schemas.openxmlformats.org/officeDocument/2006/relationships" xmlns:m="http://schemas.openxmlformats.org/officeDocument/2006/math" xmlns:v="urn:schemas-microsoft-com:vml" xmlns:wp14="http://schemas.microsoft.com/office/word/2010/wordprocessingDrawing" xmlns:wp="http://schemas.openxmlformats.org/drawingml/2006/wordprocessingDrawing" xmlns:w10="urn:schemas-microsoft-com:office:word" xmlns:w="http://schemas.openxmlformats.org/wordprocessingml/2006/main" xmlns:w14="http://schemas.microsoft.com/office/word/2010/wordml" xmlns:w15="http://schemas.microsoft.com/office/word/2012/wordml" xmlns:w16cex="http://schemas.microsoft.com/office/word/2018/wordml/cex" xmlns:w16cid="http://schemas.microsoft.com/office/word/2016/wordml/cid" xmlns:w16="http://schemas.microsoft.com/office/word/2018/wordml" xmlns:w16sdtdh="http://schemas.microsoft.com/office/word/2020/wordml/sdtdatahash" xmlns:w16se="http://schemas.microsoft.com/office/word/2015/wordml/symex" xmlns:wpg="http://schemas.microsoft.com/office/word/2010/wordprocessingGroup" xmlns:wpi="http://schemas.microsoft.com/office/word/2010/wordprocessingInk" xmlns:wne="http://schemas.microsoft.com/office/word/2006/wordml" xmlns:wps="http://schemas.microsoft.com/office/word/2010/wordprocessingShape" mc:Ignorable="w14 w15 w16se w16cid w16 w16cex w16sdtdh wp14">
+<w:numbering xmlns:wpc="http://schemas.microsoft.com/office/word/2010/wordprocessingCanvas" xmlns:cx="http://schemas.microsoft.com/office/drawing/2014/chartex" xmlns:cx1="http://schemas.microsoft.com/office/drawing/2015/9/8/chartex" xmlns:cx2="http://schemas.microsoft.com/office/drawing/2015/10/21/chartex" xmlns:cx3="http://schemas.microsoft.com/office/drawing/2016/5/9/chartex" xmlns:cx4="http://schemas.microsoft.com/office/drawing/2016/5/10/chartex" xmlns:cx5="http://schemas.microsoft.com/office/drawing/2016/5/11/chartex" xmlns:cx6="http://schemas.microsoft.com/office/drawing/2016/5/12/chartex" xmlns:cx7="http://schemas.microsoft.com/office/drawing/2016/5/13/chartex" xmlns:cx8="http://schemas.microsoft.com/office/drawing/2016/5/14/chartex" xmlns:mc="http://schemas.openxmlformats.org/markup-compatibility/2006" xmlns:aink="http://schemas.microsoft.com/office/drawing/2016/ink" xmlns:am3d="http://schemas.microsoft.com/office/drawing/2017/model3d" xmlns:o="urn:schemas-microsoft-com:office:office" xmlns:oel="http://schemas.microsoft.com/office/2019/extlst" xmlns:r="http://schemas.openxmlformats.org/officeDocument/2006/relationships" xmlns:m="http://schemas.openxmlformats.org/officeDocument/2006/math" xmlns:v="urn:schemas-microsoft-com:vml" xmlns:wp14="http://schemas.microsoft.com/office/word/2010/wordprocessingDrawing" xmlns:wp="http://schemas.openxmlformats.org/drawingml/2006/wordprocessingDrawing" xmlns:w10="urn:schemas-microsoft-com:office:word" xmlns:w="http://schemas.openxmlformats.org/wordprocessingml/2006/main" xmlns:w14="http://schemas.microsoft.com/office/word/2010/wordml" xmlns:w15="http://schemas.microsoft.com/office/word/2012/wordml" xmlns:w16cex="http://schemas.microsoft.com/office/word/2018/wordml/cex" xmlns:w16cid="http://schemas.microsoft.com/office/word/2016/wordml/cid" xmlns:w16="http://schemas.microsoft.com/office/word/2018/wordml" xmlns:w16du="http://schemas.microsoft.com/office/word/2023/wordml/word16du" xmlns:w16sdtdh="http://schemas.microsoft.com/office/word/2020/wordml/sdtdatahash" xmlns:w16sdtfl="http://schemas.microsoft.com/office/word/2024/wordml/sdtformatlock" xmlns:w16se="http://schemas.microsoft.com/office/word/2015/wordml/symex" xmlns:wpg="http://schemas.microsoft.com/office/word/2010/wordprocessingGroup" xmlns:wpi="http://schemas.microsoft.com/office/word/2010/wordprocessingInk" xmlns:wne="http://schemas.microsoft.com/office/word/2006/wordml" xmlns:wps="http://schemas.microsoft.com/office/word/2010/wordprocessingShape" mc:Ignorable="w14 w15 w16se w16cid w16 w16cex w16sdtdh w16sdtfl w16du wp14">
   <w:abstractNum w:abstractNumId="0" w15:restartNumberingAfterBreak="0">
     <w:nsid w:val="13512DF0"/>
     <w:multiLevelType w:val="hybridMultilevel"/>
@@ -11343,14 +11406,14 @@
       </w:rPr>
     </w:lvl>
   </w:abstractNum>
-  <w:num w:numId="1">
+  <w:num w:numId="1" w16cid:durableId="676419403">
     <w:abstractNumId w:val="0"/>
   </w:num>
 </w:numbering>
 </file>
 
 <file path=word/styles.xml><?xml version="1.0" encoding="utf-8"?>
-<w:styles xmlns:mc="http://schemas.openxmlformats.org/markup-compatibility/2006" xmlns:r="http://schemas.openxmlformats.org/officeDocument/2006/relationships" xmlns:w="http://schemas.openxmlformats.org/wordprocessingml/2006/main" xmlns:w14="http://schemas.microsoft.com/office/word/2010/wordml" xmlns:w15="http://schemas.microsoft.com/office/word/2012/wordml" xmlns:w16cex="http://schemas.microsoft.com/office/word/2018/wordml/cex" xmlns:w16cid="http://schemas.microsoft.com/office/word/2016/wordml/cid" xmlns:w16="http://schemas.microsoft.com/office/word/2018/wordml" xmlns:w16sdtdh="http://schemas.microsoft.com/office/word/2020/wordml/sdtdatahash" xmlns:w16se="http://schemas.microsoft.com/office/word/2015/wordml/symex" mc:Ignorable="w14 w15 w16se w16cid w16 w16cex w16sdtdh">
+<w:styles xmlns:mc="http://schemas.openxmlformats.org/markup-compatibility/2006" xmlns:r="http://schemas.openxmlformats.org/officeDocument/2006/relationships" xmlns:w="http://schemas.openxmlformats.org/wordprocessingml/2006/main" xmlns:w14="http://schemas.microsoft.com/office/word/2010/wordml" xmlns:w15="http://schemas.microsoft.com/office/word/2012/wordml" xmlns:w16cex="http://schemas.microsoft.com/office/word/2018/wordml/cex" xmlns:w16cid="http://schemas.microsoft.com/office/word/2016/wordml/cid" xmlns:w16="http://schemas.microsoft.com/office/word/2018/wordml" xmlns:w16du="http://schemas.microsoft.com/office/word/2023/wordml/word16du" xmlns:w16sdtdh="http://schemas.microsoft.com/office/word/2020/wordml/sdtdatahash" xmlns:w16sdtfl="http://schemas.microsoft.com/office/word/2024/wordml/sdtformatlock" xmlns:w16se="http://schemas.microsoft.com/office/word/2015/wordml/symex" mc:Ignorable="w14 w15 w16se w16cid w16 w16cex w16sdtdh w16sdtfl w16du">
   <w:docDefaults>
     <w:rPrDefault>
       <w:rPr>
